--- a/templates/B81_B24_ONLY.docx
+++ b/templates/B81_B24_ONLY.docx
@@ -1,6 +1,6 @@
 
 <file path=word/document.xml><?xml version="1.0" encoding="utf-8"?>
-<w:document xmlns:wpc="http://schemas.microsoft.com/office/word/2010/wordprocessingCanvas" xmlns:cx="http://schemas.microsoft.com/office/drawing/2014/chartex" xmlns:cx1="http://schemas.microsoft.com/office/drawing/2015/9/8/chartex" xmlns:cx2="http://schemas.microsoft.com/office/drawing/2015/10/21/chartex" xmlns:cx3="http://schemas.microsoft.com/office/drawing/2016/5/9/chartex" xmlns:cx4="http://schemas.microsoft.com/office/drawing/2016/5/10/chartex" xmlns:cx5="http://schemas.microsoft.com/office/drawing/2016/5/11/chartex" xmlns:cx6="http://schemas.microsoft.com/office/drawing/2016/5/12/chartex" xmlns:cx7="http://schemas.microsoft.com/office/drawing/2016/5/13/chartex" xmlns:cx8="http://schemas.microsoft.com/office/drawing/2016/5/14/chartex" xmlns:mc="http://schemas.openxmlformats.org/markup-compatibility/2006" xmlns:aink="http://schemas.microsoft.com/office/drawing/2016/ink" xmlns:am3d="http://schemas.microsoft.com/office/drawing/2017/model3d" xmlns:o="urn:schemas-microsoft-com:office:office" xmlns:oel="http://schemas.microsoft.com/office/2019/extlst" xmlns:r="http://schemas.openxmlformats.org/officeDocument/2006/relationships" xmlns:m="http://schemas.openxmlformats.org/officeDocument/2006/math" xmlns:v="urn:schemas-microsoft-com:vml" xmlns:wp14="http://schemas.microsoft.com/office/word/2010/wordprocessingDrawing" xmlns:wp="http://schemas.openxmlformats.org/drawingml/2006/wordprocessingDrawing" xmlns:w10="urn:schemas-microsoft-com:office:word" xmlns:w="http://schemas.openxmlformats.org/wordprocessingml/2006/main" xmlns:w14="http://schemas.microsoft.com/office/word/2010/wordml" xmlns:w15="http://schemas.microsoft.com/office/word/2012/wordml" xmlns:w16cex="http://schemas.microsoft.com/office/word/2018/wordml/cex" xmlns:w16cid="http://schemas.microsoft.com/office/word/2016/wordml/cid" xmlns:w16="http://schemas.microsoft.com/office/word/2018/wordml" xmlns:w16sdtdh="http://schemas.microsoft.com/office/word/2020/wordml/sdtdatahash" xmlns:w16se="http://schemas.microsoft.com/office/word/2015/wordml/symex" xmlns:wpg="http://schemas.microsoft.com/office/word/2010/wordprocessingGroup" xmlns:wpi="http://schemas.microsoft.com/office/word/2010/wordprocessingInk" xmlns:wne="http://schemas.microsoft.com/office/word/2006/wordml" xmlns:wps="http://schemas.microsoft.com/office/word/2010/wordprocessingShape" mc:Ignorable="w14 w15 w16se w16cid w16 w16cex w16sdtdh wp14">
+<w:document xmlns:wpc="http://schemas.microsoft.com/office/word/2010/wordprocessingCanvas" xmlns:cx="http://schemas.microsoft.com/office/drawing/2014/chartex" xmlns:cx1="http://schemas.microsoft.com/office/drawing/2015/9/8/chartex" xmlns:cx2="http://schemas.microsoft.com/office/drawing/2015/10/21/chartex" xmlns:cx3="http://schemas.microsoft.com/office/drawing/2016/5/9/chartex" xmlns:cx4="http://schemas.microsoft.com/office/drawing/2016/5/10/chartex" xmlns:cx5="http://schemas.microsoft.com/office/drawing/2016/5/11/chartex" xmlns:cx6="http://schemas.microsoft.com/office/drawing/2016/5/12/chartex" xmlns:cx7="http://schemas.microsoft.com/office/drawing/2016/5/13/chartex" xmlns:cx8="http://schemas.microsoft.com/office/drawing/2016/5/14/chartex" xmlns:mc="http://schemas.openxmlformats.org/markup-compatibility/2006" xmlns:aink="http://schemas.microsoft.com/office/drawing/2016/ink" xmlns:am3d="http://schemas.microsoft.com/office/drawing/2017/model3d" xmlns:o="urn:schemas-microsoft-com:office:office" xmlns:oel="http://schemas.microsoft.com/office/2019/extlst" xmlns:r="http://schemas.openxmlformats.org/officeDocument/2006/relationships" xmlns:m="http://schemas.openxmlformats.org/officeDocument/2006/math" xmlns:v="urn:schemas-microsoft-com:vml" xmlns:wp14="http://schemas.microsoft.com/office/word/2010/wordprocessingDrawing" xmlns:wp="http://schemas.openxmlformats.org/drawingml/2006/wordprocessingDrawing" xmlns:w10="urn:schemas-microsoft-com:office:word" xmlns:w="http://schemas.openxmlformats.org/wordprocessingml/2006/main" xmlns:w14="http://schemas.microsoft.com/office/word/2010/wordml" xmlns:w15="http://schemas.microsoft.com/office/word/2012/wordml" xmlns:w16cex="http://schemas.microsoft.com/office/word/2018/wordml/cex" xmlns:w16cid="http://schemas.microsoft.com/office/word/2016/wordml/cid" xmlns:w16="http://schemas.microsoft.com/office/word/2018/wordml" xmlns:w16du="http://schemas.microsoft.com/office/word/2023/wordml/word16du" xmlns:w16sdtdh="http://schemas.microsoft.com/office/word/2020/wordml/sdtdatahash" xmlns:w16sdtfl="http://schemas.microsoft.com/office/word/2024/wordml/sdtformatlock" xmlns:w16se="http://schemas.microsoft.com/office/word/2015/wordml/symex" xmlns:wpg="http://schemas.microsoft.com/office/word/2010/wordprocessingGroup" xmlns:wpi="http://schemas.microsoft.com/office/word/2010/wordprocessingInk" xmlns:wne="http://schemas.microsoft.com/office/word/2006/wordml" xmlns:wps="http://schemas.microsoft.com/office/word/2010/wordprocessingShape" mc:Ignorable="w14 w15 w16se w16cid w16 w16cex w16sdtdh w16sdtfl w16du wp14">
   <w:body>
     <w:p>
       <w:pPr>
@@ -116,7 +116,8 @@
         <w:gridCol w:w="2698"/>
         <w:gridCol w:w="257"/>
         <w:gridCol w:w="360"/>
-        <w:gridCol w:w="2250"/>
+        <w:gridCol w:w="2082"/>
+        <w:gridCol w:w="168"/>
         <w:gridCol w:w="180"/>
         <w:gridCol w:w="1980"/>
         <w:gridCol w:w="371"/>
@@ -130,7 +131,7 @@
         <w:tc>
           <w:tcPr>
             <w:tcW w:w="10795" w:type="dxa"/>
-            <w:gridSpan w:val="8"/>
+            <w:gridSpan w:val="9"/>
             <w:shd w:val="clear" w:color="auto" w:fill="D9D9D9" w:themeFill="background1" w:themeFillShade="D9"/>
             <w:vAlign w:val="center"/>
           </w:tcPr>
@@ -154,7 +155,25 @@
                 <w:sz w:val="20"/>
                 <w:szCs w:val="20"/>
               </w:rPr>
-              <w:t>Qualification of Tank Car Tank (using B24 Activity Code Test Plate)</w:t>
+              <w:t>Qualification of Tank Car Tank (using B24 Activity Code Test Plate</w:t>
+            </w:r>
+            <w:r>
+              <w:rPr>
+                <w:rFonts w:ascii="Arial" w:hAnsi="Arial" w:cs="Arial"/>
+                <w:b/>
+                <w:sz w:val="20"/>
+                <w:szCs w:val="20"/>
+              </w:rPr>
+              <w:t xml:space="preserve"> or Tank Car</w:t>
+            </w:r>
+            <w:r>
+              <w:rPr>
+                <w:rFonts w:ascii="Arial" w:hAnsi="Arial" w:cs="Arial"/>
+                <w:b/>
+                <w:sz w:val="20"/>
+                <w:szCs w:val="20"/>
+              </w:rPr>
+              <w:t>)</w:t>
             </w:r>
           </w:p>
         </w:tc>
@@ -166,8 +185,8 @@
         </w:trPr>
         <w:tc>
           <w:tcPr>
-            <w:tcW w:w="10795" w:type="dxa"/>
-            <w:gridSpan w:val="8"/>
+            <w:tcW w:w="5397" w:type="dxa"/>
+            <w:gridSpan w:val="4"/>
             <w:shd w:val="clear" w:color="auto" w:fill="D9D9D9" w:themeFill="background1" w:themeFillShade="D9"/>
             <w:vAlign w:val="center"/>
           </w:tcPr>
@@ -179,21 +198,73 @@
               <w:jc w:val="center"/>
               <w:rPr>
                 <w:rFonts w:ascii="Arial" w:hAnsi="Arial" w:cs="Arial"/>
-                <w:sz w:val="20"/>
-                <w:szCs w:val="20"/>
-              </w:rPr>
-            </w:pPr>
-            <w:r>
-              <w:rPr>
-                <w:rFonts w:ascii="Arial" w:hAnsi="Arial" w:cs="Arial"/>
                 <w:b/>
                 <w:sz w:val="20"/>
                 <w:szCs w:val="20"/>
               </w:rPr>
-              <w:t>CAR OWNER PERMISSIONS</w:t>
-            </w:r>
-          </w:p>
-        </w:tc>
+            </w:pPr>
+            <w:r>
+              <w:rPr>
+                <w:rFonts w:ascii="Arial" w:hAnsi="Arial" w:cs="Arial"/>
+                <w:sz w:val="20"/>
+                <w:szCs w:val="20"/>
+              </w:rPr>
+              <w:t>Demonstrated on Test Plate or Tank Car Tank</w:t>
+            </w:r>
+          </w:p>
+        </w:tc>
+        <w:sdt>
+          <w:sdtPr>
+            <w:rPr>
+              <w:rFonts w:ascii="Arial" w:hAnsi="Arial" w:cs="Arial"/>
+              <w:bCs/>
+              <w:sz w:val="20"/>
+              <w:szCs w:val="20"/>
+            </w:rPr>
+            <w:alias w:val="Demonstration Type"/>
+            <w:tag w:val="Demonstration Type"/>
+            <w:id w:val="-673494047"/>
+            <w:placeholder>
+              <w:docPart w:val="5A29308900D7425C98581548610EC6C3"/>
+            </w:placeholder>
+            <w:showingPlcHdr/>
+            <w:dropDownList>
+              <w:listItem w:value="Choose an item."/>
+              <w:listItem w:displayText="Tank Car Tank" w:value="Tank Car Tank"/>
+              <w:listItem w:displayText="Tank Car Tank Test Plate" w:value="Tank Car Tank Test Plate"/>
+            </w:dropDownList>
+          </w:sdtPr>
+          <w:sdtEndPr/>
+          <w:sdtContent>
+            <w:tc>
+              <w:tcPr>
+                <w:tcW w:w="5398" w:type="dxa"/>
+                <w:gridSpan w:val="5"/>
+                <w:vAlign w:val="center"/>
+              </w:tcPr>
+              <w:p>
+                <w:pPr>
+                  <w:pStyle w:val="ListParagraph"/>
+                  <w:ind w:left="53"/>
+                  <w:contextualSpacing w:val="0"/>
+                  <w:jc w:val="center"/>
+                  <w:rPr>
+                    <w:rFonts w:ascii="Arial" w:hAnsi="Arial" w:cs="Arial"/>
+                    <w:b/>
+                    <w:sz w:val="20"/>
+                    <w:szCs w:val="20"/>
+                  </w:rPr>
+                </w:pPr>
+                <w:r>
+                  <w:rPr>
+                    <w:rStyle w:val="PlaceholderText"/>
+                  </w:rPr>
+                  <w:t>Choose an item.</w:t>
+                </w:r>
+              </w:p>
+            </w:tc>
+          </w:sdtContent>
+        </w:sdt>
       </w:tr>
       <w:tr>
         <w:trPr>
@@ -202,8 +273,8 @@
         </w:trPr>
         <w:tc>
           <w:tcPr>
-            <w:tcW w:w="2955" w:type="dxa"/>
-            <w:gridSpan w:val="2"/>
+            <w:tcW w:w="10795" w:type="dxa"/>
+            <w:gridSpan w:val="9"/>
             <w:shd w:val="clear" w:color="auto" w:fill="D9D9D9" w:themeFill="background1" w:themeFillShade="D9"/>
             <w:vAlign w:val="center"/>
           </w:tcPr>
@@ -222,121 +293,11 @@
             <w:r>
               <w:rPr>
                 <w:rFonts w:ascii="Arial" w:hAnsi="Arial" w:cs="Arial"/>
-                <w:sz w:val="20"/>
-                <w:szCs w:val="20"/>
-              </w:rPr>
-              <w:t>Tank Car Owner (TCO)</w:t>
-            </w:r>
-          </w:p>
-          <w:p>
-            <w:pPr>
-              <w:pStyle w:val="ListParagraph"/>
-              <w:ind w:left="53"/>
-              <w:contextualSpacing w:val="0"/>
-              <w:jc w:val="center"/>
-              <w:rPr>
-                <w:rFonts w:ascii="Arial" w:hAnsi="Arial" w:cs="Arial"/>
-                <w:sz w:val="20"/>
-                <w:szCs w:val="20"/>
-              </w:rPr>
-            </w:pPr>
-            <w:r>
-              <w:rPr>
-                <w:rFonts w:ascii="Arial" w:hAnsi="Arial" w:cs="Arial"/>
-                <w:sz w:val="20"/>
-                <w:szCs w:val="20"/>
-              </w:rPr>
-              <w:t>Name</w:t>
-            </w:r>
-          </w:p>
-        </w:tc>
-        <w:tc>
-          <w:tcPr>
-            <w:tcW w:w="2790" w:type="dxa"/>
-            <w:gridSpan w:val="3"/>
-            <w:shd w:val="clear" w:color="auto" w:fill="D9D9D9" w:themeFill="background1" w:themeFillShade="D9"/>
-            <w:vAlign w:val="center"/>
-          </w:tcPr>
-          <w:p>
-            <w:pPr>
-              <w:pStyle w:val="ListParagraph"/>
-              <w:ind w:left="53"/>
-              <w:contextualSpacing w:val="0"/>
-              <w:jc w:val="center"/>
-              <w:rPr>
-                <w:rFonts w:ascii="Arial" w:hAnsi="Arial" w:cs="Arial"/>
-                <w:sz w:val="20"/>
-                <w:szCs w:val="20"/>
-              </w:rPr>
-            </w:pPr>
-            <w:r>
-              <w:rPr>
-                <w:rFonts w:ascii="Arial" w:hAnsi="Arial" w:cs="Arial"/>
-                <w:sz w:val="20"/>
-                <w:szCs w:val="20"/>
-              </w:rPr>
-              <w:t>Date Permission</w:t>
-            </w:r>
-            <w:r>
-              <w:rPr>
-                <w:rFonts w:ascii="Arial" w:hAnsi="Arial" w:cs="Arial"/>
-                <w:sz w:val="20"/>
-                <w:szCs w:val="20"/>
-              </w:rPr>
-              <w:t>/Instruction</w:t>
-            </w:r>
-            <w:r>
-              <w:rPr>
-                <w:rFonts w:ascii="Arial" w:hAnsi="Arial" w:cs="Arial"/>
-                <w:sz w:val="20"/>
-                <w:szCs w:val="20"/>
-              </w:rPr>
-              <w:t xml:space="preserve"> Received from </w:t>
-            </w:r>
-            <w:r>
-              <w:rPr>
-                <w:rFonts w:ascii="Arial" w:hAnsi="Arial" w:cs="Arial"/>
-                <w:sz w:val="20"/>
-                <w:szCs w:val="20"/>
-              </w:rPr>
-              <w:t>TC</w:t>
-            </w:r>
-            <w:r>
-              <w:rPr>
-                <w:rFonts w:ascii="Arial" w:hAnsi="Arial" w:cs="Arial"/>
-                <w:sz w:val="20"/>
-                <w:szCs w:val="20"/>
-              </w:rPr>
-              <w:t>O</w:t>
-            </w:r>
-          </w:p>
-        </w:tc>
-        <w:tc>
-          <w:tcPr>
-            <w:tcW w:w="5050" w:type="dxa"/>
-            <w:gridSpan w:val="3"/>
-            <w:shd w:val="clear" w:color="auto" w:fill="D9D9D9" w:themeFill="background1" w:themeFillShade="D9"/>
-            <w:vAlign w:val="center"/>
-          </w:tcPr>
-          <w:p>
-            <w:pPr>
-              <w:pStyle w:val="ListParagraph"/>
-              <w:ind w:left="53"/>
-              <w:contextualSpacing w:val="0"/>
-              <w:jc w:val="center"/>
-              <w:rPr>
-                <w:rFonts w:ascii="Arial" w:hAnsi="Arial" w:cs="Arial"/>
-                <w:sz w:val="20"/>
-                <w:szCs w:val="20"/>
-              </w:rPr>
-            </w:pPr>
-            <w:r>
-              <w:rPr>
-                <w:rFonts w:ascii="Arial" w:hAnsi="Arial" w:cs="Arial"/>
-                <w:sz w:val="20"/>
-                <w:szCs w:val="20"/>
-              </w:rPr>
-              <w:t>Written Instructions from TCO</w:t>
+                <w:b/>
+                <w:sz w:val="20"/>
+                <w:szCs w:val="20"/>
+              </w:rPr>
+              <w:t>CAR OWNER PERMISSIONS</w:t>
             </w:r>
           </w:p>
         </w:tc>
@@ -350,7 +311,7 @@
           <w:tcPr>
             <w:tcW w:w="2955" w:type="dxa"/>
             <w:gridSpan w:val="2"/>
-            <w:shd w:val="clear" w:color="auto" w:fill="auto"/>
+            <w:shd w:val="clear" w:color="auto" w:fill="D9D9D9" w:themeFill="background1" w:themeFillShade="D9"/>
             <w:vAlign w:val="center"/>
           </w:tcPr>
           <w:p>
@@ -365,13 +326,42 @@
                 <w:szCs w:val="20"/>
               </w:rPr>
             </w:pPr>
+            <w:r>
+              <w:rPr>
+                <w:rFonts w:ascii="Arial" w:hAnsi="Arial" w:cs="Arial"/>
+                <w:sz w:val="20"/>
+                <w:szCs w:val="20"/>
+              </w:rPr>
+              <w:t>Tank Car Owner (TCO)</w:t>
+            </w:r>
+          </w:p>
+          <w:p>
+            <w:pPr>
+              <w:pStyle w:val="ListParagraph"/>
+              <w:ind w:left="53"/>
+              <w:contextualSpacing w:val="0"/>
+              <w:jc w:val="center"/>
+              <w:rPr>
+                <w:rFonts w:ascii="Arial" w:hAnsi="Arial" w:cs="Arial"/>
+                <w:sz w:val="20"/>
+                <w:szCs w:val="20"/>
+              </w:rPr>
+            </w:pPr>
+            <w:r>
+              <w:rPr>
+                <w:rFonts w:ascii="Arial" w:hAnsi="Arial" w:cs="Arial"/>
+                <w:sz w:val="20"/>
+                <w:szCs w:val="20"/>
+              </w:rPr>
+              <w:t>Name</w:t>
+            </w:r>
           </w:p>
         </w:tc>
         <w:tc>
           <w:tcPr>
             <w:tcW w:w="2790" w:type="dxa"/>
-            <w:gridSpan w:val="3"/>
-            <w:shd w:val="clear" w:color="auto" w:fill="auto"/>
+            <w:gridSpan w:val="4"/>
+            <w:shd w:val="clear" w:color="auto" w:fill="D9D9D9" w:themeFill="background1" w:themeFillShade="D9"/>
             <w:vAlign w:val="center"/>
           </w:tcPr>
           <w:p>
@@ -386,13 +376,127 @@
                 <w:szCs w:val="20"/>
               </w:rPr>
             </w:pPr>
+            <w:r>
+              <w:rPr>
+                <w:rFonts w:ascii="Arial" w:hAnsi="Arial" w:cs="Arial"/>
+                <w:sz w:val="20"/>
+                <w:szCs w:val="20"/>
+              </w:rPr>
+              <w:t>Date Permission</w:t>
+            </w:r>
+            <w:r>
+              <w:rPr>
+                <w:rFonts w:ascii="Arial" w:hAnsi="Arial" w:cs="Arial"/>
+                <w:sz w:val="20"/>
+                <w:szCs w:val="20"/>
+              </w:rPr>
+              <w:t>/Instruction</w:t>
+            </w:r>
+            <w:r>
+              <w:rPr>
+                <w:rFonts w:ascii="Arial" w:hAnsi="Arial" w:cs="Arial"/>
+                <w:sz w:val="20"/>
+                <w:szCs w:val="20"/>
+              </w:rPr>
+              <w:t xml:space="preserve"> Received from </w:t>
+            </w:r>
+            <w:r>
+              <w:rPr>
+                <w:rFonts w:ascii="Arial" w:hAnsi="Arial" w:cs="Arial"/>
+                <w:sz w:val="20"/>
+                <w:szCs w:val="20"/>
+              </w:rPr>
+              <w:t>TC</w:t>
+            </w:r>
+            <w:r>
+              <w:rPr>
+                <w:rFonts w:ascii="Arial" w:hAnsi="Arial" w:cs="Arial"/>
+                <w:sz w:val="20"/>
+                <w:szCs w:val="20"/>
+              </w:rPr>
+              <w:t>O</w:t>
+            </w:r>
           </w:p>
         </w:tc>
         <w:tc>
           <w:tcPr>
             <w:tcW w:w="5050" w:type="dxa"/>
             <w:gridSpan w:val="3"/>
-            <w:shd w:val="clear" w:color="auto" w:fill="auto"/>
+            <w:shd w:val="clear" w:color="auto" w:fill="D9D9D9" w:themeFill="background1" w:themeFillShade="D9"/>
+            <w:vAlign w:val="center"/>
+          </w:tcPr>
+          <w:p>
+            <w:pPr>
+              <w:pStyle w:val="ListParagraph"/>
+              <w:ind w:left="53"/>
+              <w:contextualSpacing w:val="0"/>
+              <w:jc w:val="center"/>
+              <w:rPr>
+                <w:rFonts w:ascii="Arial" w:hAnsi="Arial" w:cs="Arial"/>
+                <w:sz w:val="20"/>
+                <w:szCs w:val="20"/>
+              </w:rPr>
+            </w:pPr>
+            <w:r>
+              <w:rPr>
+                <w:rFonts w:ascii="Arial" w:hAnsi="Arial" w:cs="Arial"/>
+                <w:sz w:val="20"/>
+                <w:szCs w:val="20"/>
+              </w:rPr>
+              <w:t>Written Instructions from TCO</w:t>
+            </w:r>
+          </w:p>
+        </w:tc>
+      </w:tr>
+      <w:tr>
+        <w:trPr>
+          <w:trHeight w:val="350"/>
+          <w:jc w:val="center"/>
+        </w:trPr>
+        <w:tc>
+          <w:tcPr>
+            <w:tcW w:w="2955" w:type="dxa"/>
+            <w:gridSpan w:val="2"/>
+            <w:vAlign w:val="center"/>
+          </w:tcPr>
+          <w:p>
+            <w:pPr>
+              <w:pStyle w:val="ListParagraph"/>
+              <w:ind w:left="53"/>
+              <w:contextualSpacing w:val="0"/>
+              <w:jc w:val="center"/>
+              <w:rPr>
+                <w:rFonts w:ascii="Arial" w:hAnsi="Arial" w:cs="Arial"/>
+                <w:sz w:val="20"/>
+                <w:szCs w:val="20"/>
+              </w:rPr>
+            </w:pPr>
+          </w:p>
+        </w:tc>
+        <w:tc>
+          <w:tcPr>
+            <w:tcW w:w="2790" w:type="dxa"/>
+            <w:gridSpan w:val="4"/>
+            <w:vAlign w:val="center"/>
+          </w:tcPr>
+          <w:p>
+            <w:pPr>
+              <w:pStyle w:val="ListParagraph"/>
+              <w:ind w:left="53"/>
+              <w:contextualSpacing w:val="0"/>
+              <w:jc w:val="center"/>
+              <w:rPr>
+                <w:rFonts w:ascii="Arial" w:hAnsi="Arial" w:cs="Arial"/>
+                <w:sz w:val="20"/>
+                <w:szCs w:val="20"/>
+              </w:rPr>
+            </w:pPr>
+          </w:p>
+        </w:tc>
+        <w:tc>
+          <w:tcPr>
+            <w:tcW w:w="5050" w:type="dxa"/>
+            <w:gridSpan w:val="3"/>
             <w:vAlign w:val="center"/>
           </w:tcPr>
           <w:p>
@@ -418,7 +522,7 @@
                 <w:tag w:val="Select"/>
                 <w:id w:val="-817412277"/>
                 <w:placeholder>
-                  <w:docPart w:val="17EC992587BC4425865346D4DA9A1D19"/>
+                  <w:docPart w:val="7F69BEF0D6344CB686E554AF8E21E183"/>
                 </w:placeholder>
                 <w:showingPlcHdr/>
                 <w:dropDownList>
@@ -452,7 +556,7 @@
         <w:tc>
           <w:tcPr>
             <w:tcW w:w="10795" w:type="dxa"/>
-            <w:gridSpan w:val="8"/>
+            <w:gridSpan w:val="9"/>
             <w:shd w:val="clear" w:color="auto" w:fill="D9D9D9" w:themeFill="background1" w:themeFillShade="D9"/>
             <w:vAlign w:val="center"/>
           </w:tcPr>
@@ -517,7 +621,7 @@
         <w:tc>
           <w:tcPr>
             <w:tcW w:w="3047" w:type="dxa"/>
-            <w:gridSpan w:val="4"/>
+            <w:gridSpan w:val="5"/>
             <w:shd w:val="clear" w:color="auto" w:fill="D9D9D9" w:themeFill="background1" w:themeFillShade="D9"/>
             <w:vAlign w:val="center"/>
           </w:tcPr>
@@ -628,7 +732,7 @@
         <w:tc>
           <w:tcPr>
             <w:tcW w:w="3047" w:type="dxa"/>
-            <w:gridSpan w:val="4"/>
+            <w:gridSpan w:val="5"/>
             <w:vAlign w:val="center"/>
           </w:tcPr>
           <w:p>
@@ -725,6 +829,7 @@
         <w:tc>
           <w:tcPr>
             <w:tcW w:w="2250" w:type="dxa"/>
+            <w:gridSpan w:val="2"/>
             <w:shd w:val="clear" w:color="auto" w:fill="D9D9D9" w:themeFill="background1" w:themeFillShade="D9"/>
             <w:vAlign w:val="center"/>
           </w:tcPr>
@@ -867,6 +972,7 @@
         <w:tc>
           <w:tcPr>
             <w:tcW w:w="2250" w:type="dxa"/>
+            <w:gridSpan w:val="2"/>
             <w:shd w:val="clear" w:color="auto" w:fill="FFFFFF" w:themeFill="background1"/>
             <w:vAlign w:val="center"/>
           </w:tcPr>
@@ -964,6 +1070,7 @@
         <w:tc>
           <w:tcPr>
             <w:tcW w:w="2250" w:type="dxa"/>
+            <w:gridSpan w:val="2"/>
             <w:shd w:val="clear" w:color="auto" w:fill="FFFFFF" w:themeFill="background1"/>
             <w:vAlign w:val="center"/>
           </w:tcPr>
@@ -1061,6 +1168,7 @@
         <w:tc>
           <w:tcPr>
             <w:tcW w:w="2250" w:type="dxa"/>
+            <w:gridSpan w:val="2"/>
             <w:shd w:val="clear" w:color="auto" w:fill="FFFFFF" w:themeFill="background1"/>
             <w:vAlign w:val="center"/>
           </w:tcPr>
@@ -1129,7 +1237,7 @@
         <w:tc>
           <w:tcPr>
             <w:tcW w:w="10795" w:type="dxa"/>
-            <w:gridSpan w:val="8"/>
+            <w:gridSpan w:val="9"/>
             <w:shd w:val="clear" w:color="auto" w:fill="D9D9D9" w:themeFill="background1" w:themeFillShade="D9"/>
             <w:vAlign w:val="center"/>
           </w:tcPr>
@@ -1164,7 +1272,7 @@
         <w:tc>
           <w:tcPr>
             <w:tcW w:w="10795" w:type="dxa"/>
-            <w:gridSpan w:val="8"/>
+            <w:gridSpan w:val="9"/>
             <w:tcBorders>
               <w:bottom w:val="single" w:sz="12" w:space="0" w:color="auto"/>
             </w:tcBorders>
@@ -1278,36 +1386,21 @@
       </w:tblPr>
       <w:tblGrid>
         <w:gridCol w:w="1495"/>
-        <w:gridCol w:w="824"/>
-        <w:gridCol w:w="264"/>
+        <w:gridCol w:w="1088"/>
         <w:gridCol w:w="180"/>
-        <w:gridCol w:w="150"/>
-        <w:gridCol w:w="83"/>
-        <w:gridCol w:w="237"/>
-        <w:gridCol w:w="432"/>
-        <w:gridCol w:w="355"/>
-        <w:gridCol w:w="100"/>
-        <w:gridCol w:w="265"/>
-        <w:gridCol w:w="270"/>
-        <w:gridCol w:w="112"/>
+        <w:gridCol w:w="233"/>
+        <w:gridCol w:w="669"/>
+        <w:gridCol w:w="720"/>
+        <w:gridCol w:w="382"/>
         <w:gridCol w:w="788"/>
-        <w:gridCol w:w="73"/>
-        <w:gridCol w:w="221"/>
-        <w:gridCol w:w="246"/>
-        <w:gridCol w:w="95"/>
-        <w:gridCol w:w="29"/>
+        <w:gridCol w:w="540"/>
+        <w:gridCol w:w="124"/>
         <w:gridCol w:w="326"/>
-        <w:gridCol w:w="104"/>
-        <w:gridCol w:w="164"/>
-        <w:gridCol w:w="182"/>
-        <w:gridCol w:w="100"/>
-        <w:gridCol w:w="670"/>
+        <w:gridCol w:w="268"/>
+        <w:gridCol w:w="952"/>
         <w:gridCol w:w="40"/>
         <w:gridCol w:w="185"/>
-        <w:gridCol w:w="175"/>
-        <w:gridCol w:w="165"/>
-        <w:gridCol w:w="745"/>
-        <w:gridCol w:w="117"/>
+        <w:gridCol w:w="1202"/>
         <w:gridCol w:w="323"/>
         <w:gridCol w:w="185"/>
         <w:gridCol w:w="1085"/>
@@ -1320,7 +1413,7 @@
         <w:tc>
           <w:tcPr>
             <w:tcW w:w="10785" w:type="dxa"/>
-            <w:gridSpan w:val="34"/>
+            <w:gridSpan w:val="19"/>
             <w:shd w:val="clear" w:color="auto" w:fill="D9D9D9" w:themeFill="background1" w:themeFillShade="D9"/>
             <w:vAlign w:val="center"/>
           </w:tcPr>
@@ -1358,7 +1451,7 @@
         <w:tc>
           <w:tcPr>
             <w:tcW w:w="2763" w:type="dxa"/>
-            <w:gridSpan w:val="4"/>
+            <w:gridSpan w:val="3"/>
             <w:tcBorders>
               <w:bottom w:val="single" w:sz="12" w:space="0" w:color="auto"/>
             </w:tcBorders>
@@ -1399,7 +1492,7 @@
         <w:tc>
           <w:tcPr>
             <w:tcW w:w="4050" w:type="dxa"/>
-            <w:gridSpan w:val="18"/>
+            <w:gridSpan w:val="9"/>
             <w:tcBorders>
               <w:bottom w:val="single" w:sz="12" w:space="0" w:color="auto"/>
             </w:tcBorders>
@@ -1431,7 +1524,7 @@
         <w:tc>
           <w:tcPr>
             <w:tcW w:w="3972" w:type="dxa"/>
-            <w:gridSpan w:val="12"/>
+            <w:gridSpan w:val="7"/>
             <w:tcBorders>
               <w:bottom w:val="single" w:sz="12" w:space="0" w:color="auto"/>
             </w:tcBorders>
@@ -1469,8 +1562,7 @@
         <w:tc>
           <w:tcPr>
             <w:tcW w:w="2763" w:type="dxa"/>
-            <w:gridSpan w:val="4"/>
-            <w:shd w:val="clear" w:color="auto" w:fill="auto"/>
+            <w:gridSpan w:val="3"/>
             <w:vAlign w:val="center"/>
           </w:tcPr>
           <w:p>
@@ -1490,8 +1582,7 @@
         <w:tc>
           <w:tcPr>
             <w:tcW w:w="4050" w:type="dxa"/>
-            <w:gridSpan w:val="18"/>
-            <w:shd w:val="clear" w:color="auto" w:fill="auto"/>
+            <w:gridSpan w:val="9"/>
             <w:vAlign w:val="center"/>
           </w:tcPr>
           <w:p>
@@ -1511,8 +1602,7 @@
         <w:tc>
           <w:tcPr>
             <w:tcW w:w="3972" w:type="dxa"/>
-            <w:gridSpan w:val="12"/>
-            <w:shd w:val="clear" w:color="auto" w:fill="auto"/>
+            <w:gridSpan w:val="7"/>
             <w:vAlign w:val="center"/>
           </w:tcPr>
           <w:p>
@@ -1538,7 +1628,7 @@
         <w:tc>
           <w:tcPr>
             <w:tcW w:w="10785" w:type="dxa"/>
-            <w:gridSpan w:val="34"/>
+            <w:gridSpan w:val="19"/>
             <w:shd w:val="clear" w:color="auto" w:fill="D9D9D9" w:themeFill="background1" w:themeFillShade="D9"/>
             <w:vAlign w:val="center"/>
           </w:tcPr>
@@ -1578,7 +1668,7 @@
         <w:tc>
           <w:tcPr>
             <w:tcW w:w="4385" w:type="dxa"/>
-            <w:gridSpan w:val="11"/>
+            <w:gridSpan w:val="6"/>
             <w:shd w:val="clear" w:color="auto" w:fill="D9D9D9" w:themeFill="background1" w:themeFillShade="D9"/>
             <w:vAlign w:val="center"/>
           </w:tcPr>
@@ -1607,7 +1697,7 @@
         <w:tc>
           <w:tcPr>
             <w:tcW w:w="2160" w:type="dxa"/>
-            <w:gridSpan w:val="9"/>
+            <w:gridSpan w:val="5"/>
             <w:shd w:val="clear" w:color="auto" w:fill="D9D9D9" w:themeFill="background1" w:themeFillShade="D9"/>
             <w:vAlign w:val="center"/>
           </w:tcPr>
@@ -1636,7 +1726,7 @@
         <w:tc>
           <w:tcPr>
             <w:tcW w:w="1445" w:type="dxa"/>
-            <w:gridSpan w:val="7"/>
+            <w:gridSpan w:val="4"/>
             <w:shd w:val="clear" w:color="auto" w:fill="D9D9D9" w:themeFill="background1" w:themeFillShade="D9"/>
             <w:vAlign w:val="center"/>
           </w:tcPr>
@@ -1665,7 +1755,7 @@
         <w:tc>
           <w:tcPr>
             <w:tcW w:w="1710" w:type="dxa"/>
-            <w:gridSpan w:val="6"/>
+            <w:gridSpan w:val="3"/>
             <w:shd w:val="clear" w:color="auto" w:fill="D9D9D9" w:themeFill="background1" w:themeFillShade="D9"/>
             <w:vAlign w:val="center"/>
           </w:tcPr>
@@ -1728,7 +1818,7 @@
         <w:tc>
           <w:tcPr>
             <w:tcW w:w="4385" w:type="dxa"/>
-            <w:gridSpan w:val="11"/>
+            <w:gridSpan w:val="6"/>
             <w:tcBorders>
               <w:bottom w:val="single" w:sz="12" w:space="0" w:color="auto"/>
             </w:tcBorders>
@@ -1751,7 +1841,7 @@
         <w:tc>
           <w:tcPr>
             <w:tcW w:w="2160" w:type="dxa"/>
-            <w:gridSpan w:val="9"/>
+            <w:gridSpan w:val="5"/>
             <w:tcBorders>
               <w:bottom w:val="single" w:sz="12" w:space="0" w:color="auto"/>
             </w:tcBorders>
@@ -1774,7 +1864,7 @@
         <w:tc>
           <w:tcPr>
             <w:tcW w:w="1445" w:type="dxa"/>
-            <w:gridSpan w:val="7"/>
+            <w:gridSpan w:val="4"/>
             <w:tcBorders>
               <w:bottom w:val="single" w:sz="12" w:space="0" w:color="auto"/>
             </w:tcBorders>
@@ -1797,7 +1887,7 @@
         <w:tc>
           <w:tcPr>
             <w:tcW w:w="1710" w:type="dxa"/>
-            <w:gridSpan w:val="6"/>
+            <w:gridSpan w:val="3"/>
             <w:tcBorders>
               <w:bottom w:val="single" w:sz="12" w:space="0" w:color="auto"/>
             </w:tcBorders>
@@ -1848,7 +1938,7 @@
         <w:tc>
           <w:tcPr>
             <w:tcW w:w="3665" w:type="dxa"/>
-            <w:gridSpan w:val="8"/>
+            <w:gridSpan w:val="5"/>
             <w:tcBorders>
               <w:bottom w:val="single" w:sz="12" w:space="0" w:color="auto"/>
             </w:tcBorders>
@@ -1901,7 +1991,7 @@
         <w:tc>
           <w:tcPr>
             <w:tcW w:w="2430" w:type="dxa"/>
-            <w:gridSpan w:val="9"/>
+            <w:gridSpan w:val="4"/>
             <w:shd w:val="clear" w:color="auto" w:fill="D9D9D9" w:themeFill="background1" w:themeFillShade="D9"/>
             <w:vAlign w:val="center"/>
           </w:tcPr>
@@ -1927,7 +2017,7 @@
         <w:tc>
           <w:tcPr>
             <w:tcW w:w="1710" w:type="dxa"/>
-            <w:gridSpan w:val="9"/>
+            <w:gridSpan w:val="5"/>
             <w:shd w:val="clear" w:color="auto" w:fill="D9D9D9" w:themeFill="background1" w:themeFillShade="D9"/>
             <w:vAlign w:val="center"/>
           </w:tcPr>
@@ -1953,7 +2043,7 @@
         <w:tc>
           <w:tcPr>
             <w:tcW w:w="1710" w:type="dxa"/>
-            <w:gridSpan w:val="6"/>
+            <w:gridSpan w:val="3"/>
             <w:shd w:val="clear" w:color="auto" w:fill="D9D9D9" w:themeFill="background1" w:themeFillShade="D9"/>
             <w:vAlign w:val="center"/>
           </w:tcPr>
@@ -2019,7 +2109,7 @@
         <w:tc>
           <w:tcPr>
             <w:tcW w:w="3665" w:type="dxa"/>
-            <w:gridSpan w:val="8"/>
+            <w:gridSpan w:val="5"/>
             <w:shd w:val="clear" w:color="auto" w:fill="D9D9D9" w:themeFill="background1" w:themeFillShade="D9"/>
             <w:vAlign w:val="center"/>
           </w:tcPr>
@@ -2045,7 +2135,7 @@
         <w:tc>
           <w:tcPr>
             <w:tcW w:w="2430" w:type="dxa"/>
-            <w:gridSpan w:val="9"/>
+            <w:gridSpan w:val="4"/>
             <w:tcBorders>
               <w:bottom w:val="single" w:sz="12" w:space="0" w:color="auto"/>
             </w:tcBorders>
@@ -2065,7 +2155,7 @@
         <w:tc>
           <w:tcPr>
             <w:tcW w:w="1710" w:type="dxa"/>
-            <w:gridSpan w:val="9"/>
+            <w:gridSpan w:val="5"/>
             <w:tcBorders>
               <w:bottom w:val="single" w:sz="12" w:space="0" w:color="auto"/>
             </w:tcBorders>
@@ -2085,7 +2175,7 @@
         <w:tc>
           <w:tcPr>
             <w:tcW w:w="1710" w:type="dxa"/>
-            <w:gridSpan w:val="6"/>
+            <w:gridSpan w:val="3"/>
             <w:tcBorders>
               <w:bottom w:val="single" w:sz="12" w:space="0" w:color="auto"/>
             </w:tcBorders>
@@ -2132,130 +2222,130 @@
         <w:tc>
           <w:tcPr>
             <w:tcW w:w="2583" w:type="dxa"/>
+            <w:gridSpan w:val="2"/>
+            <w:tcBorders>
+              <w:bottom w:val="single" w:sz="12" w:space="0" w:color="auto"/>
+            </w:tcBorders>
+            <w:shd w:val="clear" w:color="auto" w:fill="D9D9D9" w:themeFill="background1" w:themeFillShade="D9"/>
+            <w:vAlign w:val="center"/>
+          </w:tcPr>
+          <w:p>
+            <w:pPr>
+              <w:pStyle w:val="ListParagraph"/>
+              <w:ind w:left="76"/>
+              <w:contextualSpacing w:val="0"/>
+              <w:jc w:val="center"/>
+              <w:rPr>
+                <w:rFonts w:ascii="Arial" w:hAnsi="Arial" w:cs="Arial"/>
+                <w:b/>
+                <w:sz w:val="20"/>
+                <w:szCs w:val="20"/>
+              </w:rPr>
+            </w:pPr>
+            <w:r>
+              <w:rPr>
+                <w:rFonts w:ascii="Arial" w:hAnsi="Arial" w:cs="Arial"/>
+                <w:sz w:val="20"/>
+                <w:szCs w:val="20"/>
+              </w:rPr>
+              <w:t>Record/Form Traceable to</w:t>
+            </w:r>
+            <w:r>
+              <w:rPr>
+                <w:rFonts w:ascii="Arial" w:hAnsi="Arial" w:cs="Arial"/>
+                <w:sz w:val="20"/>
+                <w:szCs w:val="20"/>
+              </w:rPr>
+              <w:t xml:space="preserve"> </w:t>
+            </w:r>
+            <w:r>
+              <w:rPr>
+                <w:rFonts w:ascii="Arial" w:hAnsi="Arial" w:cs="Arial"/>
+                <w:sz w:val="20"/>
+                <w:szCs w:val="20"/>
+              </w:rPr>
+              <w:t>the Procedure</w:t>
+            </w:r>
+          </w:p>
+        </w:tc>
+        <w:tc>
+          <w:tcPr>
+            <w:tcW w:w="2972" w:type="dxa"/>
+            <w:gridSpan w:val="6"/>
+            <w:tcBorders>
+              <w:bottom w:val="single" w:sz="12" w:space="0" w:color="auto"/>
+            </w:tcBorders>
+            <w:shd w:val="clear" w:color="auto" w:fill="D9D9D9" w:themeFill="background1" w:themeFillShade="D9"/>
+            <w:vAlign w:val="center"/>
+          </w:tcPr>
+          <w:p>
+            <w:pPr>
+              <w:pStyle w:val="ListParagraph"/>
+              <w:ind w:left="76"/>
+              <w:contextualSpacing w:val="0"/>
+              <w:jc w:val="center"/>
+              <w:rPr>
+                <w:rFonts w:ascii="Arial" w:hAnsi="Arial" w:cs="Arial"/>
+                <w:b/>
+                <w:sz w:val="20"/>
+                <w:szCs w:val="20"/>
+              </w:rPr>
+            </w:pPr>
+            <w:r>
+              <w:rPr>
+                <w:rFonts w:ascii="Arial" w:hAnsi="Arial" w:cs="Arial"/>
+                <w:sz w:val="20"/>
+                <w:szCs w:val="20"/>
+              </w:rPr>
+              <w:t>Record/Form</w:t>
+            </w:r>
+            <w:r>
+              <w:rPr>
+                <w:rFonts w:ascii="Arial" w:hAnsi="Arial" w:cs="Arial"/>
+                <w:sz w:val="20"/>
+                <w:szCs w:val="20"/>
+              </w:rPr>
+              <w:t xml:space="preserve"> ID</w:t>
+            </w:r>
+          </w:p>
+        </w:tc>
+        <w:tc>
+          <w:tcPr>
+            <w:tcW w:w="2250" w:type="dxa"/>
+            <w:gridSpan w:val="6"/>
+            <w:tcBorders>
+              <w:bottom w:val="single" w:sz="12" w:space="0" w:color="auto"/>
+            </w:tcBorders>
+            <w:shd w:val="clear" w:color="auto" w:fill="D9D9D9" w:themeFill="background1" w:themeFillShade="D9"/>
+            <w:vAlign w:val="center"/>
+          </w:tcPr>
+          <w:p>
+            <w:pPr>
+              <w:pStyle w:val="ListParagraph"/>
+              <w:ind w:left="76"/>
+              <w:contextualSpacing w:val="0"/>
+              <w:jc w:val="center"/>
+              <w:rPr>
+                <w:rFonts w:ascii="Arial" w:hAnsi="Arial" w:cs="Arial"/>
+                <w:b/>
+                <w:sz w:val="20"/>
+                <w:szCs w:val="20"/>
+              </w:rPr>
+            </w:pPr>
+            <w:r>
+              <w:rPr>
+                <w:rFonts w:ascii="Arial" w:hAnsi="Arial" w:cs="Arial"/>
+                <w:sz w:val="20"/>
+                <w:szCs w:val="20"/>
+              </w:rPr>
+              <w:t>Approved By</w:t>
+            </w:r>
+          </w:p>
+        </w:tc>
+        <w:tc>
+          <w:tcPr>
+            <w:tcW w:w="1710" w:type="dxa"/>
             <w:gridSpan w:val="3"/>
-            <w:tcBorders>
-              <w:bottom w:val="single" w:sz="12" w:space="0" w:color="auto"/>
-            </w:tcBorders>
-            <w:shd w:val="clear" w:color="auto" w:fill="D9D9D9" w:themeFill="background1" w:themeFillShade="D9"/>
-            <w:vAlign w:val="center"/>
-          </w:tcPr>
-          <w:p>
-            <w:pPr>
-              <w:pStyle w:val="ListParagraph"/>
-              <w:ind w:left="76"/>
-              <w:contextualSpacing w:val="0"/>
-              <w:jc w:val="center"/>
-              <w:rPr>
-                <w:rFonts w:ascii="Arial" w:hAnsi="Arial" w:cs="Arial"/>
-                <w:b/>
-                <w:sz w:val="20"/>
-                <w:szCs w:val="20"/>
-              </w:rPr>
-            </w:pPr>
-            <w:r>
-              <w:rPr>
-                <w:rFonts w:ascii="Arial" w:hAnsi="Arial" w:cs="Arial"/>
-                <w:sz w:val="20"/>
-                <w:szCs w:val="20"/>
-              </w:rPr>
-              <w:t>Record/Form Traceable to</w:t>
-            </w:r>
-            <w:r>
-              <w:rPr>
-                <w:rFonts w:ascii="Arial" w:hAnsi="Arial" w:cs="Arial"/>
-                <w:sz w:val="20"/>
-                <w:szCs w:val="20"/>
-              </w:rPr>
-              <w:t xml:space="preserve"> </w:t>
-            </w:r>
-            <w:r>
-              <w:rPr>
-                <w:rFonts w:ascii="Arial" w:hAnsi="Arial" w:cs="Arial"/>
-                <w:sz w:val="20"/>
-                <w:szCs w:val="20"/>
-              </w:rPr>
-              <w:t>the Procedure</w:t>
-            </w:r>
-          </w:p>
-        </w:tc>
-        <w:tc>
-          <w:tcPr>
-            <w:tcW w:w="2972" w:type="dxa"/>
-            <w:gridSpan w:val="11"/>
-            <w:tcBorders>
-              <w:bottom w:val="single" w:sz="12" w:space="0" w:color="auto"/>
-            </w:tcBorders>
-            <w:shd w:val="clear" w:color="auto" w:fill="D9D9D9" w:themeFill="background1" w:themeFillShade="D9"/>
-            <w:vAlign w:val="center"/>
-          </w:tcPr>
-          <w:p>
-            <w:pPr>
-              <w:pStyle w:val="ListParagraph"/>
-              <w:ind w:left="76"/>
-              <w:contextualSpacing w:val="0"/>
-              <w:jc w:val="center"/>
-              <w:rPr>
-                <w:rFonts w:ascii="Arial" w:hAnsi="Arial" w:cs="Arial"/>
-                <w:b/>
-                <w:sz w:val="20"/>
-                <w:szCs w:val="20"/>
-              </w:rPr>
-            </w:pPr>
-            <w:r>
-              <w:rPr>
-                <w:rFonts w:ascii="Arial" w:hAnsi="Arial" w:cs="Arial"/>
-                <w:sz w:val="20"/>
-                <w:szCs w:val="20"/>
-              </w:rPr>
-              <w:t>Record/Form</w:t>
-            </w:r>
-            <w:r>
-              <w:rPr>
-                <w:rFonts w:ascii="Arial" w:hAnsi="Arial" w:cs="Arial"/>
-                <w:sz w:val="20"/>
-                <w:szCs w:val="20"/>
-              </w:rPr>
-              <w:t xml:space="preserve"> ID</w:t>
-            </w:r>
-          </w:p>
-        </w:tc>
-        <w:tc>
-          <w:tcPr>
-            <w:tcW w:w="2250" w:type="dxa"/>
-            <w:gridSpan w:val="12"/>
-            <w:tcBorders>
-              <w:bottom w:val="single" w:sz="12" w:space="0" w:color="auto"/>
-            </w:tcBorders>
-            <w:shd w:val="clear" w:color="auto" w:fill="D9D9D9" w:themeFill="background1" w:themeFillShade="D9"/>
-            <w:vAlign w:val="center"/>
-          </w:tcPr>
-          <w:p>
-            <w:pPr>
-              <w:pStyle w:val="ListParagraph"/>
-              <w:ind w:left="76"/>
-              <w:contextualSpacing w:val="0"/>
-              <w:jc w:val="center"/>
-              <w:rPr>
-                <w:rFonts w:ascii="Arial" w:hAnsi="Arial" w:cs="Arial"/>
-                <w:b/>
-                <w:sz w:val="20"/>
-                <w:szCs w:val="20"/>
-              </w:rPr>
-            </w:pPr>
-            <w:r>
-              <w:rPr>
-                <w:rFonts w:ascii="Arial" w:hAnsi="Arial" w:cs="Arial"/>
-                <w:sz w:val="20"/>
-                <w:szCs w:val="20"/>
-              </w:rPr>
-              <w:t>Approved By</w:t>
-            </w:r>
-          </w:p>
-        </w:tc>
-        <w:tc>
-          <w:tcPr>
-            <w:tcW w:w="1710" w:type="dxa"/>
-            <w:gridSpan w:val="6"/>
             <w:tcBorders>
               <w:bottom w:val="single" w:sz="12" w:space="0" w:color="auto"/>
             </w:tcBorders>
@@ -2335,73 +2425,73 @@
         <w:tc>
           <w:tcPr>
             <w:tcW w:w="2583" w:type="dxa"/>
+            <w:gridSpan w:val="2"/>
+            <w:shd w:val="clear" w:color="auto" w:fill="FFFFFF" w:themeFill="background1"/>
+            <w:vAlign w:val="center"/>
+          </w:tcPr>
+          <w:p>
+            <w:pPr>
+              <w:pStyle w:val="ListParagraph"/>
+              <w:ind w:left="55"/>
+              <w:contextualSpacing w:val="0"/>
+              <w:jc w:val="center"/>
+              <w:rPr>
+                <w:rFonts w:ascii="Arial" w:hAnsi="Arial" w:cs="Arial"/>
+                <w:bCs/>
+                <w:sz w:val="20"/>
+                <w:szCs w:val="20"/>
+              </w:rPr>
+            </w:pPr>
+          </w:p>
+        </w:tc>
+        <w:tc>
+          <w:tcPr>
+            <w:tcW w:w="2972" w:type="dxa"/>
+            <w:gridSpan w:val="6"/>
+            <w:shd w:val="clear" w:color="auto" w:fill="FFFFFF" w:themeFill="background1"/>
+            <w:vAlign w:val="center"/>
+          </w:tcPr>
+          <w:p>
+            <w:pPr>
+              <w:pStyle w:val="ListParagraph"/>
+              <w:ind w:left="55"/>
+              <w:contextualSpacing w:val="0"/>
+              <w:jc w:val="center"/>
+              <w:rPr>
+                <w:rFonts w:ascii="Arial" w:hAnsi="Arial" w:cs="Arial"/>
+                <w:bCs/>
+                <w:sz w:val="20"/>
+                <w:szCs w:val="20"/>
+              </w:rPr>
+            </w:pPr>
+          </w:p>
+        </w:tc>
+        <w:tc>
+          <w:tcPr>
+            <w:tcW w:w="2250" w:type="dxa"/>
+            <w:gridSpan w:val="6"/>
+            <w:shd w:val="clear" w:color="auto" w:fill="FFFFFF" w:themeFill="background1"/>
+            <w:vAlign w:val="center"/>
+          </w:tcPr>
+          <w:p>
+            <w:pPr>
+              <w:pStyle w:val="ListParagraph"/>
+              <w:ind w:left="55"/>
+              <w:contextualSpacing w:val="0"/>
+              <w:jc w:val="center"/>
+              <w:rPr>
+                <w:rFonts w:ascii="Arial" w:hAnsi="Arial" w:cs="Arial"/>
+                <w:bCs/>
+                <w:sz w:val="20"/>
+                <w:szCs w:val="20"/>
+              </w:rPr>
+            </w:pPr>
+          </w:p>
+        </w:tc>
+        <w:tc>
+          <w:tcPr>
+            <w:tcW w:w="1710" w:type="dxa"/>
             <w:gridSpan w:val="3"/>
-            <w:shd w:val="clear" w:color="auto" w:fill="FFFFFF" w:themeFill="background1"/>
-            <w:vAlign w:val="center"/>
-          </w:tcPr>
-          <w:p>
-            <w:pPr>
-              <w:pStyle w:val="ListParagraph"/>
-              <w:ind w:left="55"/>
-              <w:contextualSpacing w:val="0"/>
-              <w:jc w:val="center"/>
-              <w:rPr>
-                <w:rFonts w:ascii="Arial" w:hAnsi="Arial" w:cs="Arial"/>
-                <w:bCs/>
-                <w:sz w:val="20"/>
-                <w:szCs w:val="20"/>
-              </w:rPr>
-            </w:pPr>
-          </w:p>
-        </w:tc>
-        <w:tc>
-          <w:tcPr>
-            <w:tcW w:w="2972" w:type="dxa"/>
-            <w:gridSpan w:val="11"/>
-            <w:shd w:val="clear" w:color="auto" w:fill="FFFFFF" w:themeFill="background1"/>
-            <w:vAlign w:val="center"/>
-          </w:tcPr>
-          <w:p>
-            <w:pPr>
-              <w:pStyle w:val="ListParagraph"/>
-              <w:ind w:left="55"/>
-              <w:contextualSpacing w:val="0"/>
-              <w:jc w:val="center"/>
-              <w:rPr>
-                <w:rFonts w:ascii="Arial" w:hAnsi="Arial" w:cs="Arial"/>
-                <w:bCs/>
-                <w:sz w:val="20"/>
-                <w:szCs w:val="20"/>
-              </w:rPr>
-            </w:pPr>
-          </w:p>
-        </w:tc>
-        <w:tc>
-          <w:tcPr>
-            <w:tcW w:w="2250" w:type="dxa"/>
-            <w:gridSpan w:val="12"/>
-            <w:shd w:val="clear" w:color="auto" w:fill="FFFFFF" w:themeFill="background1"/>
-            <w:vAlign w:val="center"/>
-          </w:tcPr>
-          <w:p>
-            <w:pPr>
-              <w:pStyle w:val="ListParagraph"/>
-              <w:ind w:left="55"/>
-              <w:contextualSpacing w:val="0"/>
-              <w:jc w:val="center"/>
-              <w:rPr>
-                <w:rFonts w:ascii="Arial" w:hAnsi="Arial" w:cs="Arial"/>
-                <w:bCs/>
-                <w:sz w:val="20"/>
-                <w:szCs w:val="20"/>
-              </w:rPr>
-            </w:pPr>
-          </w:p>
-        </w:tc>
-        <w:tc>
-          <w:tcPr>
-            <w:tcW w:w="1710" w:type="dxa"/>
-            <w:gridSpan w:val="6"/>
             <w:shd w:val="clear" w:color="auto" w:fill="FFFFFF" w:themeFill="background1"/>
             <w:vAlign w:val="center"/>
           </w:tcPr>
@@ -2451,7 +2541,7 @@
         <w:tc>
           <w:tcPr>
             <w:tcW w:w="10785" w:type="dxa"/>
-            <w:gridSpan w:val="34"/>
+            <w:gridSpan w:val="19"/>
             <w:shd w:val="clear" w:color="auto" w:fill="D9D9D9" w:themeFill="background1" w:themeFillShade="D9"/>
             <w:vAlign w:val="center"/>
           </w:tcPr>
@@ -2520,7 +2610,7 @@
         <w:tc>
           <w:tcPr>
             <w:tcW w:w="1501" w:type="dxa"/>
-            <w:gridSpan w:val="5"/>
+            <w:gridSpan w:val="3"/>
             <w:tcBorders>
               <w:bottom w:val="single" w:sz="12" w:space="0" w:color="auto"/>
             </w:tcBorders>
@@ -2545,23 +2635,15 @@
                 <w:sz w:val="20"/>
                 <w:szCs w:val="20"/>
               </w:rPr>
-              <w:t xml:space="preserve">Level </w:t>
-            </w:r>
-            <w:r>
-              <w:rPr>
-                <w:rFonts w:ascii="Arial" w:hAnsi="Arial" w:cs="Arial"/>
-                <w:sz w:val="20"/>
-                <w:szCs w:val="20"/>
-              </w:rPr>
-              <w:t>Qualified</w:t>
-            </w:r>
-            <w:r>
-              <w:rPr>
-                <w:rFonts w:ascii="Arial" w:hAnsi="Arial" w:cs="Arial"/>
-                <w:sz w:val="20"/>
-                <w:szCs w:val="20"/>
-              </w:rPr>
-              <w:t xml:space="preserve"> </w:t>
+              <w:t xml:space="preserve">NDT </w:t>
+            </w:r>
+            <w:r>
+              <w:rPr>
+                <w:rFonts w:ascii="Arial" w:hAnsi="Arial" w:cs="Arial"/>
+                <w:sz w:val="20"/>
+                <w:szCs w:val="20"/>
+              </w:rPr>
+              <w:t xml:space="preserve">Level  </w:t>
             </w:r>
           </w:p>
           <w:p>
@@ -2589,7 +2671,7 @@
         <w:tc>
           <w:tcPr>
             <w:tcW w:w="1771" w:type="dxa"/>
-            <w:gridSpan w:val="7"/>
+            <w:gridSpan w:val="3"/>
             <w:tcBorders>
               <w:bottom w:val="single" w:sz="12" w:space="0" w:color="auto"/>
             </w:tcBorders>
@@ -2621,7 +2703,7 @@
         <w:tc>
           <w:tcPr>
             <w:tcW w:w="1452" w:type="dxa"/>
-            <w:gridSpan w:val="6"/>
+            <w:gridSpan w:val="3"/>
             <w:tcBorders>
               <w:bottom w:val="single" w:sz="12" w:space="0" w:color="auto"/>
             </w:tcBorders>
@@ -2653,7 +2735,7 @@
         <w:tc>
           <w:tcPr>
             <w:tcW w:w="1546" w:type="dxa"/>
-            <w:gridSpan w:val="6"/>
+            <w:gridSpan w:val="3"/>
             <w:tcBorders>
               <w:bottom w:val="single" w:sz="12" w:space="0" w:color="auto"/>
             </w:tcBorders>
@@ -2685,7 +2767,7 @@
         <w:tc>
           <w:tcPr>
             <w:tcW w:w="1427" w:type="dxa"/>
-            <w:gridSpan w:val="6"/>
+            <w:gridSpan w:val="3"/>
             <w:tcBorders>
               <w:bottom w:val="single" w:sz="12" w:space="0" w:color="auto"/>
             </w:tcBorders>
@@ -2763,7 +2845,6 @@
         <w:tc>
           <w:tcPr>
             <w:tcW w:w="1495" w:type="dxa"/>
-            <w:shd w:val="clear" w:color="auto" w:fill="auto"/>
             <w:vAlign w:val="center"/>
           </w:tcPr>
           <w:p>
@@ -2783,8 +2864,7 @@
         <w:tc>
           <w:tcPr>
             <w:tcW w:w="1501" w:type="dxa"/>
-            <w:gridSpan w:val="5"/>
-            <w:shd w:val="clear" w:color="auto" w:fill="auto"/>
+            <w:gridSpan w:val="3"/>
             <w:vAlign w:val="center"/>
           </w:tcPr>
           <w:p>
@@ -2804,8 +2884,7 @@
         <w:tc>
           <w:tcPr>
             <w:tcW w:w="1771" w:type="dxa"/>
-            <w:gridSpan w:val="7"/>
-            <w:shd w:val="clear" w:color="auto" w:fill="auto"/>
+            <w:gridSpan w:val="3"/>
             <w:vAlign w:val="center"/>
           </w:tcPr>
           <w:p>
@@ -2825,8 +2904,7 @@
         <w:tc>
           <w:tcPr>
             <w:tcW w:w="1452" w:type="dxa"/>
-            <w:gridSpan w:val="6"/>
-            <w:shd w:val="clear" w:color="auto" w:fill="auto"/>
+            <w:gridSpan w:val="3"/>
             <w:vAlign w:val="center"/>
           </w:tcPr>
           <w:p>
@@ -2846,8 +2924,7 @@
         <w:tc>
           <w:tcPr>
             <w:tcW w:w="1546" w:type="dxa"/>
-            <w:gridSpan w:val="6"/>
-            <w:shd w:val="clear" w:color="auto" w:fill="auto"/>
+            <w:gridSpan w:val="3"/>
             <w:vAlign w:val="center"/>
           </w:tcPr>
           <w:p>
@@ -2867,8 +2944,7 @@
         <w:tc>
           <w:tcPr>
             <w:tcW w:w="1427" w:type="dxa"/>
-            <w:gridSpan w:val="6"/>
-            <w:shd w:val="clear" w:color="auto" w:fill="auto"/>
+            <w:gridSpan w:val="3"/>
             <w:vAlign w:val="center"/>
           </w:tcPr>
           <w:p>
@@ -2889,7 +2965,6 @@
           <w:tcPr>
             <w:tcW w:w="1593" w:type="dxa"/>
             <w:gridSpan w:val="3"/>
-            <w:shd w:val="clear" w:color="auto" w:fill="auto"/>
             <w:vAlign w:val="center"/>
           </w:tcPr>
           <w:p>
@@ -2904,6 +2979,92 @@
                 <w:szCs w:val="20"/>
               </w:rPr>
             </w:pPr>
+          </w:p>
+        </w:tc>
+      </w:tr>
+    </w:tbl>
+    <w:p>
+      <w:r>
+        <w:br w:type="page"/>
+      </w:r>
+    </w:p>
+    <w:tbl>
+      <w:tblPr>
+        <w:tblStyle w:val="TableGrid"/>
+        <w:tblW w:w="10785" w:type="dxa"/>
+        <w:jc w:val="center"/>
+        <w:tblBorders>
+          <w:top w:val="single" w:sz="12" w:space="0" w:color="auto"/>
+          <w:left w:val="single" w:sz="12" w:space="0" w:color="auto"/>
+          <w:bottom w:val="single" w:sz="12" w:space="0" w:color="auto"/>
+          <w:right w:val="single" w:sz="12" w:space="0" w:color="auto"/>
+          <w:insideH w:val="single" w:sz="12" w:space="0" w:color="auto"/>
+          <w:insideV w:val="single" w:sz="12" w:space="0" w:color="auto"/>
+        </w:tblBorders>
+        <w:tblLayout w:type="fixed"/>
+        <w:tblLook w:val="04A0" w:firstRow="1" w:lastRow="0" w:firstColumn="1" w:lastColumn="0" w:noHBand="0" w:noVBand="1"/>
+      </w:tblPr>
+      <w:tblGrid>
+        <w:gridCol w:w="2319"/>
+        <w:gridCol w:w="276"/>
+        <w:gridCol w:w="318"/>
+        <w:gridCol w:w="320"/>
+        <w:gridCol w:w="442"/>
+        <w:gridCol w:w="345"/>
+        <w:gridCol w:w="635"/>
+        <w:gridCol w:w="10"/>
+        <w:gridCol w:w="963"/>
+        <w:gridCol w:w="27"/>
+        <w:gridCol w:w="194"/>
+        <w:gridCol w:w="886"/>
+        <w:gridCol w:w="260"/>
+        <w:gridCol w:w="100"/>
+        <w:gridCol w:w="895"/>
+        <w:gridCol w:w="175"/>
+        <w:gridCol w:w="165"/>
+        <w:gridCol w:w="25"/>
+        <w:gridCol w:w="720"/>
+        <w:gridCol w:w="625"/>
+        <w:gridCol w:w="185"/>
+        <w:gridCol w:w="900"/>
+      </w:tblGrid>
+      <w:tr>
+        <w:trPr>
+          <w:trHeight w:val="350"/>
+          <w:jc w:val="center"/>
+        </w:trPr>
+        <w:tc>
+          <w:tcPr>
+            <w:tcW w:w="10785" w:type="dxa"/>
+            <w:gridSpan w:val="22"/>
+            <w:shd w:val="clear" w:color="auto" w:fill="D9D9D9" w:themeFill="background1" w:themeFillShade="D9"/>
+            <w:vAlign w:val="center"/>
+          </w:tcPr>
+          <w:p>
+            <w:pPr>
+              <w:pStyle w:val="ListParagraph"/>
+              <w:ind w:left="53"/>
+              <w:contextualSpacing w:val="0"/>
+              <w:jc w:val="center"/>
+              <w:rPr>
+                <w:rFonts w:ascii="Arial" w:hAnsi="Arial" w:cs="Arial"/>
+                <w:b/>
+                <w:bCs/>
+                <w:sz w:val="20"/>
+                <w:szCs w:val="20"/>
+              </w:rPr>
+            </w:pPr>
+            <w:r>
+              <w:rPr>
+                <w:rFonts w:ascii="Arial" w:hAnsi="Arial" w:cs="Arial"/>
+                <w:b/>
+                <w:bCs/>
+                <w:sz w:val="20"/>
+                <w:szCs w:val="20"/>
+              </w:rPr>
+              <w:lastRenderedPageBreak/>
+              <w:t>NDT TECHNICIANS FOR TANK CAR TANK QUALIFICATION</w:t>
+            </w:r>
           </w:p>
         </w:tc>
       </w:tr>
@@ -2914,34 +3075,129 @@
         </w:trPr>
         <w:tc>
           <w:tcPr>
-            <w:tcW w:w="10785" w:type="dxa"/>
-            <w:gridSpan w:val="34"/>
-            <w:shd w:val="clear" w:color="auto" w:fill="D9D9D9" w:themeFill="background1" w:themeFillShade="D9"/>
-            <w:vAlign w:val="center"/>
-          </w:tcPr>
-          <w:p>
-            <w:pPr>
-              <w:pStyle w:val="ListParagraph"/>
-              <w:ind w:left="53"/>
-              <w:contextualSpacing w:val="0"/>
-              <w:jc w:val="center"/>
-              <w:rPr>
-                <w:rFonts w:ascii="Arial" w:hAnsi="Arial" w:cs="Arial"/>
-                <w:b/>
-                <w:bCs/>
-                <w:sz w:val="20"/>
-                <w:szCs w:val="20"/>
-              </w:rPr>
-            </w:pPr>
-            <w:r>
-              <w:rPr>
-                <w:rFonts w:ascii="Arial" w:hAnsi="Arial" w:cs="Arial"/>
-                <w:b/>
-                <w:bCs/>
-                <w:sz w:val="20"/>
-                <w:szCs w:val="20"/>
-              </w:rPr>
-              <w:t>NDT TECHNICIANS FOR TANK CAR TANK QUALIFICATION</w:t>
+            <w:tcW w:w="3233" w:type="dxa"/>
+            <w:gridSpan w:val="4"/>
+            <w:tcBorders>
+              <w:bottom w:val="single" w:sz="12" w:space="0" w:color="auto"/>
+            </w:tcBorders>
+            <w:shd w:val="clear" w:color="auto" w:fill="D9D9D9" w:themeFill="background1" w:themeFillShade="D9"/>
+            <w:vAlign w:val="center"/>
+          </w:tcPr>
+          <w:p>
+            <w:pPr>
+              <w:pStyle w:val="ListParagraph"/>
+              <w:ind w:left="-35" w:right="-113"/>
+              <w:contextualSpacing w:val="0"/>
+              <w:jc w:val="center"/>
+              <w:rPr>
+                <w:rFonts w:ascii="Arial" w:hAnsi="Arial" w:cs="Arial"/>
+                <w:sz w:val="20"/>
+                <w:szCs w:val="20"/>
+              </w:rPr>
+            </w:pPr>
+            <w:r>
+              <w:rPr>
+                <w:rFonts w:ascii="Arial" w:hAnsi="Arial" w:cs="Arial"/>
+                <w:sz w:val="20"/>
+                <w:szCs w:val="20"/>
+              </w:rPr>
+              <w:t>Tank Car Tank Qualification</w:t>
+            </w:r>
+          </w:p>
+        </w:tc>
+        <w:tc>
+          <w:tcPr>
+            <w:tcW w:w="2616" w:type="dxa"/>
+            <w:gridSpan w:val="7"/>
+            <w:tcBorders>
+              <w:bottom w:val="single" w:sz="12" w:space="0" w:color="auto"/>
+            </w:tcBorders>
+            <w:shd w:val="clear" w:color="auto" w:fill="D9D9D9" w:themeFill="background1" w:themeFillShade="D9"/>
+            <w:vAlign w:val="center"/>
+          </w:tcPr>
+          <w:p>
+            <w:pPr>
+              <w:pStyle w:val="ListParagraph"/>
+              <w:ind w:left="-111" w:right="-109"/>
+              <w:contextualSpacing w:val="0"/>
+              <w:jc w:val="center"/>
+              <w:rPr>
+                <w:rFonts w:ascii="Arial" w:hAnsi="Arial" w:cs="Arial"/>
+                <w:sz w:val="20"/>
+                <w:szCs w:val="20"/>
+              </w:rPr>
+            </w:pPr>
+            <w:r>
+              <w:rPr>
+                <w:rFonts w:ascii="Arial" w:hAnsi="Arial" w:cs="Arial"/>
+                <w:sz w:val="20"/>
+                <w:szCs w:val="20"/>
+              </w:rPr>
+              <w:t>NDT Tech ID Observed</w:t>
+            </w:r>
+          </w:p>
+        </w:tc>
+        <w:tc>
+          <w:tcPr>
+            <w:tcW w:w="2481" w:type="dxa"/>
+            <w:gridSpan w:val="6"/>
+            <w:tcBorders>
+              <w:bottom w:val="single" w:sz="12" w:space="0" w:color="auto"/>
+            </w:tcBorders>
+            <w:shd w:val="clear" w:color="auto" w:fill="D9D9D9" w:themeFill="background1" w:themeFillShade="D9"/>
+            <w:vAlign w:val="center"/>
+          </w:tcPr>
+          <w:p>
+            <w:pPr>
+              <w:pStyle w:val="ListParagraph"/>
+              <w:ind w:left="-103" w:right="-105"/>
+              <w:contextualSpacing w:val="0"/>
+              <w:jc w:val="center"/>
+              <w:rPr>
+                <w:rFonts w:ascii="Arial" w:hAnsi="Arial" w:cs="Arial"/>
+                <w:sz w:val="20"/>
+                <w:szCs w:val="20"/>
+              </w:rPr>
+            </w:pPr>
+            <w:r>
+              <w:rPr>
+                <w:rFonts w:ascii="Arial" w:hAnsi="Arial" w:cs="Arial"/>
+                <w:sz w:val="20"/>
+                <w:szCs w:val="20"/>
+              </w:rPr>
+              <w:t>NDT Method(s)</w:t>
+            </w:r>
+          </w:p>
+        </w:tc>
+        <w:tc>
+          <w:tcPr>
+            <w:tcW w:w="2455" w:type="dxa"/>
+            <w:gridSpan w:val="5"/>
+            <w:tcBorders>
+              <w:bottom w:val="single" w:sz="12" w:space="0" w:color="auto"/>
+            </w:tcBorders>
+            <w:shd w:val="clear" w:color="auto" w:fill="D9D9D9" w:themeFill="background1" w:themeFillShade="D9"/>
+            <w:vAlign w:val="center"/>
+          </w:tcPr>
+          <w:p>
+            <w:pPr>
+              <w:pStyle w:val="ListParagraph"/>
+              <w:ind w:left="-103" w:right="-105"/>
+              <w:contextualSpacing w:val="0"/>
+              <w:jc w:val="center"/>
+              <w:rPr>
+                <w:rFonts w:ascii="Arial" w:hAnsi="Arial" w:cs="Arial"/>
+                <w:sz w:val="20"/>
+                <w:szCs w:val="20"/>
+              </w:rPr>
+            </w:pPr>
+            <w:r>
+              <w:rPr>
+                <w:rFonts w:ascii="Arial" w:hAnsi="Arial" w:cs="Arial"/>
+                <w:sz w:val="20"/>
+                <w:szCs w:val="20"/>
+              </w:rPr>
+              <w:t>Date Received Function-Specific Training</w:t>
             </w:r>
           </w:p>
         </w:tc>
@@ -2954,76 +3210,67 @@
         <w:tc>
           <w:tcPr>
             <w:tcW w:w="3233" w:type="dxa"/>
+            <w:gridSpan w:val="4"/>
+            <w:tcBorders>
+              <w:bottom w:val="single" w:sz="12" w:space="0" w:color="auto"/>
+            </w:tcBorders>
+            <w:shd w:val="clear" w:color="auto" w:fill="D9D9D9" w:themeFill="background1" w:themeFillShade="D9"/>
+            <w:vAlign w:val="center"/>
+          </w:tcPr>
+          <w:p>
+            <w:pPr>
+              <w:pStyle w:val="ListParagraph"/>
+              <w:ind w:left="-35" w:right="-113"/>
+              <w:contextualSpacing w:val="0"/>
+              <w:jc w:val="center"/>
+              <w:rPr>
+                <w:rFonts w:ascii="Arial" w:hAnsi="Arial" w:cs="Arial"/>
+                <w:sz w:val="20"/>
+                <w:szCs w:val="20"/>
+              </w:rPr>
+            </w:pPr>
+            <w:r>
+              <w:rPr>
+                <w:rFonts w:ascii="Arial" w:hAnsi="Arial" w:cs="Arial"/>
+                <w:sz w:val="20"/>
+                <w:szCs w:val="20"/>
+              </w:rPr>
+              <w:t>Visual Inspection</w:t>
+            </w:r>
+          </w:p>
+        </w:tc>
+        <w:tc>
+          <w:tcPr>
+            <w:tcW w:w="2616" w:type="dxa"/>
             <w:gridSpan w:val="7"/>
             <w:tcBorders>
               <w:bottom w:val="single" w:sz="12" w:space="0" w:color="auto"/>
             </w:tcBorders>
-            <w:shd w:val="clear" w:color="auto" w:fill="D9D9D9" w:themeFill="background1" w:themeFillShade="D9"/>
-            <w:vAlign w:val="center"/>
-          </w:tcPr>
-          <w:p>
-            <w:pPr>
-              <w:pStyle w:val="ListParagraph"/>
-              <w:ind w:left="-35" w:right="-113"/>
-              <w:contextualSpacing w:val="0"/>
-              <w:jc w:val="center"/>
-              <w:rPr>
-                <w:rFonts w:ascii="Arial" w:hAnsi="Arial" w:cs="Arial"/>
-                <w:sz w:val="20"/>
-                <w:szCs w:val="20"/>
-              </w:rPr>
-            </w:pPr>
-            <w:r>
-              <w:rPr>
-                <w:rFonts w:ascii="Arial" w:hAnsi="Arial" w:cs="Arial"/>
-                <w:sz w:val="20"/>
-                <w:szCs w:val="20"/>
-              </w:rPr>
-              <w:lastRenderedPageBreak/>
-              <w:t>Tank Car Tank Qualification</w:t>
-            </w:r>
-          </w:p>
-        </w:tc>
-        <w:tc>
-          <w:tcPr>
-            <w:tcW w:w="2616" w:type="dxa"/>
-            <w:gridSpan w:val="9"/>
-            <w:tcBorders>
-              <w:bottom w:val="single" w:sz="12" w:space="0" w:color="auto"/>
-            </w:tcBorders>
-            <w:shd w:val="clear" w:color="auto" w:fill="D9D9D9" w:themeFill="background1" w:themeFillShade="D9"/>
-            <w:vAlign w:val="center"/>
-          </w:tcPr>
-          <w:p>
-            <w:pPr>
-              <w:pStyle w:val="ListParagraph"/>
-              <w:ind w:left="-111" w:right="-109"/>
-              <w:contextualSpacing w:val="0"/>
-              <w:jc w:val="center"/>
-              <w:rPr>
-                <w:rFonts w:ascii="Arial" w:hAnsi="Arial" w:cs="Arial"/>
-                <w:sz w:val="20"/>
-                <w:szCs w:val="20"/>
-              </w:rPr>
-            </w:pPr>
-            <w:r>
-              <w:rPr>
-                <w:rFonts w:ascii="Arial" w:hAnsi="Arial" w:cs="Arial"/>
-                <w:sz w:val="20"/>
-                <w:szCs w:val="20"/>
-              </w:rPr>
-              <w:t>NDT Tech ID Observed</w:t>
-            </w:r>
+            <w:shd w:val="clear" w:color="auto" w:fill="FFFFFF" w:themeFill="background1"/>
+            <w:vAlign w:val="center"/>
+          </w:tcPr>
+          <w:p>
+            <w:pPr>
+              <w:pStyle w:val="ListParagraph"/>
+              <w:ind w:left="-103" w:right="-105"/>
+              <w:contextualSpacing w:val="0"/>
+              <w:jc w:val="center"/>
+              <w:rPr>
+                <w:rFonts w:ascii="Arial" w:hAnsi="Arial" w:cs="Arial"/>
+                <w:sz w:val="20"/>
+                <w:szCs w:val="20"/>
+              </w:rPr>
+            </w:pPr>
           </w:p>
         </w:tc>
         <w:tc>
           <w:tcPr>
             <w:tcW w:w="2481" w:type="dxa"/>
-            <w:gridSpan w:val="13"/>
-            <w:tcBorders>
-              <w:bottom w:val="single" w:sz="12" w:space="0" w:color="auto"/>
-            </w:tcBorders>
-            <w:shd w:val="clear" w:color="auto" w:fill="D9D9D9" w:themeFill="background1" w:themeFillShade="D9"/>
+            <w:gridSpan w:val="6"/>
+            <w:tcBorders>
+              <w:bottom w:val="single" w:sz="12" w:space="0" w:color="auto"/>
+            </w:tcBorders>
+            <w:shd w:val="clear" w:color="auto" w:fill="FFFFFF" w:themeFill="background1"/>
             <w:vAlign w:val="center"/>
           </w:tcPr>
           <w:p>
@@ -3038,14 +3285,6 @@
                 <w:szCs w:val="20"/>
               </w:rPr>
             </w:pPr>
-            <w:r>
-              <w:rPr>
-                <w:rFonts w:ascii="Arial" w:hAnsi="Arial" w:cs="Arial"/>
-                <w:sz w:val="20"/>
-                <w:szCs w:val="20"/>
-              </w:rPr>
-              <w:t>NDT Method(s)</w:t>
-            </w:r>
           </w:p>
         </w:tc>
         <w:tc>
@@ -3055,7 +3294,7 @@
             <w:tcBorders>
               <w:bottom w:val="single" w:sz="12" w:space="0" w:color="auto"/>
             </w:tcBorders>
-            <w:shd w:val="clear" w:color="auto" w:fill="D9D9D9" w:themeFill="background1" w:themeFillShade="D9"/>
+            <w:shd w:val="clear" w:color="auto" w:fill="FFFFFF" w:themeFill="background1"/>
             <w:vAlign w:val="center"/>
           </w:tcPr>
           <w:p>
@@ -3070,14 +3309,6 @@
                 <w:szCs w:val="20"/>
               </w:rPr>
             </w:pPr>
-            <w:r>
-              <w:rPr>
-                <w:rFonts w:ascii="Arial" w:hAnsi="Arial" w:cs="Arial"/>
-                <w:sz w:val="20"/>
-                <w:szCs w:val="20"/>
-              </w:rPr>
-              <w:t>Date Received Function-Specific Training</w:t>
-            </w:r>
           </w:p>
         </w:tc>
       </w:tr>
@@ -3089,42 +3320,42 @@
         <w:tc>
           <w:tcPr>
             <w:tcW w:w="3233" w:type="dxa"/>
+            <w:gridSpan w:val="4"/>
+            <w:tcBorders>
+              <w:bottom w:val="single" w:sz="12" w:space="0" w:color="auto"/>
+            </w:tcBorders>
+            <w:shd w:val="clear" w:color="auto" w:fill="D9D9D9" w:themeFill="background1" w:themeFillShade="D9"/>
+            <w:vAlign w:val="center"/>
+          </w:tcPr>
+          <w:p>
+            <w:pPr>
+              <w:pStyle w:val="ListParagraph"/>
+              <w:ind w:left="-35" w:right="-113"/>
+              <w:contextualSpacing w:val="0"/>
+              <w:jc w:val="center"/>
+              <w:rPr>
+                <w:rFonts w:ascii="Arial" w:hAnsi="Arial" w:cs="Arial"/>
+                <w:sz w:val="20"/>
+                <w:szCs w:val="20"/>
+              </w:rPr>
+            </w:pPr>
+            <w:r>
+              <w:rPr>
+                <w:rFonts w:ascii="Arial" w:hAnsi="Arial" w:cs="Arial"/>
+                <w:sz w:val="20"/>
+                <w:szCs w:val="20"/>
+              </w:rPr>
+              <w:t>Structural Integrity Inspection</w:t>
+            </w:r>
+          </w:p>
+        </w:tc>
+        <w:tc>
+          <w:tcPr>
+            <w:tcW w:w="2616" w:type="dxa"/>
             <w:gridSpan w:val="7"/>
             <w:tcBorders>
               <w:bottom w:val="single" w:sz="12" w:space="0" w:color="auto"/>
             </w:tcBorders>
-            <w:shd w:val="clear" w:color="auto" w:fill="D9D9D9" w:themeFill="background1" w:themeFillShade="D9"/>
-            <w:vAlign w:val="center"/>
-          </w:tcPr>
-          <w:p>
-            <w:pPr>
-              <w:pStyle w:val="ListParagraph"/>
-              <w:ind w:left="-35" w:right="-113"/>
-              <w:contextualSpacing w:val="0"/>
-              <w:jc w:val="center"/>
-              <w:rPr>
-                <w:rFonts w:ascii="Arial" w:hAnsi="Arial" w:cs="Arial"/>
-                <w:sz w:val="20"/>
-                <w:szCs w:val="20"/>
-              </w:rPr>
-            </w:pPr>
-            <w:r>
-              <w:rPr>
-                <w:rFonts w:ascii="Arial" w:hAnsi="Arial" w:cs="Arial"/>
-                <w:sz w:val="20"/>
-                <w:szCs w:val="20"/>
-              </w:rPr>
-              <w:t>Visual Inspection</w:t>
-            </w:r>
-          </w:p>
-        </w:tc>
-        <w:tc>
-          <w:tcPr>
-            <w:tcW w:w="2616" w:type="dxa"/>
-            <w:gridSpan w:val="9"/>
-            <w:tcBorders>
-              <w:bottom w:val="single" w:sz="12" w:space="0" w:color="auto"/>
-            </w:tcBorders>
             <w:shd w:val="clear" w:color="auto" w:fill="FFFFFF" w:themeFill="background1"/>
             <w:vAlign w:val="center"/>
           </w:tcPr>
@@ -3145,7 +3376,7 @@
         <w:tc>
           <w:tcPr>
             <w:tcW w:w="2481" w:type="dxa"/>
-            <w:gridSpan w:val="13"/>
+            <w:gridSpan w:val="6"/>
             <w:tcBorders>
               <w:bottom w:val="single" w:sz="12" w:space="0" w:color="auto"/>
             </w:tcBorders>
@@ -3199,42 +3430,42 @@
         <w:tc>
           <w:tcPr>
             <w:tcW w:w="3233" w:type="dxa"/>
+            <w:gridSpan w:val="4"/>
+            <w:tcBorders>
+              <w:bottom w:val="single" w:sz="12" w:space="0" w:color="auto"/>
+            </w:tcBorders>
+            <w:shd w:val="clear" w:color="auto" w:fill="D9D9D9" w:themeFill="background1" w:themeFillShade="D9"/>
+            <w:vAlign w:val="center"/>
+          </w:tcPr>
+          <w:p>
+            <w:pPr>
+              <w:pStyle w:val="ListParagraph"/>
+              <w:ind w:left="-35" w:right="-113"/>
+              <w:contextualSpacing w:val="0"/>
+              <w:jc w:val="center"/>
+              <w:rPr>
+                <w:rFonts w:ascii="Arial" w:hAnsi="Arial" w:cs="Arial"/>
+                <w:sz w:val="20"/>
+                <w:szCs w:val="20"/>
+              </w:rPr>
+            </w:pPr>
+            <w:r>
+              <w:rPr>
+                <w:rFonts w:ascii="Arial" w:hAnsi="Arial" w:cs="Arial"/>
+                <w:sz w:val="20"/>
+                <w:szCs w:val="20"/>
+              </w:rPr>
+              <w:t>Thickness Test</w:t>
+            </w:r>
+          </w:p>
+        </w:tc>
+        <w:tc>
+          <w:tcPr>
+            <w:tcW w:w="2616" w:type="dxa"/>
             <w:gridSpan w:val="7"/>
             <w:tcBorders>
               <w:bottom w:val="single" w:sz="12" w:space="0" w:color="auto"/>
             </w:tcBorders>
-            <w:shd w:val="clear" w:color="auto" w:fill="D9D9D9" w:themeFill="background1" w:themeFillShade="D9"/>
-            <w:vAlign w:val="center"/>
-          </w:tcPr>
-          <w:p>
-            <w:pPr>
-              <w:pStyle w:val="ListParagraph"/>
-              <w:ind w:left="-35" w:right="-113"/>
-              <w:contextualSpacing w:val="0"/>
-              <w:jc w:val="center"/>
-              <w:rPr>
-                <w:rFonts w:ascii="Arial" w:hAnsi="Arial" w:cs="Arial"/>
-                <w:sz w:val="20"/>
-                <w:szCs w:val="20"/>
-              </w:rPr>
-            </w:pPr>
-            <w:r>
-              <w:rPr>
-                <w:rFonts w:ascii="Arial" w:hAnsi="Arial" w:cs="Arial"/>
-                <w:sz w:val="20"/>
-                <w:szCs w:val="20"/>
-              </w:rPr>
-              <w:t>Structural Integrity Inspection</w:t>
-            </w:r>
-          </w:p>
-        </w:tc>
-        <w:tc>
-          <w:tcPr>
-            <w:tcW w:w="2616" w:type="dxa"/>
-            <w:gridSpan w:val="9"/>
-            <w:tcBorders>
-              <w:bottom w:val="single" w:sz="12" w:space="0" w:color="auto"/>
-            </w:tcBorders>
             <w:shd w:val="clear" w:color="auto" w:fill="FFFFFF" w:themeFill="background1"/>
             <w:vAlign w:val="center"/>
           </w:tcPr>
@@ -3255,7 +3486,7 @@
         <w:tc>
           <w:tcPr>
             <w:tcW w:w="2481" w:type="dxa"/>
-            <w:gridSpan w:val="13"/>
+            <w:gridSpan w:val="6"/>
             <w:tcBorders>
               <w:bottom w:val="single" w:sz="12" w:space="0" w:color="auto"/>
             </w:tcBorders>
@@ -3309,42 +3540,42 @@
         <w:tc>
           <w:tcPr>
             <w:tcW w:w="3233" w:type="dxa"/>
+            <w:gridSpan w:val="4"/>
+            <w:tcBorders>
+              <w:bottom w:val="single" w:sz="12" w:space="0" w:color="auto"/>
+            </w:tcBorders>
+            <w:shd w:val="clear" w:color="auto" w:fill="D9D9D9" w:themeFill="background1" w:themeFillShade="D9"/>
+            <w:vAlign w:val="center"/>
+          </w:tcPr>
+          <w:p>
+            <w:pPr>
+              <w:pStyle w:val="ListParagraph"/>
+              <w:ind w:left="-35" w:right="-113"/>
+              <w:contextualSpacing w:val="0"/>
+              <w:jc w:val="center"/>
+              <w:rPr>
+                <w:rFonts w:ascii="Arial" w:hAnsi="Arial" w:cs="Arial"/>
+                <w:sz w:val="20"/>
+                <w:szCs w:val="20"/>
+              </w:rPr>
+            </w:pPr>
+            <w:r>
+              <w:rPr>
+                <w:rFonts w:ascii="Arial" w:hAnsi="Arial" w:cs="Arial"/>
+                <w:sz w:val="20"/>
+                <w:szCs w:val="20"/>
+              </w:rPr>
+              <w:t>Safety System Inspection</w:t>
+            </w:r>
+          </w:p>
+        </w:tc>
+        <w:tc>
+          <w:tcPr>
+            <w:tcW w:w="2616" w:type="dxa"/>
             <w:gridSpan w:val="7"/>
             <w:tcBorders>
               <w:bottom w:val="single" w:sz="12" w:space="0" w:color="auto"/>
             </w:tcBorders>
-            <w:shd w:val="clear" w:color="auto" w:fill="D9D9D9" w:themeFill="background1" w:themeFillShade="D9"/>
-            <w:vAlign w:val="center"/>
-          </w:tcPr>
-          <w:p>
-            <w:pPr>
-              <w:pStyle w:val="ListParagraph"/>
-              <w:ind w:left="-35" w:right="-113"/>
-              <w:contextualSpacing w:val="0"/>
-              <w:jc w:val="center"/>
-              <w:rPr>
-                <w:rFonts w:ascii="Arial" w:hAnsi="Arial" w:cs="Arial"/>
-                <w:sz w:val="20"/>
-                <w:szCs w:val="20"/>
-              </w:rPr>
-            </w:pPr>
-            <w:r>
-              <w:rPr>
-                <w:rFonts w:ascii="Arial" w:hAnsi="Arial" w:cs="Arial"/>
-                <w:sz w:val="20"/>
-                <w:szCs w:val="20"/>
-              </w:rPr>
-              <w:t>Thickness Test</w:t>
-            </w:r>
-          </w:p>
-        </w:tc>
-        <w:tc>
-          <w:tcPr>
-            <w:tcW w:w="2616" w:type="dxa"/>
-            <w:gridSpan w:val="9"/>
-            <w:tcBorders>
-              <w:bottom w:val="single" w:sz="12" w:space="0" w:color="auto"/>
-            </w:tcBorders>
             <w:shd w:val="clear" w:color="auto" w:fill="FFFFFF" w:themeFill="background1"/>
             <w:vAlign w:val="center"/>
           </w:tcPr>
@@ -3365,7 +3596,7 @@
         <w:tc>
           <w:tcPr>
             <w:tcW w:w="2481" w:type="dxa"/>
-            <w:gridSpan w:val="13"/>
+            <w:gridSpan w:val="6"/>
             <w:tcBorders>
               <w:bottom w:val="single" w:sz="12" w:space="0" w:color="auto"/>
             </w:tcBorders>
@@ -3418,106 +3649,38 @@
         </w:trPr>
         <w:tc>
           <w:tcPr>
-            <w:tcW w:w="3233" w:type="dxa"/>
-            <w:gridSpan w:val="7"/>
-            <w:tcBorders>
-              <w:bottom w:val="single" w:sz="12" w:space="0" w:color="auto"/>
-            </w:tcBorders>
-            <w:shd w:val="clear" w:color="auto" w:fill="D9D9D9" w:themeFill="background1" w:themeFillShade="D9"/>
-            <w:vAlign w:val="center"/>
-          </w:tcPr>
-          <w:p>
-            <w:pPr>
-              <w:pStyle w:val="ListParagraph"/>
-              <w:ind w:left="-35" w:right="-113"/>
-              <w:contextualSpacing w:val="0"/>
-              <w:jc w:val="center"/>
-              <w:rPr>
-                <w:rFonts w:ascii="Arial" w:hAnsi="Arial" w:cs="Arial"/>
-                <w:sz w:val="20"/>
-                <w:szCs w:val="20"/>
-              </w:rPr>
-            </w:pPr>
-            <w:r>
-              <w:rPr>
-                <w:rFonts w:ascii="Arial" w:hAnsi="Arial" w:cs="Arial"/>
-                <w:sz w:val="20"/>
-                <w:szCs w:val="20"/>
-              </w:rPr>
-              <w:t>Safety System Inspection</w:t>
-            </w:r>
-          </w:p>
-        </w:tc>
-        <w:tc>
-          <w:tcPr>
-            <w:tcW w:w="2616" w:type="dxa"/>
-            <w:gridSpan w:val="9"/>
-            <w:tcBorders>
-              <w:bottom w:val="single" w:sz="12" w:space="0" w:color="auto"/>
-            </w:tcBorders>
-            <w:shd w:val="clear" w:color="auto" w:fill="FFFFFF" w:themeFill="background1"/>
-            <w:vAlign w:val="center"/>
-          </w:tcPr>
-          <w:p>
-            <w:pPr>
-              <w:pStyle w:val="ListParagraph"/>
-              <w:ind w:left="-103" w:right="-105"/>
-              <w:contextualSpacing w:val="0"/>
-              <w:jc w:val="center"/>
-              <w:rPr>
-                <w:rFonts w:ascii="Arial" w:hAnsi="Arial" w:cs="Arial"/>
-                <w:sz w:val="20"/>
-                <w:szCs w:val="20"/>
-              </w:rPr>
-            </w:pPr>
-          </w:p>
-        </w:tc>
-        <w:tc>
-          <w:tcPr>
-            <w:tcW w:w="2481" w:type="dxa"/>
-            <w:gridSpan w:val="13"/>
-            <w:tcBorders>
-              <w:bottom w:val="single" w:sz="12" w:space="0" w:color="auto"/>
-            </w:tcBorders>
-            <w:shd w:val="clear" w:color="auto" w:fill="FFFFFF" w:themeFill="background1"/>
-            <w:vAlign w:val="center"/>
-          </w:tcPr>
-          <w:p>
-            <w:pPr>
-              <w:pStyle w:val="ListParagraph"/>
-              <w:ind w:left="-103" w:right="-105"/>
-              <w:contextualSpacing w:val="0"/>
-              <w:jc w:val="center"/>
-              <w:rPr>
-                <w:rFonts w:ascii="Arial" w:hAnsi="Arial" w:cs="Arial"/>
-                <w:sz w:val="20"/>
-                <w:szCs w:val="20"/>
-              </w:rPr>
-            </w:pPr>
-          </w:p>
-        </w:tc>
-        <w:tc>
-          <w:tcPr>
-            <w:tcW w:w="2455" w:type="dxa"/>
-            <w:gridSpan w:val="5"/>
-            <w:tcBorders>
-              <w:bottom w:val="single" w:sz="12" w:space="0" w:color="auto"/>
-            </w:tcBorders>
-            <w:shd w:val="clear" w:color="auto" w:fill="FFFFFF" w:themeFill="background1"/>
-            <w:vAlign w:val="center"/>
-          </w:tcPr>
-          <w:p>
-            <w:pPr>
-              <w:pStyle w:val="ListParagraph"/>
-              <w:ind w:left="-103" w:right="-105"/>
-              <w:contextualSpacing w:val="0"/>
-              <w:jc w:val="center"/>
-              <w:rPr>
-                <w:rFonts w:ascii="Arial" w:hAnsi="Arial" w:cs="Arial"/>
-                <w:sz w:val="20"/>
-                <w:szCs w:val="20"/>
-              </w:rPr>
-            </w:pPr>
+            <w:tcW w:w="10785" w:type="dxa"/>
+            <w:gridSpan w:val="22"/>
+            <w:tcBorders>
+              <w:bottom w:val="single" w:sz="12" w:space="0" w:color="auto"/>
+            </w:tcBorders>
+            <w:shd w:val="clear" w:color="auto" w:fill="D9D9D9" w:themeFill="background1" w:themeFillShade="D9"/>
+            <w:vAlign w:val="center"/>
+          </w:tcPr>
+          <w:p>
+            <w:pPr>
+              <w:pStyle w:val="ListParagraph"/>
+              <w:ind w:left="53"/>
+              <w:contextualSpacing w:val="0"/>
+              <w:jc w:val="center"/>
+              <w:rPr>
+                <w:rFonts w:ascii="Arial" w:hAnsi="Arial" w:cs="Arial"/>
+                <w:b/>
+                <w:bCs/>
+                <w:sz w:val="20"/>
+                <w:szCs w:val="20"/>
+              </w:rPr>
+            </w:pPr>
+            <w:r>
+              <w:rPr>
+                <w:rFonts w:ascii="Arial" w:hAnsi="Arial" w:cs="Arial"/>
+                <w:b/>
+                <w:bCs/>
+                <w:sz w:val="20"/>
+                <w:szCs w:val="20"/>
+              </w:rPr>
+              <w:t>NDT DOCUMENTS</w:t>
+            </w:r>
           </w:p>
         </w:tc>
       </w:tr>
@@ -3528,37 +3691,166 @@
         </w:trPr>
         <w:tc>
           <w:tcPr>
-            <w:tcW w:w="10785" w:type="dxa"/>
-            <w:gridSpan w:val="34"/>
-            <w:tcBorders>
-              <w:bottom w:val="single" w:sz="12" w:space="0" w:color="auto"/>
-            </w:tcBorders>
-            <w:shd w:val="clear" w:color="auto" w:fill="D9D9D9" w:themeFill="background1" w:themeFillShade="D9"/>
-            <w:vAlign w:val="center"/>
-          </w:tcPr>
-          <w:p>
-            <w:pPr>
-              <w:pStyle w:val="ListParagraph"/>
-              <w:ind w:left="53"/>
-              <w:contextualSpacing w:val="0"/>
-              <w:jc w:val="center"/>
-              <w:rPr>
-                <w:rFonts w:ascii="Arial" w:hAnsi="Arial" w:cs="Arial"/>
-                <w:b/>
-                <w:bCs/>
-                <w:sz w:val="20"/>
-                <w:szCs w:val="20"/>
-              </w:rPr>
-            </w:pPr>
-            <w:r>
-              <w:rPr>
-                <w:rFonts w:ascii="Arial" w:hAnsi="Arial" w:cs="Arial"/>
-                <w:b/>
-                <w:bCs/>
-                <w:sz w:val="20"/>
-                <w:szCs w:val="20"/>
-              </w:rPr>
-              <w:t>NDT DOCUMENTS</w:t>
+            <w:tcW w:w="3675" w:type="dxa"/>
+            <w:gridSpan w:val="5"/>
+            <w:tcBorders>
+              <w:top w:val="single" w:sz="12" w:space="0" w:color="auto"/>
+              <w:left w:val="single" w:sz="12" w:space="0" w:color="auto"/>
+              <w:bottom w:val="single" w:sz="12" w:space="0" w:color="auto"/>
+              <w:right w:val="single" w:sz="12" w:space="0" w:color="auto"/>
+            </w:tcBorders>
+            <w:shd w:val="clear" w:color="auto" w:fill="D9D9D9" w:themeFill="background1" w:themeFillShade="D9"/>
+            <w:vAlign w:val="center"/>
+            <w:hideMark/>
+          </w:tcPr>
+          <w:p>
+            <w:pPr>
+              <w:jc w:val="center"/>
+              <w:rPr>
+                <w:rFonts w:ascii="Arial" w:hAnsi="Arial" w:cs="Arial"/>
+                <w:sz w:val="20"/>
+                <w:szCs w:val="20"/>
+              </w:rPr>
+            </w:pPr>
+            <w:r>
+              <w:rPr>
+                <w:rFonts w:ascii="Arial" w:hAnsi="Arial" w:cs="Arial"/>
+                <w:sz w:val="20"/>
+                <w:szCs w:val="20"/>
+              </w:rPr>
+              <w:t>Procedures Traceable to the PITP</w:t>
+            </w:r>
+          </w:p>
+        </w:tc>
+        <w:tc>
+          <w:tcPr>
+            <w:tcW w:w="1980" w:type="dxa"/>
+            <w:gridSpan w:val="5"/>
+            <w:tcBorders>
+              <w:top w:val="single" w:sz="12" w:space="0" w:color="auto"/>
+              <w:left w:val="single" w:sz="12" w:space="0" w:color="auto"/>
+              <w:bottom w:val="single" w:sz="12" w:space="0" w:color="auto"/>
+              <w:right w:val="single" w:sz="12" w:space="0" w:color="auto"/>
+            </w:tcBorders>
+            <w:shd w:val="clear" w:color="auto" w:fill="D9D9D9" w:themeFill="background1" w:themeFillShade="D9"/>
+            <w:vAlign w:val="center"/>
+            <w:hideMark/>
+          </w:tcPr>
+          <w:p>
+            <w:pPr>
+              <w:jc w:val="center"/>
+              <w:rPr>
+                <w:rFonts w:ascii="Arial" w:hAnsi="Arial" w:cs="Arial"/>
+                <w:sz w:val="20"/>
+                <w:szCs w:val="20"/>
+              </w:rPr>
+            </w:pPr>
+            <w:r>
+              <w:rPr>
+                <w:rFonts w:ascii="Arial" w:hAnsi="Arial" w:cs="Arial"/>
+                <w:sz w:val="20"/>
+                <w:szCs w:val="20"/>
+              </w:rPr>
+              <w:t>Procedure ID</w:t>
+            </w:r>
+          </w:p>
+        </w:tc>
+        <w:tc>
+          <w:tcPr>
+            <w:tcW w:w="2335" w:type="dxa"/>
+            <w:gridSpan w:val="5"/>
+            <w:tcBorders>
+              <w:top w:val="single" w:sz="12" w:space="0" w:color="auto"/>
+              <w:left w:val="single" w:sz="12" w:space="0" w:color="auto"/>
+              <w:bottom w:val="single" w:sz="12" w:space="0" w:color="auto"/>
+              <w:right w:val="single" w:sz="12" w:space="0" w:color="auto"/>
+            </w:tcBorders>
+            <w:shd w:val="clear" w:color="auto" w:fill="D9D9D9" w:themeFill="background1" w:themeFillShade="D9"/>
+            <w:vAlign w:val="center"/>
+            <w:hideMark/>
+          </w:tcPr>
+          <w:p>
+            <w:pPr>
+              <w:jc w:val="center"/>
+              <w:rPr>
+                <w:rFonts w:ascii="Arial" w:hAnsi="Arial" w:cs="Arial"/>
+                <w:sz w:val="20"/>
+                <w:szCs w:val="20"/>
+              </w:rPr>
+            </w:pPr>
+            <w:r>
+              <w:rPr>
+                <w:rFonts w:ascii="Arial" w:hAnsi="Arial" w:cs="Arial"/>
+                <w:sz w:val="20"/>
+                <w:szCs w:val="20"/>
+              </w:rPr>
+              <w:t>NDT Level III Approver</w:t>
+            </w:r>
+          </w:p>
+        </w:tc>
+        <w:tc>
+          <w:tcPr>
+            <w:tcW w:w="1710" w:type="dxa"/>
+            <w:gridSpan w:val="5"/>
+            <w:tcBorders>
+              <w:top w:val="single" w:sz="12" w:space="0" w:color="auto"/>
+              <w:left w:val="single" w:sz="12" w:space="0" w:color="auto"/>
+              <w:bottom w:val="single" w:sz="12" w:space="0" w:color="auto"/>
+              <w:right w:val="single" w:sz="12" w:space="0" w:color="auto"/>
+            </w:tcBorders>
+            <w:shd w:val="clear" w:color="auto" w:fill="D9D9D9" w:themeFill="background1" w:themeFillShade="D9"/>
+            <w:vAlign w:val="center"/>
+            <w:hideMark/>
+          </w:tcPr>
+          <w:p>
+            <w:pPr>
+              <w:jc w:val="center"/>
+              <w:rPr>
+                <w:rFonts w:ascii="Arial" w:hAnsi="Arial" w:cs="Arial"/>
+                <w:sz w:val="20"/>
+                <w:szCs w:val="20"/>
+              </w:rPr>
+            </w:pPr>
+            <w:r>
+              <w:rPr>
+                <w:rFonts w:ascii="Arial" w:hAnsi="Arial" w:cs="Arial"/>
+                <w:sz w:val="20"/>
+                <w:szCs w:val="20"/>
+              </w:rPr>
+              <w:t>Date Approved</w:t>
+            </w:r>
+          </w:p>
+        </w:tc>
+        <w:tc>
+          <w:tcPr>
+            <w:tcW w:w="1085" w:type="dxa"/>
+            <w:gridSpan w:val="2"/>
+            <w:tcBorders>
+              <w:top w:val="single" w:sz="12" w:space="0" w:color="auto"/>
+              <w:left w:val="single" w:sz="12" w:space="0" w:color="auto"/>
+              <w:bottom w:val="single" w:sz="12" w:space="0" w:color="auto"/>
+              <w:right w:val="single" w:sz="12" w:space="0" w:color="auto"/>
+            </w:tcBorders>
+            <w:shd w:val="clear" w:color="auto" w:fill="D9D9D9" w:themeFill="background1" w:themeFillShade="D9"/>
+            <w:vAlign w:val="center"/>
+            <w:hideMark/>
+          </w:tcPr>
+          <w:p>
+            <w:pPr>
+              <w:jc w:val="center"/>
+              <w:rPr>
+                <w:rFonts w:ascii="Arial" w:hAnsi="Arial" w:cs="Arial"/>
+                <w:sz w:val="20"/>
+                <w:szCs w:val="20"/>
+              </w:rPr>
+            </w:pPr>
+            <w:r>
+              <w:rPr>
+                <w:rFonts w:ascii="Arial" w:hAnsi="Arial" w:cs="Arial"/>
+                <w:sz w:val="20"/>
+                <w:szCs w:val="20"/>
+              </w:rPr>
+              <w:t>Rev.</w:t>
             </w:r>
           </w:p>
         </w:tc>
@@ -3570,166 +3862,118 @@
         </w:trPr>
         <w:tc>
           <w:tcPr>
-            <w:tcW w:w="4120" w:type="dxa"/>
-            <w:gridSpan w:val="10"/>
+            <w:tcW w:w="3675" w:type="dxa"/>
+            <w:gridSpan w:val="5"/>
             <w:tcBorders>
               <w:top w:val="single" w:sz="12" w:space="0" w:color="auto"/>
               <w:left w:val="single" w:sz="12" w:space="0" w:color="auto"/>
               <w:bottom w:val="single" w:sz="12" w:space="0" w:color="auto"/>
               <w:right w:val="single" w:sz="12" w:space="0" w:color="auto"/>
             </w:tcBorders>
-            <w:shd w:val="clear" w:color="auto" w:fill="D9D9D9" w:themeFill="background1" w:themeFillShade="D9"/>
-            <w:vAlign w:val="center"/>
-            <w:hideMark/>
-          </w:tcPr>
-          <w:p>
-            <w:pPr>
-              <w:jc w:val="center"/>
-              <w:rPr>
-                <w:rFonts w:ascii="Arial" w:hAnsi="Arial" w:cs="Arial"/>
-                <w:sz w:val="20"/>
-                <w:szCs w:val="20"/>
-              </w:rPr>
-            </w:pPr>
-            <w:r>
-              <w:rPr>
-                <w:rFonts w:ascii="Arial" w:hAnsi="Arial" w:cs="Arial"/>
-                <w:sz w:val="20"/>
-                <w:szCs w:val="20"/>
-              </w:rPr>
-              <w:t>Procedures Traceable to the PITP</w:t>
-            </w:r>
-          </w:p>
-        </w:tc>
-        <w:tc>
-          <w:tcPr>
-            <w:tcW w:w="2070" w:type="dxa"/>
-            <w:gridSpan w:val="8"/>
+            <w:shd w:val="clear" w:color="auto" w:fill="FFFFFF" w:themeFill="background1"/>
+            <w:vAlign w:val="center"/>
+          </w:tcPr>
+          <w:p>
+            <w:pPr>
+              <w:jc w:val="center"/>
+              <w:rPr>
+                <w:rFonts w:ascii="Arial" w:hAnsi="Arial" w:cs="Arial"/>
+                <w:sz w:val="20"/>
+                <w:szCs w:val="20"/>
+              </w:rPr>
+            </w:pPr>
+          </w:p>
+        </w:tc>
+        <w:tc>
+          <w:tcPr>
+            <w:tcW w:w="1980" w:type="dxa"/>
+            <w:gridSpan w:val="5"/>
             <w:tcBorders>
               <w:top w:val="single" w:sz="12" w:space="0" w:color="auto"/>
               <w:left w:val="single" w:sz="12" w:space="0" w:color="auto"/>
               <w:bottom w:val="single" w:sz="12" w:space="0" w:color="auto"/>
               <w:right w:val="single" w:sz="12" w:space="0" w:color="auto"/>
             </w:tcBorders>
-            <w:shd w:val="clear" w:color="auto" w:fill="D9D9D9" w:themeFill="background1" w:themeFillShade="D9"/>
-            <w:vAlign w:val="center"/>
-            <w:hideMark/>
-          </w:tcPr>
-          <w:p>
-            <w:pPr>
-              <w:jc w:val="center"/>
-              <w:rPr>
-                <w:rFonts w:ascii="Arial" w:hAnsi="Arial" w:cs="Arial"/>
-                <w:sz w:val="20"/>
-                <w:szCs w:val="20"/>
-              </w:rPr>
-            </w:pPr>
-            <w:r>
-              <w:rPr>
-                <w:rFonts w:ascii="Arial" w:hAnsi="Arial" w:cs="Arial"/>
-                <w:sz w:val="20"/>
-                <w:szCs w:val="20"/>
-              </w:rPr>
-              <w:t>Procedure ID</w:t>
-            </w:r>
-          </w:p>
-        </w:tc>
-        <w:tc>
-          <w:tcPr>
-            <w:tcW w:w="1800" w:type="dxa"/>
-            <w:gridSpan w:val="9"/>
+            <w:vAlign w:val="center"/>
+          </w:tcPr>
+          <w:p>
+            <w:pPr>
+              <w:jc w:val="center"/>
+              <w:rPr>
+                <w:rFonts w:ascii="Arial" w:hAnsi="Arial" w:cs="Arial"/>
+                <w:sz w:val="20"/>
+                <w:szCs w:val="20"/>
+              </w:rPr>
+            </w:pPr>
+          </w:p>
+        </w:tc>
+        <w:tc>
+          <w:tcPr>
+            <w:tcW w:w="2335" w:type="dxa"/>
+            <w:gridSpan w:val="5"/>
             <w:tcBorders>
               <w:top w:val="single" w:sz="12" w:space="0" w:color="auto"/>
               <w:left w:val="single" w:sz="12" w:space="0" w:color="auto"/>
               <w:bottom w:val="single" w:sz="12" w:space="0" w:color="auto"/>
               <w:right w:val="single" w:sz="12" w:space="0" w:color="auto"/>
             </w:tcBorders>
-            <w:shd w:val="clear" w:color="auto" w:fill="D9D9D9" w:themeFill="background1" w:themeFillShade="D9"/>
-            <w:vAlign w:val="center"/>
-            <w:hideMark/>
-          </w:tcPr>
-          <w:p>
-            <w:pPr>
-              <w:jc w:val="center"/>
-              <w:rPr>
-                <w:rFonts w:ascii="Arial" w:hAnsi="Arial" w:cs="Arial"/>
-                <w:sz w:val="20"/>
-                <w:szCs w:val="20"/>
-              </w:rPr>
-            </w:pPr>
-            <w:r>
-              <w:rPr>
-                <w:rFonts w:ascii="Arial" w:hAnsi="Arial" w:cs="Arial"/>
-                <w:sz w:val="20"/>
-                <w:szCs w:val="20"/>
-              </w:rPr>
-              <w:t>NDT Level III Approver</w:t>
-            </w:r>
+            <w:vAlign w:val="center"/>
+          </w:tcPr>
+          <w:p>
+            <w:pPr>
+              <w:jc w:val="center"/>
+              <w:rPr>
+                <w:rFonts w:ascii="Arial" w:hAnsi="Arial" w:cs="Arial"/>
+                <w:sz w:val="20"/>
+                <w:szCs w:val="20"/>
+              </w:rPr>
+            </w:pPr>
           </w:p>
         </w:tc>
         <w:tc>
           <w:tcPr>
             <w:tcW w:w="1710" w:type="dxa"/>
-            <w:gridSpan w:val="6"/>
+            <w:gridSpan w:val="5"/>
             <w:tcBorders>
               <w:top w:val="single" w:sz="12" w:space="0" w:color="auto"/>
               <w:left w:val="single" w:sz="12" w:space="0" w:color="auto"/>
               <w:bottom w:val="single" w:sz="12" w:space="0" w:color="auto"/>
               <w:right w:val="single" w:sz="12" w:space="0" w:color="auto"/>
             </w:tcBorders>
-            <w:shd w:val="clear" w:color="auto" w:fill="D9D9D9" w:themeFill="background1" w:themeFillShade="D9"/>
-            <w:vAlign w:val="center"/>
-            <w:hideMark/>
-          </w:tcPr>
-          <w:p>
-            <w:pPr>
-              <w:jc w:val="center"/>
-              <w:rPr>
-                <w:rFonts w:ascii="Arial" w:hAnsi="Arial" w:cs="Arial"/>
-                <w:sz w:val="20"/>
-                <w:szCs w:val="20"/>
-              </w:rPr>
-            </w:pPr>
-            <w:r>
-              <w:rPr>
-                <w:rFonts w:ascii="Arial" w:hAnsi="Arial" w:cs="Arial"/>
-                <w:sz w:val="20"/>
-                <w:szCs w:val="20"/>
-              </w:rPr>
-              <w:t>Date Approved</w:t>
-            </w:r>
+            <w:vAlign w:val="center"/>
+          </w:tcPr>
+          <w:p>
+            <w:pPr>
+              <w:jc w:val="center"/>
+              <w:rPr>
+                <w:rFonts w:ascii="Arial" w:hAnsi="Arial" w:cs="Arial"/>
+                <w:sz w:val="20"/>
+                <w:szCs w:val="20"/>
+              </w:rPr>
+            </w:pPr>
           </w:p>
         </w:tc>
         <w:tc>
           <w:tcPr>
             <w:tcW w:w="1085" w:type="dxa"/>
+            <w:gridSpan w:val="2"/>
             <w:tcBorders>
               <w:top w:val="single" w:sz="12" w:space="0" w:color="auto"/>
               <w:left w:val="single" w:sz="12" w:space="0" w:color="auto"/>
               <w:bottom w:val="single" w:sz="12" w:space="0" w:color="auto"/>
               <w:right w:val="single" w:sz="12" w:space="0" w:color="auto"/>
             </w:tcBorders>
-            <w:shd w:val="clear" w:color="auto" w:fill="D9D9D9" w:themeFill="background1" w:themeFillShade="D9"/>
-            <w:vAlign w:val="center"/>
-            <w:hideMark/>
-          </w:tcPr>
-          <w:p>
-            <w:pPr>
-              <w:jc w:val="center"/>
-              <w:rPr>
-                <w:rFonts w:ascii="Arial" w:hAnsi="Arial" w:cs="Arial"/>
-                <w:sz w:val="20"/>
-                <w:szCs w:val="20"/>
-              </w:rPr>
-            </w:pPr>
-            <w:r>
-              <w:rPr>
-                <w:rFonts w:ascii="Arial" w:hAnsi="Arial" w:cs="Arial"/>
-                <w:sz w:val="20"/>
-                <w:szCs w:val="20"/>
-              </w:rPr>
-              <w:t>Rev.</w:t>
-            </w:r>
+            <w:vAlign w:val="center"/>
+          </w:tcPr>
+          <w:p>
+            <w:pPr>
+              <w:jc w:val="center"/>
+              <w:rPr>
+                <w:rFonts w:ascii="Arial" w:hAnsi="Arial" w:cs="Arial"/>
+                <w:sz w:val="20"/>
+                <w:szCs w:val="20"/>
+              </w:rPr>
+            </w:pPr>
           </w:p>
         </w:tc>
       </w:tr>
@@ -3740,117 +3984,199 @@
         </w:trPr>
         <w:tc>
           <w:tcPr>
-            <w:tcW w:w="4120" w:type="dxa"/>
-            <w:gridSpan w:val="10"/>
+            <w:tcW w:w="2319" w:type="dxa"/>
             <w:tcBorders>
               <w:top w:val="single" w:sz="12" w:space="0" w:color="auto"/>
               <w:left w:val="single" w:sz="12" w:space="0" w:color="auto"/>
               <w:bottom w:val="single" w:sz="12" w:space="0" w:color="auto"/>
               <w:right w:val="single" w:sz="12" w:space="0" w:color="auto"/>
             </w:tcBorders>
-            <w:shd w:val="clear" w:color="auto" w:fill="FFFFFF" w:themeFill="background1"/>
-            <w:vAlign w:val="center"/>
-          </w:tcPr>
-          <w:p>
-            <w:pPr>
-              <w:jc w:val="center"/>
-              <w:rPr>
-                <w:rFonts w:ascii="Arial" w:hAnsi="Arial" w:cs="Arial"/>
-                <w:sz w:val="20"/>
-                <w:szCs w:val="20"/>
-              </w:rPr>
-            </w:pPr>
-          </w:p>
-        </w:tc>
-        <w:tc>
-          <w:tcPr>
-            <w:tcW w:w="2070" w:type="dxa"/>
-            <w:gridSpan w:val="8"/>
+            <w:shd w:val="clear" w:color="auto" w:fill="D9D9D9" w:themeFill="background1" w:themeFillShade="D9"/>
+            <w:vAlign w:val="center"/>
+            <w:hideMark/>
+          </w:tcPr>
+          <w:p>
+            <w:pPr>
+              <w:jc w:val="center"/>
+              <w:rPr>
+                <w:rFonts w:ascii="Arial" w:hAnsi="Arial" w:cs="Arial"/>
+                <w:sz w:val="20"/>
+                <w:szCs w:val="20"/>
+              </w:rPr>
+            </w:pPr>
+            <w:r>
+              <w:rPr>
+                <w:rFonts w:ascii="Arial" w:hAnsi="Arial" w:cs="Arial"/>
+                <w:sz w:val="20"/>
+                <w:szCs w:val="20"/>
+              </w:rPr>
+              <w:t>Record/Form Identified by the Procedure</w:t>
+            </w:r>
+          </w:p>
+        </w:tc>
+        <w:tc>
+          <w:tcPr>
+            <w:tcW w:w="1701" w:type="dxa"/>
+            <w:gridSpan w:val="5"/>
             <w:tcBorders>
               <w:top w:val="single" w:sz="12" w:space="0" w:color="auto"/>
               <w:left w:val="single" w:sz="12" w:space="0" w:color="auto"/>
               <w:bottom w:val="single" w:sz="12" w:space="0" w:color="auto"/>
               <w:right w:val="single" w:sz="12" w:space="0" w:color="auto"/>
             </w:tcBorders>
-            <w:vAlign w:val="center"/>
-          </w:tcPr>
-          <w:p>
-            <w:pPr>
-              <w:jc w:val="center"/>
-              <w:rPr>
-                <w:rFonts w:ascii="Arial" w:hAnsi="Arial" w:cs="Arial"/>
-                <w:sz w:val="20"/>
-                <w:szCs w:val="20"/>
-              </w:rPr>
-            </w:pPr>
-          </w:p>
-        </w:tc>
-        <w:tc>
-          <w:tcPr>
-            <w:tcW w:w="1800" w:type="dxa"/>
-            <w:gridSpan w:val="9"/>
+            <w:shd w:val="clear" w:color="auto" w:fill="D9D9D9" w:themeFill="background1" w:themeFillShade="D9"/>
+            <w:vAlign w:val="center"/>
+            <w:hideMark/>
+          </w:tcPr>
+          <w:p>
+            <w:pPr>
+              <w:jc w:val="center"/>
+              <w:rPr>
+                <w:rFonts w:ascii="Arial" w:hAnsi="Arial" w:cs="Arial"/>
+                <w:sz w:val="20"/>
+                <w:szCs w:val="20"/>
+              </w:rPr>
+            </w:pPr>
+            <w:r>
+              <w:rPr>
+                <w:rFonts w:ascii="Arial" w:hAnsi="Arial" w:cs="Arial"/>
+                <w:sz w:val="20"/>
+                <w:szCs w:val="20"/>
+              </w:rPr>
+              <w:t>Record/Form ID</w:t>
+            </w:r>
+          </w:p>
+        </w:tc>
+        <w:tc>
+          <w:tcPr>
+            <w:tcW w:w="1608" w:type="dxa"/>
+            <w:gridSpan w:val="3"/>
             <w:tcBorders>
               <w:top w:val="single" w:sz="12" w:space="0" w:color="auto"/>
               <w:left w:val="single" w:sz="12" w:space="0" w:color="auto"/>
               <w:bottom w:val="single" w:sz="12" w:space="0" w:color="auto"/>
               <w:right w:val="single" w:sz="12" w:space="0" w:color="auto"/>
             </w:tcBorders>
-            <w:vAlign w:val="center"/>
-          </w:tcPr>
-          <w:p>
-            <w:pPr>
-              <w:jc w:val="center"/>
-              <w:rPr>
-                <w:rFonts w:ascii="Arial" w:hAnsi="Arial" w:cs="Arial"/>
-                <w:sz w:val="20"/>
-                <w:szCs w:val="20"/>
-              </w:rPr>
-            </w:pPr>
-          </w:p>
-        </w:tc>
-        <w:tc>
-          <w:tcPr>
-            <w:tcW w:w="1710" w:type="dxa"/>
-            <w:gridSpan w:val="6"/>
+            <w:shd w:val="clear" w:color="auto" w:fill="D9D9D9" w:themeFill="background1" w:themeFillShade="D9"/>
+            <w:vAlign w:val="center"/>
+            <w:hideMark/>
+          </w:tcPr>
+          <w:p>
+            <w:pPr>
+              <w:jc w:val="center"/>
+              <w:rPr>
+                <w:rFonts w:ascii="Arial" w:hAnsi="Arial" w:cs="Arial"/>
+                <w:sz w:val="20"/>
+                <w:szCs w:val="20"/>
+              </w:rPr>
+            </w:pPr>
+            <w:r>
+              <w:rPr>
+                <w:rFonts w:ascii="Arial" w:hAnsi="Arial" w:cs="Arial"/>
+                <w:sz w:val="20"/>
+                <w:szCs w:val="20"/>
+              </w:rPr>
+              <w:t>NDT Level III Approver</w:t>
+            </w:r>
+          </w:p>
+        </w:tc>
+        <w:tc>
+          <w:tcPr>
+            <w:tcW w:w="1367" w:type="dxa"/>
+            <w:gridSpan w:val="4"/>
             <w:tcBorders>
               <w:top w:val="single" w:sz="12" w:space="0" w:color="auto"/>
               <w:left w:val="single" w:sz="12" w:space="0" w:color="auto"/>
               <w:bottom w:val="single" w:sz="12" w:space="0" w:color="auto"/>
               <w:right w:val="single" w:sz="12" w:space="0" w:color="auto"/>
             </w:tcBorders>
-            <w:vAlign w:val="center"/>
-          </w:tcPr>
-          <w:p>
-            <w:pPr>
-              <w:jc w:val="center"/>
-              <w:rPr>
-                <w:rFonts w:ascii="Arial" w:hAnsi="Arial" w:cs="Arial"/>
-                <w:sz w:val="20"/>
-                <w:szCs w:val="20"/>
-              </w:rPr>
-            </w:pPr>
-          </w:p>
-        </w:tc>
-        <w:tc>
-          <w:tcPr>
-            <w:tcW w:w="1085" w:type="dxa"/>
+            <w:shd w:val="clear" w:color="auto" w:fill="D9D9D9" w:themeFill="background1" w:themeFillShade="D9"/>
+            <w:vAlign w:val="center"/>
+            <w:hideMark/>
+          </w:tcPr>
+          <w:p>
+            <w:pPr>
+              <w:jc w:val="center"/>
+              <w:rPr>
+                <w:rFonts w:ascii="Arial" w:hAnsi="Arial" w:cs="Arial"/>
+                <w:sz w:val="20"/>
+                <w:szCs w:val="20"/>
+              </w:rPr>
+            </w:pPr>
+            <w:r>
+              <w:rPr>
+                <w:rFonts w:ascii="Arial" w:hAnsi="Arial" w:cs="Arial"/>
+                <w:sz w:val="20"/>
+                <w:szCs w:val="20"/>
+              </w:rPr>
+              <w:t>Date Approved</w:t>
+            </w:r>
+          </w:p>
+        </w:tc>
+        <w:tc>
+          <w:tcPr>
+            <w:tcW w:w="1170" w:type="dxa"/>
+            <w:gridSpan w:val="3"/>
             <w:tcBorders>
               <w:top w:val="single" w:sz="12" w:space="0" w:color="auto"/>
               <w:left w:val="single" w:sz="12" w:space="0" w:color="auto"/>
               <w:bottom w:val="single" w:sz="12" w:space="0" w:color="auto"/>
               <w:right w:val="single" w:sz="12" w:space="0" w:color="auto"/>
             </w:tcBorders>
-            <w:vAlign w:val="center"/>
-          </w:tcPr>
-          <w:p>
-            <w:pPr>
-              <w:jc w:val="center"/>
-              <w:rPr>
-                <w:rFonts w:ascii="Arial" w:hAnsi="Arial" w:cs="Arial"/>
-                <w:sz w:val="20"/>
-                <w:szCs w:val="20"/>
-              </w:rPr>
-            </w:pPr>
+            <w:shd w:val="clear" w:color="auto" w:fill="D9D9D9" w:themeFill="background1" w:themeFillShade="D9"/>
+            <w:vAlign w:val="center"/>
+            <w:hideMark/>
+          </w:tcPr>
+          <w:p>
+            <w:pPr>
+              <w:jc w:val="center"/>
+              <w:rPr>
+                <w:rFonts w:ascii="Arial" w:hAnsi="Arial" w:cs="Arial"/>
+                <w:sz w:val="20"/>
+                <w:szCs w:val="20"/>
+              </w:rPr>
+            </w:pPr>
+            <w:r>
+              <w:rPr>
+                <w:rFonts w:ascii="Arial" w:hAnsi="Arial" w:cs="Arial"/>
+                <w:sz w:val="20"/>
+                <w:szCs w:val="20"/>
+              </w:rPr>
+              <w:t>Rev.</w:t>
+            </w:r>
+          </w:p>
+        </w:tc>
+        <w:tc>
+          <w:tcPr>
+            <w:tcW w:w="2620" w:type="dxa"/>
+            <w:gridSpan w:val="6"/>
+            <w:tcBorders>
+              <w:top w:val="single" w:sz="12" w:space="0" w:color="auto"/>
+              <w:left w:val="single" w:sz="12" w:space="0" w:color="auto"/>
+              <w:bottom w:val="single" w:sz="12" w:space="0" w:color="auto"/>
+              <w:right w:val="single" w:sz="12" w:space="0" w:color="auto"/>
+            </w:tcBorders>
+            <w:shd w:val="clear" w:color="auto" w:fill="D9D9D9" w:themeFill="background1" w:themeFillShade="D9"/>
+            <w:vAlign w:val="center"/>
+            <w:hideMark/>
+          </w:tcPr>
+          <w:p>
+            <w:pPr>
+              <w:jc w:val="center"/>
+              <w:rPr>
+                <w:rFonts w:ascii="Arial" w:hAnsi="Arial" w:cs="Arial"/>
+                <w:sz w:val="20"/>
+                <w:szCs w:val="20"/>
+              </w:rPr>
+            </w:pPr>
+            <w:r>
+              <w:rPr>
+                <w:rFonts w:ascii="Arial" w:hAnsi="Arial" w:cs="Arial"/>
+                <w:sz w:val="20"/>
+                <w:szCs w:val="20"/>
+              </w:rPr>
+              <w:t>Result (including accepted or rejected)</w:t>
+            </w:r>
           </w:p>
         </w:tc>
       </w:tr>
@@ -3862,166 +4188,120 @@
         <w:tc>
           <w:tcPr>
             <w:tcW w:w="2319" w:type="dxa"/>
-            <w:gridSpan w:val="2"/>
             <w:tcBorders>
               <w:top w:val="single" w:sz="12" w:space="0" w:color="auto"/>
               <w:left w:val="single" w:sz="12" w:space="0" w:color="auto"/>
               <w:bottom w:val="single" w:sz="12" w:space="0" w:color="auto"/>
               <w:right w:val="single" w:sz="12" w:space="0" w:color="auto"/>
             </w:tcBorders>
-            <w:shd w:val="clear" w:color="auto" w:fill="D9D9D9" w:themeFill="background1" w:themeFillShade="D9"/>
-            <w:vAlign w:val="center"/>
-            <w:hideMark/>
-          </w:tcPr>
-          <w:p>
-            <w:pPr>
-              <w:jc w:val="center"/>
-              <w:rPr>
-                <w:rFonts w:ascii="Arial" w:hAnsi="Arial" w:cs="Arial"/>
-                <w:sz w:val="20"/>
-                <w:szCs w:val="20"/>
-              </w:rPr>
-            </w:pPr>
-            <w:r>
-              <w:rPr>
-                <w:rFonts w:ascii="Arial" w:hAnsi="Arial" w:cs="Arial"/>
-                <w:sz w:val="20"/>
-                <w:szCs w:val="20"/>
-              </w:rPr>
-              <w:t>Record/Form Identified by the Procedure</w:t>
-            </w:r>
+            <w:shd w:val="clear" w:color="auto" w:fill="FFFFFF" w:themeFill="background1"/>
+            <w:vAlign w:val="center"/>
+          </w:tcPr>
+          <w:p>
+            <w:pPr>
+              <w:jc w:val="center"/>
+              <w:rPr>
+                <w:rFonts w:ascii="Arial" w:hAnsi="Arial" w:cs="Arial"/>
+                <w:sz w:val="20"/>
+                <w:szCs w:val="20"/>
+              </w:rPr>
+            </w:pPr>
           </w:p>
         </w:tc>
         <w:tc>
           <w:tcPr>
             <w:tcW w:w="1701" w:type="dxa"/>
-            <w:gridSpan w:val="7"/>
+            <w:gridSpan w:val="5"/>
             <w:tcBorders>
               <w:top w:val="single" w:sz="12" w:space="0" w:color="auto"/>
               <w:left w:val="single" w:sz="12" w:space="0" w:color="auto"/>
               <w:bottom w:val="single" w:sz="12" w:space="0" w:color="auto"/>
               <w:right w:val="single" w:sz="12" w:space="0" w:color="auto"/>
             </w:tcBorders>
-            <w:shd w:val="clear" w:color="auto" w:fill="D9D9D9" w:themeFill="background1" w:themeFillShade="D9"/>
-            <w:vAlign w:val="center"/>
-            <w:hideMark/>
-          </w:tcPr>
-          <w:p>
-            <w:pPr>
-              <w:jc w:val="center"/>
-              <w:rPr>
-                <w:rFonts w:ascii="Arial" w:hAnsi="Arial" w:cs="Arial"/>
-                <w:sz w:val="20"/>
-                <w:szCs w:val="20"/>
-              </w:rPr>
-            </w:pPr>
-            <w:r>
-              <w:rPr>
-                <w:rFonts w:ascii="Arial" w:hAnsi="Arial" w:cs="Arial"/>
-                <w:sz w:val="20"/>
-                <w:szCs w:val="20"/>
-              </w:rPr>
-              <w:t>Record/Form ID</w:t>
-            </w:r>
+            <w:shd w:val="clear" w:color="auto" w:fill="FFFFFF" w:themeFill="background1"/>
+            <w:vAlign w:val="center"/>
+          </w:tcPr>
+          <w:p>
+            <w:pPr>
+              <w:jc w:val="center"/>
+              <w:rPr>
+                <w:rFonts w:ascii="Arial" w:hAnsi="Arial" w:cs="Arial"/>
+                <w:sz w:val="20"/>
+                <w:szCs w:val="20"/>
+              </w:rPr>
+            </w:pPr>
           </w:p>
         </w:tc>
         <w:tc>
           <w:tcPr>
             <w:tcW w:w="1608" w:type="dxa"/>
-            <w:gridSpan w:val="6"/>
+            <w:gridSpan w:val="3"/>
             <w:tcBorders>
               <w:top w:val="single" w:sz="12" w:space="0" w:color="auto"/>
               <w:left w:val="single" w:sz="12" w:space="0" w:color="auto"/>
               <w:bottom w:val="single" w:sz="12" w:space="0" w:color="auto"/>
               <w:right w:val="single" w:sz="12" w:space="0" w:color="auto"/>
             </w:tcBorders>
-            <w:shd w:val="clear" w:color="auto" w:fill="D9D9D9" w:themeFill="background1" w:themeFillShade="D9"/>
-            <w:vAlign w:val="center"/>
-            <w:hideMark/>
-          </w:tcPr>
-          <w:p>
-            <w:pPr>
-              <w:jc w:val="center"/>
-              <w:rPr>
-                <w:rFonts w:ascii="Arial" w:hAnsi="Arial" w:cs="Arial"/>
-                <w:sz w:val="20"/>
-                <w:szCs w:val="20"/>
-              </w:rPr>
-            </w:pPr>
-            <w:r>
-              <w:rPr>
-                <w:rFonts w:ascii="Arial" w:hAnsi="Arial" w:cs="Arial"/>
-                <w:sz w:val="20"/>
-                <w:szCs w:val="20"/>
-              </w:rPr>
-              <w:t>NDT Level III Approver</w:t>
-            </w:r>
+            <w:shd w:val="clear" w:color="auto" w:fill="FFFFFF" w:themeFill="background1"/>
+            <w:vAlign w:val="center"/>
+          </w:tcPr>
+          <w:p>
+            <w:pPr>
+              <w:jc w:val="center"/>
+              <w:rPr>
+                <w:rFonts w:ascii="Arial" w:hAnsi="Arial" w:cs="Arial"/>
+                <w:sz w:val="20"/>
+                <w:szCs w:val="20"/>
+              </w:rPr>
+            </w:pPr>
           </w:p>
         </w:tc>
         <w:tc>
           <w:tcPr>
             <w:tcW w:w="1367" w:type="dxa"/>
-            <w:gridSpan w:val="8"/>
+            <w:gridSpan w:val="4"/>
             <w:tcBorders>
               <w:top w:val="single" w:sz="12" w:space="0" w:color="auto"/>
               <w:left w:val="single" w:sz="12" w:space="0" w:color="auto"/>
               <w:bottom w:val="single" w:sz="12" w:space="0" w:color="auto"/>
               <w:right w:val="single" w:sz="12" w:space="0" w:color="auto"/>
             </w:tcBorders>
-            <w:shd w:val="clear" w:color="auto" w:fill="D9D9D9" w:themeFill="background1" w:themeFillShade="D9"/>
-            <w:vAlign w:val="center"/>
-            <w:hideMark/>
-          </w:tcPr>
-          <w:p>
-            <w:pPr>
-              <w:jc w:val="center"/>
-              <w:rPr>
-                <w:rFonts w:ascii="Arial" w:hAnsi="Arial" w:cs="Arial"/>
-                <w:sz w:val="20"/>
-                <w:szCs w:val="20"/>
-              </w:rPr>
-            </w:pPr>
-            <w:r>
-              <w:rPr>
-                <w:rFonts w:ascii="Arial" w:hAnsi="Arial" w:cs="Arial"/>
-                <w:sz w:val="20"/>
-                <w:szCs w:val="20"/>
-              </w:rPr>
-              <w:t>Date Approved</w:t>
-            </w:r>
+            <w:shd w:val="clear" w:color="auto" w:fill="FFFFFF" w:themeFill="background1"/>
+            <w:vAlign w:val="center"/>
+          </w:tcPr>
+          <w:p>
+            <w:pPr>
+              <w:jc w:val="center"/>
+              <w:rPr>
+                <w:rFonts w:ascii="Arial" w:hAnsi="Arial" w:cs="Arial"/>
+                <w:sz w:val="20"/>
+                <w:szCs w:val="20"/>
+              </w:rPr>
+            </w:pPr>
           </w:p>
         </w:tc>
         <w:tc>
           <w:tcPr>
             <w:tcW w:w="1170" w:type="dxa"/>
-            <w:gridSpan w:val="5"/>
+            <w:gridSpan w:val="3"/>
             <w:tcBorders>
               <w:top w:val="single" w:sz="12" w:space="0" w:color="auto"/>
               <w:left w:val="single" w:sz="12" w:space="0" w:color="auto"/>
               <w:bottom w:val="single" w:sz="12" w:space="0" w:color="auto"/>
               <w:right w:val="single" w:sz="12" w:space="0" w:color="auto"/>
             </w:tcBorders>
-            <w:shd w:val="clear" w:color="auto" w:fill="D9D9D9" w:themeFill="background1" w:themeFillShade="D9"/>
-            <w:vAlign w:val="center"/>
-            <w:hideMark/>
-          </w:tcPr>
-          <w:p>
-            <w:pPr>
-              <w:jc w:val="center"/>
-              <w:rPr>
-                <w:rFonts w:ascii="Arial" w:hAnsi="Arial" w:cs="Arial"/>
-                <w:sz w:val="20"/>
-                <w:szCs w:val="20"/>
-              </w:rPr>
-            </w:pPr>
-            <w:r>
-              <w:rPr>
-                <w:rFonts w:ascii="Arial" w:hAnsi="Arial" w:cs="Arial"/>
-                <w:sz w:val="20"/>
-                <w:szCs w:val="20"/>
-              </w:rPr>
-              <w:t>Rev.</w:t>
-            </w:r>
+            <w:shd w:val="clear" w:color="auto" w:fill="FFFFFF" w:themeFill="background1"/>
+            <w:vAlign w:val="center"/>
+          </w:tcPr>
+          <w:p>
+            <w:pPr>
+              <w:jc w:val="center"/>
+              <w:rPr>
+                <w:rFonts w:ascii="Arial" w:hAnsi="Arial" w:cs="Arial"/>
+                <w:sz w:val="20"/>
+                <w:szCs w:val="20"/>
+              </w:rPr>
+            </w:pPr>
           </w:p>
         </w:tc>
         <w:tc>
@@ -4034,27 +4314,18 @@
               <w:bottom w:val="single" w:sz="12" w:space="0" w:color="auto"/>
               <w:right w:val="single" w:sz="12" w:space="0" w:color="auto"/>
             </w:tcBorders>
-            <w:shd w:val="clear" w:color="auto" w:fill="D9D9D9" w:themeFill="background1" w:themeFillShade="D9"/>
-            <w:vAlign w:val="center"/>
-            <w:hideMark/>
-          </w:tcPr>
-          <w:p>
-            <w:pPr>
-              <w:jc w:val="center"/>
-              <w:rPr>
-                <w:rFonts w:ascii="Arial" w:hAnsi="Arial" w:cs="Arial"/>
-                <w:sz w:val="20"/>
-                <w:szCs w:val="20"/>
-              </w:rPr>
-            </w:pPr>
-            <w:r>
-              <w:rPr>
-                <w:rFonts w:ascii="Arial" w:hAnsi="Arial" w:cs="Arial"/>
-                <w:sz w:val="20"/>
-                <w:szCs w:val="20"/>
-              </w:rPr>
-              <w:t>Result (including accepted or rejected)</w:t>
-            </w:r>
+            <w:shd w:val="clear" w:color="auto" w:fill="FFFFFF" w:themeFill="background1"/>
+            <w:vAlign w:val="center"/>
+          </w:tcPr>
+          <w:p>
+            <w:pPr>
+              <w:jc w:val="center"/>
+              <w:rPr>
+                <w:rFonts w:ascii="Arial" w:hAnsi="Arial" w:cs="Arial"/>
+                <w:sz w:val="20"/>
+                <w:szCs w:val="20"/>
+              </w:rPr>
+            </w:pPr>
           </w:p>
         </w:tc>
       </w:tr>
@@ -4065,146 +4336,176 @@
         </w:trPr>
         <w:tc>
           <w:tcPr>
-            <w:tcW w:w="2319" w:type="dxa"/>
+            <w:tcW w:w="2595" w:type="dxa"/>
             <w:gridSpan w:val="2"/>
             <w:tcBorders>
-              <w:top w:val="single" w:sz="12" w:space="0" w:color="auto"/>
-              <w:left w:val="single" w:sz="12" w:space="0" w:color="auto"/>
-              <w:bottom w:val="single" w:sz="12" w:space="0" w:color="auto"/>
-              <w:right w:val="single" w:sz="12" w:space="0" w:color="auto"/>
-            </w:tcBorders>
-            <w:shd w:val="clear" w:color="auto" w:fill="FFFFFF" w:themeFill="background1"/>
-            <w:vAlign w:val="center"/>
-          </w:tcPr>
-          <w:p>
-            <w:pPr>
-              <w:jc w:val="center"/>
-              <w:rPr>
-                <w:rFonts w:ascii="Arial" w:hAnsi="Arial" w:cs="Arial"/>
-                <w:sz w:val="20"/>
-                <w:szCs w:val="20"/>
-              </w:rPr>
-            </w:pPr>
-          </w:p>
-        </w:tc>
-        <w:tc>
-          <w:tcPr>
-            <w:tcW w:w="1701" w:type="dxa"/>
-            <w:gridSpan w:val="7"/>
-            <w:tcBorders>
-              <w:top w:val="single" w:sz="12" w:space="0" w:color="auto"/>
-              <w:left w:val="single" w:sz="12" w:space="0" w:color="auto"/>
-              <w:bottom w:val="single" w:sz="12" w:space="0" w:color="auto"/>
-              <w:right w:val="single" w:sz="12" w:space="0" w:color="auto"/>
-            </w:tcBorders>
-            <w:shd w:val="clear" w:color="auto" w:fill="FFFFFF" w:themeFill="background1"/>
-            <w:vAlign w:val="center"/>
-          </w:tcPr>
-          <w:p>
-            <w:pPr>
-              <w:jc w:val="center"/>
-              <w:rPr>
-                <w:rFonts w:ascii="Arial" w:hAnsi="Arial" w:cs="Arial"/>
-                <w:sz w:val="20"/>
-                <w:szCs w:val="20"/>
-              </w:rPr>
-            </w:pPr>
-          </w:p>
-        </w:tc>
-        <w:tc>
-          <w:tcPr>
-            <w:tcW w:w="1608" w:type="dxa"/>
+              <w:bottom w:val="single" w:sz="12" w:space="0" w:color="auto"/>
+            </w:tcBorders>
+            <w:shd w:val="clear" w:color="auto" w:fill="D9D9D9" w:themeFill="background1" w:themeFillShade="D9"/>
+            <w:vAlign w:val="center"/>
+          </w:tcPr>
+          <w:p>
+            <w:pPr>
+              <w:jc w:val="center"/>
+              <w:rPr>
+                <w:rFonts w:ascii="Arial" w:hAnsi="Arial" w:cs="Arial"/>
+                <w:sz w:val="20"/>
+                <w:szCs w:val="20"/>
+              </w:rPr>
+            </w:pPr>
+            <w:r>
+              <w:rPr>
+                <w:rFonts w:ascii="Arial" w:hAnsi="Arial" w:cs="Arial"/>
+                <w:sz w:val="20"/>
+                <w:szCs w:val="20"/>
+              </w:rPr>
+              <w:t xml:space="preserve">Performance Qualification Record (PQR) </w:t>
+            </w:r>
+          </w:p>
+        </w:tc>
+        <w:tc>
+          <w:tcPr>
+            <w:tcW w:w="2070" w:type="dxa"/>
             <w:gridSpan w:val="6"/>
-            <w:tcBorders>
-              <w:top w:val="single" w:sz="12" w:space="0" w:color="auto"/>
-              <w:left w:val="single" w:sz="12" w:space="0" w:color="auto"/>
-              <w:bottom w:val="single" w:sz="12" w:space="0" w:color="auto"/>
-              <w:right w:val="single" w:sz="12" w:space="0" w:color="auto"/>
-            </w:tcBorders>
-            <w:shd w:val="clear" w:color="auto" w:fill="FFFFFF" w:themeFill="background1"/>
-            <w:vAlign w:val="center"/>
-          </w:tcPr>
-          <w:p>
-            <w:pPr>
-              <w:jc w:val="center"/>
-              <w:rPr>
-                <w:rFonts w:ascii="Arial" w:hAnsi="Arial" w:cs="Arial"/>
-                <w:sz w:val="20"/>
-                <w:szCs w:val="20"/>
-              </w:rPr>
-            </w:pPr>
-          </w:p>
-        </w:tc>
-        <w:tc>
-          <w:tcPr>
-            <w:tcW w:w="1367" w:type="dxa"/>
-            <w:gridSpan w:val="8"/>
-            <w:tcBorders>
-              <w:top w:val="single" w:sz="12" w:space="0" w:color="auto"/>
-              <w:left w:val="single" w:sz="12" w:space="0" w:color="auto"/>
-              <w:bottom w:val="single" w:sz="12" w:space="0" w:color="auto"/>
-              <w:right w:val="single" w:sz="12" w:space="0" w:color="auto"/>
-            </w:tcBorders>
-            <w:shd w:val="clear" w:color="auto" w:fill="FFFFFF" w:themeFill="background1"/>
-            <w:vAlign w:val="center"/>
-          </w:tcPr>
-          <w:p>
-            <w:pPr>
-              <w:jc w:val="center"/>
-              <w:rPr>
-                <w:rFonts w:ascii="Arial" w:hAnsi="Arial" w:cs="Arial"/>
-                <w:sz w:val="20"/>
-                <w:szCs w:val="20"/>
-              </w:rPr>
-            </w:pPr>
-          </w:p>
-        </w:tc>
-        <w:tc>
-          <w:tcPr>
-            <w:tcW w:w="1170" w:type="dxa"/>
-            <w:gridSpan w:val="5"/>
-            <w:tcBorders>
-              <w:top w:val="single" w:sz="12" w:space="0" w:color="auto"/>
-              <w:left w:val="single" w:sz="12" w:space="0" w:color="auto"/>
-              <w:bottom w:val="single" w:sz="12" w:space="0" w:color="auto"/>
-              <w:right w:val="single" w:sz="12" w:space="0" w:color="auto"/>
-            </w:tcBorders>
-            <w:shd w:val="clear" w:color="auto" w:fill="FFFFFF" w:themeFill="background1"/>
-            <w:vAlign w:val="center"/>
-          </w:tcPr>
-          <w:p>
-            <w:pPr>
-              <w:jc w:val="center"/>
-              <w:rPr>
-                <w:rFonts w:ascii="Arial" w:hAnsi="Arial" w:cs="Arial"/>
-                <w:sz w:val="20"/>
-                <w:szCs w:val="20"/>
-              </w:rPr>
-            </w:pPr>
-          </w:p>
-        </w:tc>
-        <w:tc>
-          <w:tcPr>
-            <w:tcW w:w="2620" w:type="dxa"/>
+            <w:shd w:val="clear" w:color="auto" w:fill="D9D9D9" w:themeFill="background1" w:themeFillShade="D9"/>
+            <w:vAlign w:val="center"/>
+          </w:tcPr>
+          <w:p>
+            <w:pPr>
+              <w:jc w:val="center"/>
+              <w:rPr>
+                <w:rFonts w:ascii="Arial" w:hAnsi="Arial" w:cs="Arial"/>
+                <w:sz w:val="20"/>
+                <w:szCs w:val="20"/>
+              </w:rPr>
+            </w:pPr>
+            <w:r>
+              <w:rPr>
+                <w:rFonts w:ascii="Arial" w:hAnsi="Arial" w:cs="Arial"/>
+                <w:sz w:val="20"/>
+                <w:szCs w:val="20"/>
+              </w:rPr>
+              <w:t>Procedure ID</w:t>
+            </w:r>
+          </w:p>
+        </w:tc>
+        <w:tc>
+          <w:tcPr>
+            <w:tcW w:w="2070" w:type="dxa"/>
+            <w:gridSpan w:val="4"/>
+            <w:shd w:val="clear" w:color="auto" w:fill="D9D9D9" w:themeFill="background1" w:themeFillShade="D9"/>
+            <w:vAlign w:val="center"/>
+          </w:tcPr>
+          <w:p>
+            <w:pPr>
+              <w:jc w:val="center"/>
+              <w:rPr>
+                <w:rFonts w:ascii="Arial" w:hAnsi="Arial" w:cs="Arial"/>
+                <w:sz w:val="20"/>
+                <w:szCs w:val="20"/>
+              </w:rPr>
+            </w:pPr>
+            <w:r>
+              <w:rPr>
+                <w:rFonts w:ascii="Arial" w:hAnsi="Arial" w:cs="Arial"/>
+                <w:sz w:val="20"/>
+                <w:szCs w:val="20"/>
+              </w:rPr>
+              <w:t>NDT Tech ID that Performed PQR</w:t>
+            </w:r>
+          </w:p>
+        </w:tc>
+        <w:tc>
+          <w:tcPr>
+            <w:tcW w:w="1620" w:type="dxa"/>
             <w:gridSpan w:val="6"/>
-            <w:tcBorders>
-              <w:top w:val="single" w:sz="12" w:space="0" w:color="auto"/>
-              <w:left w:val="single" w:sz="12" w:space="0" w:color="auto"/>
-              <w:bottom w:val="single" w:sz="12" w:space="0" w:color="auto"/>
-              <w:right w:val="single" w:sz="12" w:space="0" w:color="auto"/>
-            </w:tcBorders>
-            <w:shd w:val="clear" w:color="auto" w:fill="FFFFFF" w:themeFill="background1"/>
-            <w:vAlign w:val="center"/>
-          </w:tcPr>
-          <w:p>
-            <w:pPr>
-              <w:jc w:val="center"/>
-              <w:rPr>
-                <w:rFonts w:ascii="Arial" w:hAnsi="Arial" w:cs="Arial"/>
-                <w:sz w:val="20"/>
-                <w:szCs w:val="20"/>
-              </w:rPr>
-            </w:pPr>
+            <w:shd w:val="clear" w:color="auto" w:fill="D9D9D9" w:themeFill="background1" w:themeFillShade="D9"/>
+            <w:vAlign w:val="center"/>
+          </w:tcPr>
+          <w:p>
+            <w:pPr>
+              <w:jc w:val="center"/>
+              <w:rPr>
+                <w:rFonts w:ascii="Arial" w:hAnsi="Arial" w:cs="Arial"/>
+                <w:sz w:val="20"/>
+                <w:szCs w:val="20"/>
+              </w:rPr>
+            </w:pPr>
+            <w:r>
+              <w:rPr>
+                <w:rFonts w:ascii="Arial" w:hAnsi="Arial" w:cs="Arial"/>
+                <w:sz w:val="20"/>
+                <w:szCs w:val="20"/>
+              </w:rPr>
+              <w:t xml:space="preserve">NDT Level III </w:t>
+            </w:r>
+            <w:r>
+              <w:rPr>
+                <w:rFonts w:ascii="Arial" w:hAnsi="Arial" w:cs="Arial"/>
+                <w:sz w:val="20"/>
+                <w:szCs w:val="20"/>
+              </w:rPr>
+              <w:t>Approve</w:t>
+            </w:r>
+            <w:r>
+              <w:rPr>
+                <w:rFonts w:ascii="Arial" w:hAnsi="Arial" w:cs="Arial"/>
+                <w:sz w:val="20"/>
+                <w:szCs w:val="20"/>
+              </w:rPr>
+              <w:t>r</w:t>
+            </w:r>
+          </w:p>
+        </w:tc>
+        <w:tc>
+          <w:tcPr>
+            <w:tcW w:w="1530" w:type="dxa"/>
+            <w:gridSpan w:val="3"/>
+            <w:shd w:val="clear" w:color="auto" w:fill="D9D9D9" w:themeFill="background1" w:themeFillShade="D9"/>
+            <w:vAlign w:val="center"/>
+          </w:tcPr>
+          <w:p>
+            <w:pPr>
+              <w:jc w:val="center"/>
+              <w:rPr>
+                <w:rFonts w:ascii="Arial" w:hAnsi="Arial" w:cs="Arial"/>
+                <w:sz w:val="20"/>
+                <w:szCs w:val="20"/>
+              </w:rPr>
+            </w:pPr>
+            <w:r>
+              <w:rPr>
+                <w:rFonts w:ascii="Arial" w:hAnsi="Arial" w:cs="Arial"/>
+                <w:sz w:val="20"/>
+                <w:szCs w:val="20"/>
+              </w:rPr>
+              <w:t>Date Approved</w:t>
+            </w:r>
+          </w:p>
+        </w:tc>
+        <w:tc>
+          <w:tcPr>
+            <w:tcW w:w="900" w:type="dxa"/>
+            <w:shd w:val="clear" w:color="auto" w:fill="D9D9D9" w:themeFill="background1" w:themeFillShade="D9"/>
+            <w:vAlign w:val="center"/>
+          </w:tcPr>
+          <w:p>
+            <w:pPr>
+              <w:jc w:val="center"/>
+              <w:rPr>
+                <w:rFonts w:ascii="Arial" w:hAnsi="Arial" w:cs="Arial"/>
+                <w:sz w:val="20"/>
+                <w:szCs w:val="20"/>
+              </w:rPr>
+            </w:pPr>
+            <w:r>
+              <w:rPr>
+                <w:rFonts w:ascii="Arial" w:hAnsi="Arial" w:cs="Arial"/>
+                <w:sz w:val="20"/>
+                <w:szCs w:val="20"/>
+              </w:rPr>
+              <w:t>Rev.</w:t>
+            </w:r>
           </w:p>
         </w:tc>
       </w:tr>
@@ -4215,199 +4516,103 @@
         </w:trPr>
         <w:tc>
           <w:tcPr>
-            <w:tcW w:w="2996" w:type="dxa"/>
+            <w:tcW w:w="2595" w:type="dxa"/>
+            <w:gridSpan w:val="2"/>
+            <w:vAlign w:val="center"/>
+          </w:tcPr>
+          <w:p>
+            <w:pPr>
+              <w:jc w:val="center"/>
+              <w:rPr>
+                <w:rFonts w:ascii="Arial" w:hAnsi="Arial" w:cs="Arial"/>
+                <w:sz w:val="20"/>
+                <w:szCs w:val="20"/>
+              </w:rPr>
+            </w:pPr>
+          </w:p>
+        </w:tc>
+        <w:tc>
+          <w:tcPr>
+            <w:tcW w:w="2070" w:type="dxa"/>
             <w:gridSpan w:val="6"/>
-            <w:tcBorders>
-              <w:top w:val="single" w:sz="12" w:space="0" w:color="auto"/>
-              <w:left w:val="single" w:sz="12" w:space="0" w:color="auto"/>
-              <w:bottom w:val="single" w:sz="12" w:space="0" w:color="auto"/>
-              <w:right w:val="single" w:sz="12" w:space="0" w:color="auto"/>
-            </w:tcBorders>
-            <w:shd w:val="clear" w:color="auto" w:fill="D9D9D9" w:themeFill="background1" w:themeFillShade="D9"/>
-            <w:vAlign w:val="center"/>
-            <w:hideMark/>
-          </w:tcPr>
-          <w:p>
-            <w:pPr>
-              <w:jc w:val="center"/>
-              <w:rPr>
-                <w:rFonts w:ascii="Arial" w:hAnsi="Arial" w:cs="Arial"/>
-                <w:sz w:val="20"/>
-                <w:szCs w:val="20"/>
-              </w:rPr>
-            </w:pPr>
-            <w:r>
-              <w:rPr>
-                <w:rFonts w:ascii="Arial" w:hAnsi="Arial" w:cs="Arial"/>
-                <w:sz w:val="20"/>
-                <w:szCs w:val="20"/>
-              </w:rPr>
-              <w:t>Performance Qualification Record (PQR) of NDT Procedure</w:t>
-            </w:r>
-          </w:p>
-        </w:tc>
-        <w:tc>
-          <w:tcPr>
-            <w:tcW w:w="1771" w:type="dxa"/>
-            <w:gridSpan w:val="7"/>
-            <w:tcBorders>
-              <w:top w:val="single" w:sz="12" w:space="0" w:color="auto"/>
-              <w:left w:val="single" w:sz="12" w:space="0" w:color="auto"/>
-              <w:bottom w:val="single" w:sz="12" w:space="0" w:color="auto"/>
-              <w:right w:val="single" w:sz="12" w:space="0" w:color="auto"/>
-            </w:tcBorders>
-            <w:shd w:val="clear" w:color="auto" w:fill="D9D9D9" w:themeFill="background1" w:themeFillShade="D9"/>
-            <w:vAlign w:val="center"/>
-            <w:hideMark/>
-          </w:tcPr>
-          <w:p>
-            <w:pPr>
-              <w:jc w:val="center"/>
-              <w:rPr>
-                <w:rFonts w:ascii="Arial" w:hAnsi="Arial" w:cs="Arial"/>
-                <w:sz w:val="20"/>
-                <w:szCs w:val="20"/>
-              </w:rPr>
-            </w:pPr>
-            <w:r>
-              <w:rPr>
-                <w:rFonts w:ascii="Arial" w:hAnsi="Arial" w:cs="Arial"/>
-                <w:sz w:val="20"/>
-                <w:szCs w:val="20"/>
-              </w:rPr>
-              <w:t>Procedure ID</w:t>
-            </w:r>
-          </w:p>
-        </w:tc>
-        <w:tc>
-          <w:tcPr>
-            <w:tcW w:w="1882" w:type="dxa"/>
-            <w:gridSpan w:val="8"/>
-            <w:tcBorders>
-              <w:top w:val="single" w:sz="12" w:space="0" w:color="auto"/>
-              <w:left w:val="single" w:sz="12" w:space="0" w:color="auto"/>
-              <w:bottom w:val="single" w:sz="12" w:space="0" w:color="auto"/>
-              <w:right w:val="single" w:sz="12" w:space="0" w:color="auto"/>
-            </w:tcBorders>
-            <w:shd w:val="clear" w:color="auto" w:fill="D9D9D9" w:themeFill="background1" w:themeFillShade="D9"/>
-            <w:vAlign w:val="center"/>
-            <w:hideMark/>
-          </w:tcPr>
-          <w:p>
-            <w:pPr>
-              <w:jc w:val="center"/>
-              <w:rPr>
-                <w:rFonts w:ascii="Arial" w:hAnsi="Arial" w:cs="Arial"/>
-                <w:sz w:val="20"/>
-                <w:szCs w:val="20"/>
-              </w:rPr>
-            </w:pPr>
-            <w:r>
-              <w:rPr>
-                <w:rFonts w:ascii="Arial" w:hAnsi="Arial" w:cs="Arial"/>
-                <w:sz w:val="20"/>
-                <w:szCs w:val="20"/>
-              </w:rPr>
-              <w:t>NDT Tech ID that Performed Procedure Qualification</w:t>
-            </w:r>
-          </w:p>
-        </w:tc>
-        <w:tc>
-          <w:tcPr>
-            <w:tcW w:w="1516" w:type="dxa"/>
-            <w:gridSpan w:val="7"/>
-            <w:tcBorders>
-              <w:top w:val="single" w:sz="12" w:space="0" w:color="auto"/>
-              <w:left w:val="single" w:sz="12" w:space="0" w:color="auto"/>
-              <w:bottom w:val="single" w:sz="12" w:space="0" w:color="auto"/>
-              <w:right w:val="single" w:sz="12" w:space="0" w:color="auto"/>
-            </w:tcBorders>
-            <w:shd w:val="clear" w:color="auto" w:fill="D9D9D9" w:themeFill="background1" w:themeFillShade="D9"/>
-            <w:vAlign w:val="center"/>
-            <w:hideMark/>
-          </w:tcPr>
-          <w:p>
-            <w:pPr>
-              <w:jc w:val="center"/>
-              <w:rPr>
-                <w:rFonts w:ascii="Arial" w:hAnsi="Arial" w:cs="Arial"/>
-                <w:sz w:val="20"/>
-                <w:szCs w:val="20"/>
-              </w:rPr>
-            </w:pPr>
-            <w:r>
-              <w:rPr>
-                <w:rFonts w:ascii="Arial" w:hAnsi="Arial" w:cs="Arial"/>
-                <w:sz w:val="20"/>
-                <w:szCs w:val="20"/>
-              </w:rPr>
-              <w:t>NDT Level III Approver</w:t>
-            </w:r>
-          </w:p>
-        </w:tc>
-        <w:tc>
-          <w:tcPr>
-            <w:tcW w:w="1535" w:type="dxa"/>
-            <w:gridSpan w:val="5"/>
-            <w:tcBorders>
-              <w:top w:val="single" w:sz="12" w:space="0" w:color="auto"/>
-              <w:left w:val="single" w:sz="12" w:space="0" w:color="auto"/>
-              <w:bottom w:val="single" w:sz="12" w:space="0" w:color="auto"/>
-              <w:right w:val="single" w:sz="12" w:space="0" w:color="auto"/>
-            </w:tcBorders>
-            <w:shd w:val="clear" w:color="auto" w:fill="D9D9D9" w:themeFill="background1" w:themeFillShade="D9"/>
-            <w:vAlign w:val="center"/>
-            <w:hideMark/>
-          </w:tcPr>
-          <w:p>
-            <w:pPr>
-              <w:jc w:val="center"/>
-              <w:rPr>
-                <w:rFonts w:ascii="Arial" w:hAnsi="Arial" w:cs="Arial"/>
-                <w:sz w:val="20"/>
-                <w:szCs w:val="20"/>
-              </w:rPr>
-            </w:pPr>
-            <w:r>
-              <w:rPr>
-                <w:rFonts w:ascii="Arial" w:hAnsi="Arial" w:cs="Arial"/>
-                <w:sz w:val="20"/>
-                <w:szCs w:val="20"/>
-              </w:rPr>
-              <w:t>Date Approved</w:t>
-            </w:r>
-          </w:p>
-        </w:tc>
-        <w:tc>
-          <w:tcPr>
-            <w:tcW w:w="1085" w:type="dxa"/>
-            <w:tcBorders>
-              <w:top w:val="single" w:sz="12" w:space="0" w:color="auto"/>
-              <w:left w:val="single" w:sz="12" w:space="0" w:color="auto"/>
-              <w:bottom w:val="single" w:sz="12" w:space="0" w:color="auto"/>
-              <w:right w:val="single" w:sz="12" w:space="0" w:color="auto"/>
-            </w:tcBorders>
-            <w:shd w:val="clear" w:color="auto" w:fill="D9D9D9" w:themeFill="background1" w:themeFillShade="D9"/>
-            <w:vAlign w:val="center"/>
-            <w:hideMark/>
-          </w:tcPr>
-          <w:p>
-            <w:pPr>
-              <w:jc w:val="center"/>
-              <w:rPr>
-                <w:rFonts w:ascii="Arial" w:hAnsi="Arial" w:cs="Arial"/>
-                <w:sz w:val="20"/>
-                <w:szCs w:val="20"/>
-              </w:rPr>
-            </w:pPr>
-            <w:r>
-              <w:rPr>
-                <w:rFonts w:ascii="Arial" w:hAnsi="Arial" w:cs="Arial"/>
-                <w:sz w:val="20"/>
-                <w:szCs w:val="20"/>
-              </w:rPr>
-              <w:t>Rev.</w:t>
-            </w:r>
+            <w:vAlign w:val="center"/>
+          </w:tcPr>
+          <w:p>
+            <w:pPr>
+              <w:jc w:val="center"/>
+              <w:rPr>
+                <w:rFonts w:ascii="Arial" w:hAnsi="Arial" w:cs="Arial"/>
+                <w:sz w:val="20"/>
+                <w:szCs w:val="20"/>
+              </w:rPr>
+            </w:pPr>
+          </w:p>
+        </w:tc>
+        <w:tc>
+          <w:tcPr>
+            <w:tcW w:w="2070" w:type="dxa"/>
+            <w:gridSpan w:val="4"/>
+            <w:vAlign w:val="center"/>
+          </w:tcPr>
+          <w:p>
+            <w:pPr>
+              <w:jc w:val="center"/>
+              <w:rPr>
+                <w:rFonts w:ascii="Arial" w:hAnsi="Arial" w:cs="Arial"/>
+                <w:sz w:val="20"/>
+                <w:szCs w:val="20"/>
+              </w:rPr>
+            </w:pPr>
+          </w:p>
+        </w:tc>
+        <w:tc>
+          <w:tcPr>
+            <w:tcW w:w="1620" w:type="dxa"/>
+            <w:gridSpan w:val="6"/>
+            <w:vAlign w:val="center"/>
+          </w:tcPr>
+          <w:p>
+            <w:pPr>
+              <w:jc w:val="center"/>
+              <w:rPr>
+                <w:rFonts w:ascii="Arial" w:hAnsi="Arial" w:cs="Arial"/>
+                <w:sz w:val="20"/>
+                <w:szCs w:val="20"/>
+              </w:rPr>
+            </w:pPr>
+          </w:p>
+        </w:tc>
+        <w:tc>
+          <w:tcPr>
+            <w:tcW w:w="1530" w:type="dxa"/>
+            <w:gridSpan w:val="3"/>
+            <w:vAlign w:val="center"/>
+          </w:tcPr>
+          <w:p>
+            <w:pPr>
+              <w:jc w:val="center"/>
+              <w:rPr>
+                <w:rFonts w:ascii="Arial" w:hAnsi="Arial" w:cs="Arial"/>
+                <w:sz w:val="20"/>
+                <w:szCs w:val="20"/>
+              </w:rPr>
+            </w:pPr>
+          </w:p>
+        </w:tc>
+        <w:tc>
+          <w:tcPr>
+            <w:tcW w:w="900" w:type="dxa"/>
+            <w:vAlign w:val="center"/>
+          </w:tcPr>
+          <w:p>
+            <w:pPr>
+              <w:jc w:val="center"/>
+              <w:rPr>
+                <w:rFonts w:ascii="Arial" w:hAnsi="Arial" w:cs="Arial"/>
+                <w:sz w:val="20"/>
+                <w:szCs w:val="20"/>
+              </w:rPr>
+            </w:pPr>
           </w:p>
         </w:tc>
       </w:tr>
@@ -4418,140 +4623,45 @@
         </w:trPr>
         <w:tc>
           <w:tcPr>
-            <w:tcW w:w="2996" w:type="dxa"/>
-            <w:gridSpan w:val="6"/>
-            <w:tcBorders>
-              <w:top w:val="single" w:sz="12" w:space="0" w:color="auto"/>
-              <w:left w:val="single" w:sz="12" w:space="0" w:color="auto"/>
-              <w:bottom w:val="single" w:sz="12" w:space="0" w:color="auto"/>
-              <w:right w:val="single" w:sz="12" w:space="0" w:color="auto"/>
-            </w:tcBorders>
-            <w:shd w:val="clear" w:color="auto" w:fill="FFFFFF" w:themeFill="background1"/>
-            <w:vAlign w:val="center"/>
-          </w:tcPr>
-          <w:p>
-            <w:pPr>
-              <w:jc w:val="center"/>
-              <w:rPr>
-                <w:rFonts w:ascii="Arial" w:hAnsi="Arial" w:cs="Arial"/>
-                <w:sz w:val="20"/>
-                <w:szCs w:val="20"/>
-              </w:rPr>
-            </w:pPr>
-          </w:p>
-        </w:tc>
-        <w:tc>
-          <w:tcPr>
-            <w:tcW w:w="1771" w:type="dxa"/>
-            <w:gridSpan w:val="7"/>
-            <w:tcBorders>
-              <w:top w:val="single" w:sz="12" w:space="0" w:color="auto"/>
-              <w:left w:val="single" w:sz="12" w:space="0" w:color="auto"/>
-              <w:bottom w:val="single" w:sz="12" w:space="0" w:color="auto"/>
-              <w:right w:val="single" w:sz="12" w:space="0" w:color="auto"/>
-            </w:tcBorders>
-            <w:vAlign w:val="center"/>
-          </w:tcPr>
-          <w:p>
-            <w:pPr>
-              <w:jc w:val="center"/>
-              <w:rPr>
-                <w:rFonts w:ascii="Arial" w:hAnsi="Arial" w:cs="Arial"/>
-                <w:sz w:val="20"/>
-                <w:szCs w:val="20"/>
-              </w:rPr>
-            </w:pPr>
-          </w:p>
-        </w:tc>
-        <w:tc>
-          <w:tcPr>
-            <w:tcW w:w="1882" w:type="dxa"/>
-            <w:gridSpan w:val="8"/>
-            <w:tcBorders>
-              <w:top w:val="single" w:sz="12" w:space="0" w:color="auto"/>
-              <w:left w:val="single" w:sz="12" w:space="0" w:color="auto"/>
-              <w:bottom w:val="single" w:sz="12" w:space="0" w:color="auto"/>
-              <w:right w:val="single" w:sz="12" w:space="0" w:color="auto"/>
-            </w:tcBorders>
-            <w:vAlign w:val="center"/>
-          </w:tcPr>
-          <w:p>
-            <w:pPr>
-              <w:jc w:val="center"/>
-              <w:rPr>
-                <w:rFonts w:ascii="Arial" w:hAnsi="Arial" w:cs="Arial"/>
-                <w:sz w:val="20"/>
-                <w:szCs w:val="20"/>
-              </w:rPr>
-            </w:pPr>
-          </w:p>
-        </w:tc>
-        <w:tc>
-          <w:tcPr>
-            <w:tcW w:w="1516" w:type="dxa"/>
-            <w:gridSpan w:val="7"/>
-            <w:tcBorders>
-              <w:top w:val="single" w:sz="12" w:space="0" w:color="auto"/>
-              <w:left w:val="single" w:sz="12" w:space="0" w:color="auto"/>
-              <w:bottom w:val="single" w:sz="12" w:space="0" w:color="auto"/>
-              <w:right w:val="single" w:sz="12" w:space="0" w:color="auto"/>
-            </w:tcBorders>
-            <w:vAlign w:val="center"/>
-          </w:tcPr>
-          <w:p>
-            <w:pPr>
-              <w:jc w:val="center"/>
-              <w:rPr>
-                <w:rFonts w:ascii="Arial" w:hAnsi="Arial" w:cs="Arial"/>
-                <w:sz w:val="20"/>
-                <w:szCs w:val="20"/>
-              </w:rPr>
-            </w:pPr>
-          </w:p>
-        </w:tc>
-        <w:tc>
-          <w:tcPr>
-            <w:tcW w:w="1535" w:type="dxa"/>
-            <w:gridSpan w:val="5"/>
-            <w:tcBorders>
-              <w:top w:val="single" w:sz="12" w:space="0" w:color="auto"/>
-              <w:left w:val="single" w:sz="12" w:space="0" w:color="auto"/>
-              <w:bottom w:val="single" w:sz="12" w:space="0" w:color="auto"/>
-              <w:right w:val="single" w:sz="12" w:space="0" w:color="auto"/>
-            </w:tcBorders>
-            <w:vAlign w:val="center"/>
-          </w:tcPr>
-          <w:p>
-            <w:pPr>
-              <w:jc w:val="center"/>
-              <w:rPr>
-                <w:rFonts w:ascii="Arial" w:hAnsi="Arial" w:cs="Arial"/>
-                <w:sz w:val="20"/>
-                <w:szCs w:val="20"/>
-              </w:rPr>
-            </w:pPr>
-          </w:p>
-        </w:tc>
-        <w:tc>
-          <w:tcPr>
-            <w:tcW w:w="1085" w:type="dxa"/>
-            <w:tcBorders>
-              <w:top w:val="single" w:sz="12" w:space="0" w:color="auto"/>
-              <w:left w:val="single" w:sz="12" w:space="0" w:color="auto"/>
-              <w:bottom w:val="single" w:sz="12" w:space="0" w:color="auto"/>
-              <w:right w:val="single" w:sz="12" w:space="0" w:color="auto"/>
-            </w:tcBorders>
-            <w:vAlign w:val="center"/>
-          </w:tcPr>
-          <w:p>
-            <w:pPr>
-              <w:jc w:val="center"/>
-              <w:rPr>
-                <w:rFonts w:ascii="Arial" w:hAnsi="Arial" w:cs="Arial"/>
-                <w:sz w:val="20"/>
-                <w:szCs w:val="20"/>
-              </w:rPr>
-            </w:pPr>
+            <w:tcW w:w="10785" w:type="dxa"/>
+            <w:gridSpan w:val="22"/>
+            <w:tcBorders>
+              <w:bottom w:val="single" w:sz="12" w:space="0" w:color="auto"/>
+            </w:tcBorders>
+            <w:shd w:val="clear" w:color="auto" w:fill="D9D9D9" w:themeFill="background1" w:themeFillShade="D9"/>
+            <w:vAlign w:val="center"/>
+          </w:tcPr>
+          <w:p>
+            <w:pPr>
+              <w:pStyle w:val="ListParagraph"/>
+              <w:ind w:left="53"/>
+              <w:contextualSpacing w:val="0"/>
+              <w:jc w:val="center"/>
+              <w:rPr>
+                <w:rFonts w:ascii="Arial" w:hAnsi="Arial" w:cs="Arial"/>
+                <w:b/>
+                <w:sz w:val="20"/>
+                <w:szCs w:val="20"/>
+              </w:rPr>
+            </w:pPr>
+            <w:r>
+              <w:rPr>
+                <w:rFonts w:ascii="Arial" w:hAnsi="Arial" w:cs="Arial"/>
+                <w:b/>
+                <w:sz w:val="20"/>
+                <w:szCs w:val="20"/>
+              </w:rPr>
+              <w:t>EQ</w:t>
+            </w:r>
+            <w:r>
+              <w:rPr>
+                <w:rFonts w:ascii="Arial" w:hAnsi="Arial" w:cs="Arial"/>
+                <w:b/>
+                <w:sz w:val="20"/>
+                <w:szCs w:val="20"/>
+              </w:rPr>
+              <w:t>UIPMENT</w:t>
+            </w:r>
           </w:p>
         </w:tc>
       </w:tr>
@@ -4562,11 +4672,8 @@
         </w:trPr>
         <w:tc>
           <w:tcPr>
-            <w:tcW w:w="10785" w:type="dxa"/>
-            <w:gridSpan w:val="34"/>
-            <w:tcBorders>
-              <w:bottom w:val="single" w:sz="12" w:space="0" w:color="auto"/>
-            </w:tcBorders>
+            <w:tcW w:w="2913" w:type="dxa"/>
+            <w:gridSpan w:val="3"/>
             <w:shd w:val="clear" w:color="auto" w:fill="D9D9D9" w:themeFill="background1" w:themeFillShade="D9"/>
             <w:vAlign w:val="center"/>
           </w:tcPr>
@@ -4578,19 +4685,149 @@
               <w:jc w:val="center"/>
               <w:rPr>
                 <w:rFonts w:ascii="Arial" w:hAnsi="Arial" w:cs="Arial"/>
-                <w:b/>
-                <w:sz w:val="20"/>
-                <w:szCs w:val="20"/>
-              </w:rPr>
-            </w:pPr>
-            <w:r>
-              <w:rPr>
-                <w:rFonts w:ascii="Arial" w:hAnsi="Arial" w:cs="Arial"/>
-                <w:b/>
-                <w:sz w:val="20"/>
-                <w:szCs w:val="20"/>
-              </w:rPr>
-              <w:t>EQUIPMENT</w:t>
+                <w:sz w:val="20"/>
+                <w:szCs w:val="20"/>
+              </w:rPr>
+            </w:pPr>
+            <w:r>
+              <w:rPr>
+                <w:rFonts w:ascii="Arial" w:hAnsi="Arial" w:cs="Arial"/>
+                <w:sz w:val="20"/>
+                <w:szCs w:val="20"/>
+              </w:rPr>
+              <w:t xml:space="preserve">Measure </w:t>
+            </w:r>
+            <w:r>
+              <w:rPr>
+                <w:rFonts w:ascii="Arial" w:hAnsi="Arial" w:cs="Arial"/>
+                <w:sz w:val="20"/>
+                <w:szCs w:val="20"/>
+              </w:rPr>
+              <w:t>&amp;</w:t>
+            </w:r>
+            <w:r>
+              <w:rPr>
+                <w:rFonts w:ascii="Arial" w:hAnsi="Arial" w:cs="Arial"/>
+                <w:sz w:val="20"/>
+                <w:szCs w:val="20"/>
+              </w:rPr>
+              <w:t xml:space="preserve"> Test Equipment</w:t>
+            </w:r>
+          </w:p>
+        </w:tc>
+        <w:tc>
+          <w:tcPr>
+            <w:tcW w:w="1742" w:type="dxa"/>
+            <w:gridSpan w:val="4"/>
+            <w:shd w:val="clear" w:color="auto" w:fill="D9D9D9" w:themeFill="background1" w:themeFillShade="D9"/>
+            <w:vAlign w:val="center"/>
+          </w:tcPr>
+          <w:p>
+            <w:pPr>
+              <w:pStyle w:val="ListParagraph"/>
+              <w:ind w:left="53"/>
+              <w:contextualSpacing w:val="0"/>
+              <w:jc w:val="center"/>
+              <w:rPr>
+                <w:rFonts w:ascii="Arial" w:hAnsi="Arial" w:cs="Arial"/>
+                <w:sz w:val="20"/>
+                <w:szCs w:val="20"/>
+              </w:rPr>
+            </w:pPr>
+            <w:r>
+              <w:rPr>
+                <w:rFonts w:ascii="Arial" w:hAnsi="Arial" w:cs="Arial"/>
+                <w:sz w:val="20"/>
+                <w:szCs w:val="20"/>
+              </w:rPr>
+              <w:t xml:space="preserve">ID </w:t>
+            </w:r>
+          </w:p>
+        </w:tc>
+        <w:tc>
+          <w:tcPr>
+            <w:tcW w:w="2440" w:type="dxa"/>
+            <w:gridSpan w:val="7"/>
+            <w:shd w:val="clear" w:color="auto" w:fill="D9D9D9" w:themeFill="background1" w:themeFillShade="D9"/>
+            <w:vAlign w:val="center"/>
+          </w:tcPr>
+          <w:p>
+            <w:pPr>
+              <w:pStyle w:val="ListParagraph"/>
+              <w:ind w:left="76"/>
+              <w:contextualSpacing w:val="0"/>
+              <w:jc w:val="center"/>
+              <w:rPr>
+                <w:rFonts w:ascii="Arial" w:hAnsi="Arial" w:cs="Arial"/>
+                <w:sz w:val="20"/>
+                <w:szCs w:val="20"/>
+              </w:rPr>
+            </w:pPr>
+            <w:r>
+              <w:rPr>
+                <w:rFonts w:ascii="Arial" w:hAnsi="Arial" w:cs="Arial"/>
+                <w:sz w:val="20"/>
+                <w:szCs w:val="20"/>
+              </w:rPr>
+              <w:t>Function Performed</w:t>
+            </w:r>
+          </w:p>
+        </w:tc>
+        <w:tc>
+          <w:tcPr>
+            <w:tcW w:w="1980" w:type="dxa"/>
+            <w:gridSpan w:val="5"/>
+            <w:shd w:val="clear" w:color="auto" w:fill="D9D9D9" w:themeFill="background1" w:themeFillShade="D9"/>
+            <w:vAlign w:val="center"/>
+          </w:tcPr>
+          <w:p>
+            <w:pPr>
+              <w:pStyle w:val="ListParagraph"/>
+              <w:ind w:left="76"/>
+              <w:contextualSpacing w:val="0"/>
+              <w:jc w:val="center"/>
+              <w:rPr>
+                <w:rFonts w:ascii="Arial" w:hAnsi="Arial" w:cs="Arial"/>
+                <w:sz w:val="20"/>
+                <w:szCs w:val="20"/>
+              </w:rPr>
+            </w:pPr>
+            <w:r>
+              <w:rPr>
+                <w:rFonts w:ascii="Arial" w:hAnsi="Arial" w:cs="Arial"/>
+                <w:sz w:val="20"/>
+                <w:szCs w:val="20"/>
+              </w:rPr>
+              <w:t>Calibration Date or In-Service Date</w:t>
+            </w:r>
+          </w:p>
+        </w:tc>
+        <w:tc>
+          <w:tcPr>
+            <w:tcW w:w="1710" w:type="dxa"/>
+            <w:gridSpan w:val="3"/>
+            <w:shd w:val="clear" w:color="auto" w:fill="D9D9D9" w:themeFill="background1" w:themeFillShade="D9"/>
+            <w:vAlign w:val="center"/>
+          </w:tcPr>
+          <w:p>
+            <w:pPr>
+              <w:pStyle w:val="ListParagraph"/>
+              <w:ind w:left="76"/>
+              <w:contextualSpacing w:val="0"/>
+              <w:jc w:val="center"/>
+              <w:rPr>
+                <w:rFonts w:ascii="Arial" w:hAnsi="Arial" w:cs="Arial"/>
+                <w:sz w:val="20"/>
+                <w:szCs w:val="20"/>
+              </w:rPr>
+            </w:pPr>
+            <w:r>
+              <w:rPr>
+                <w:rFonts w:ascii="Arial" w:hAnsi="Arial" w:cs="Arial"/>
+                <w:sz w:val="20"/>
+                <w:szCs w:val="20"/>
+              </w:rPr>
+              <w:t>Calibration Due</w:t>
             </w:r>
           </w:p>
         </w:tc>
@@ -4603,66 +4840,79 @@
         <w:tc>
           <w:tcPr>
             <w:tcW w:w="2913" w:type="dxa"/>
+            <w:gridSpan w:val="3"/>
+            <w:tcBorders>
+              <w:bottom w:val="single" w:sz="12" w:space="0" w:color="auto"/>
+            </w:tcBorders>
+            <w:vAlign w:val="center"/>
+          </w:tcPr>
+          <w:p>
+            <w:pPr>
+              <w:pStyle w:val="ListParagraph"/>
+              <w:ind w:left="76"/>
+              <w:contextualSpacing w:val="0"/>
+              <w:jc w:val="center"/>
+              <w:rPr>
+                <w:rFonts w:ascii="Arial" w:hAnsi="Arial" w:cs="Arial"/>
+                <w:sz w:val="20"/>
+                <w:szCs w:val="20"/>
+              </w:rPr>
+            </w:pPr>
+          </w:p>
+        </w:tc>
+        <w:tc>
+          <w:tcPr>
+            <w:tcW w:w="1742" w:type="dxa"/>
+            <w:gridSpan w:val="4"/>
+            <w:tcBorders>
+              <w:bottom w:val="single" w:sz="12" w:space="0" w:color="auto"/>
+            </w:tcBorders>
+            <w:vAlign w:val="center"/>
+          </w:tcPr>
+          <w:p>
+            <w:pPr>
+              <w:pStyle w:val="ListParagraph"/>
+              <w:ind w:left="76"/>
+              <w:contextualSpacing w:val="0"/>
+              <w:jc w:val="center"/>
+              <w:rPr>
+                <w:rFonts w:ascii="Arial" w:hAnsi="Arial" w:cs="Arial"/>
+                <w:sz w:val="20"/>
+                <w:szCs w:val="20"/>
+              </w:rPr>
+            </w:pPr>
+          </w:p>
+        </w:tc>
+        <w:tc>
+          <w:tcPr>
+            <w:tcW w:w="2440" w:type="dxa"/>
+            <w:gridSpan w:val="7"/>
+            <w:tcBorders>
+              <w:bottom w:val="single" w:sz="12" w:space="0" w:color="auto"/>
+            </w:tcBorders>
+            <w:vAlign w:val="center"/>
+          </w:tcPr>
+          <w:p>
+            <w:pPr>
+              <w:pStyle w:val="ListParagraph"/>
+              <w:ind w:left="76"/>
+              <w:contextualSpacing w:val="0"/>
+              <w:jc w:val="center"/>
+              <w:rPr>
+                <w:rFonts w:ascii="Arial" w:hAnsi="Arial" w:cs="Arial"/>
+                <w:sz w:val="20"/>
+                <w:szCs w:val="20"/>
+              </w:rPr>
+            </w:pPr>
+          </w:p>
+        </w:tc>
+        <w:tc>
+          <w:tcPr>
+            <w:tcW w:w="1980" w:type="dxa"/>
             <w:gridSpan w:val="5"/>
-            <w:shd w:val="clear" w:color="auto" w:fill="D9D9D9" w:themeFill="background1" w:themeFillShade="D9"/>
-            <w:vAlign w:val="center"/>
-          </w:tcPr>
-          <w:p>
-            <w:pPr>
-              <w:pStyle w:val="ListParagraph"/>
-              <w:ind w:left="53"/>
-              <w:contextualSpacing w:val="0"/>
-              <w:jc w:val="center"/>
-              <w:rPr>
-                <w:rFonts w:ascii="Arial" w:hAnsi="Arial" w:cs="Arial"/>
-                <w:sz w:val="20"/>
-                <w:szCs w:val="20"/>
-              </w:rPr>
-            </w:pPr>
-            <w:r>
-              <w:rPr>
-                <w:rFonts w:ascii="Arial" w:hAnsi="Arial" w:cs="Arial"/>
-                <w:sz w:val="20"/>
-                <w:szCs w:val="20"/>
-              </w:rPr>
-              <w:t>Measure and Test Equipment</w:t>
-            </w:r>
-          </w:p>
-        </w:tc>
-        <w:tc>
-          <w:tcPr>
-            <w:tcW w:w="1742" w:type="dxa"/>
-            <w:gridSpan w:val="7"/>
-            <w:shd w:val="clear" w:color="auto" w:fill="D9D9D9" w:themeFill="background1" w:themeFillShade="D9"/>
-            <w:vAlign w:val="center"/>
-          </w:tcPr>
-          <w:p>
-            <w:pPr>
-              <w:pStyle w:val="ListParagraph"/>
-              <w:ind w:left="53"/>
-              <w:contextualSpacing w:val="0"/>
-              <w:jc w:val="center"/>
-              <w:rPr>
-                <w:rFonts w:ascii="Arial" w:hAnsi="Arial" w:cs="Arial"/>
-                <w:sz w:val="20"/>
-                <w:szCs w:val="20"/>
-              </w:rPr>
-            </w:pPr>
-            <w:r>
-              <w:rPr>
-                <w:rFonts w:ascii="Arial" w:hAnsi="Arial" w:cs="Arial"/>
-                <w:sz w:val="20"/>
-                <w:szCs w:val="20"/>
-              </w:rPr>
-              <w:t xml:space="preserve">ID </w:t>
-            </w:r>
-          </w:p>
-        </w:tc>
-        <w:tc>
-          <w:tcPr>
-            <w:tcW w:w="2440" w:type="dxa"/>
-            <w:gridSpan w:val="12"/>
-            <w:shd w:val="clear" w:color="auto" w:fill="D9D9D9" w:themeFill="background1" w:themeFillShade="D9"/>
+            <w:tcBorders>
+              <w:bottom w:val="single" w:sz="12" w:space="0" w:color="auto"/>
+            </w:tcBorders>
             <w:vAlign w:val="center"/>
           </w:tcPr>
           <w:p>
@@ -4677,21 +4927,15 @@
                 <w:szCs w:val="20"/>
               </w:rPr>
             </w:pPr>
-            <w:r>
-              <w:rPr>
-                <w:rFonts w:ascii="Arial" w:hAnsi="Arial" w:cs="Arial"/>
-                <w:sz w:val="20"/>
-                <w:szCs w:val="20"/>
-              </w:rPr>
-              <w:t>Function Performed</w:t>
-            </w:r>
-          </w:p>
-        </w:tc>
-        <w:tc>
-          <w:tcPr>
-            <w:tcW w:w="1980" w:type="dxa"/>
-            <w:gridSpan w:val="6"/>
-            <w:shd w:val="clear" w:color="auto" w:fill="D9D9D9" w:themeFill="background1" w:themeFillShade="D9"/>
+          </w:p>
+        </w:tc>
+        <w:tc>
+          <w:tcPr>
+            <w:tcW w:w="1710" w:type="dxa"/>
+            <w:gridSpan w:val="3"/>
+            <w:tcBorders>
+              <w:bottom w:val="single" w:sz="12" w:space="0" w:color="auto"/>
+            </w:tcBorders>
             <w:vAlign w:val="center"/>
           </w:tcPr>
           <w:p>
@@ -4706,43 +4950,6 @@
                 <w:szCs w:val="20"/>
               </w:rPr>
             </w:pPr>
-            <w:r>
-              <w:rPr>
-                <w:rFonts w:ascii="Arial" w:hAnsi="Arial" w:cs="Arial"/>
-                <w:sz w:val="20"/>
-                <w:szCs w:val="20"/>
-              </w:rPr>
-              <w:t>Calibration Date</w:t>
-            </w:r>
-          </w:p>
-        </w:tc>
-        <w:tc>
-          <w:tcPr>
-            <w:tcW w:w="1710" w:type="dxa"/>
-            <w:gridSpan w:val="4"/>
-            <w:shd w:val="clear" w:color="auto" w:fill="D9D9D9" w:themeFill="background1" w:themeFillShade="D9"/>
-            <w:vAlign w:val="center"/>
-          </w:tcPr>
-          <w:p>
-            <w:pPr>
-              <w:pStyle w:val="ListParagraph"/>
-              <w:ind w:left="76"/>
-              <w:contextualSpacing w:val="0"/>
-              <w:jc w:val="center"/>
-              <w:rPr>
-                <w:rFonts w:ascii="Arial" w:hAnsi="Arial" w:cs="Arial"/>
-                <w:sz w:val="20"/>
-                <w:szCs w:val="20"/>
-              </w:rPr>
-            </w:pPr>
-            <w:r>
-              <w:rPr>
-                <w:rFonts w:ascii="Arial" w:hAnsi="Arial" w:cs="Arial"/>
-                <w:sz w:val="20"/>
-                <w:szCs w:val="20"/>
-              </w:rPr>
-              <w:t>Calibration Due</w:t>
-            </w:r>
           </w:p>
         </w:tc>
       </w:tr>
@@ -4753,117 +4960,33 @@
         </w:trPr>
         <w:tc>
           <w:tcPr>
-            <w:tcW w:w="2913" w:type="dxa"/>
-            <w:gridSpan w:val="5"/>
-            <w:tcBorders>
-              <w:bottom w:val="single" w:sz="12" w:space="0" w:color="auto"/>
-            </w:tcBorders>
-            <w:vAlign w:val="center"/>
-          </w:tcPr>
-          <w:p>
-            <w:pPr>
-              <w:pStyle w:val="ListParagraph"/>
-              <w:ind w:left="76"/>
-              <w:contextualSpacing w:val="0"/>
-              <w:jc w:val="center"/>
-              <w:rPr>
-                <w:rFonts w:ascii="Arial" w:hAnsi="Arial" w:cs="Arial"/>
-                <w:sz w:val="20"/>
-                <w:szCs w:val="20"/>
-              </w:rPr>
-            </w:pPr>
-          </w:p>
-        </w:tc>
-        <w:tc>
-          <w:tcPr>
-            <w:tcW w:w="1742" w:type="dxa"/>
-            <w:gridSpan w:val="7"/>
-            <w:tcBorders>
-              <w:bottom w:val="single" w:sz="12" w:space="0" w:color="auto"/>
-            </w:tcBorders>
-            <w:vAlign w:val="center"/>
-          </w:tcPr>
-          <w:p>
-            <w:pPr>
-              <w:pStyle w:val="ListParagraph"/>
-              <w:ind w:left="76"/>
-              <w:contextualSpacing w:val="0"/>
-              <w:jc w:val="center"/>
-              <w:rPr>
-                <w:rFonts w:ascii="Arial" w:hAnsi="Arial" w:cs="Arial"/>
-                <w:sz w:val="20"/>
-                <w:szCs w:val="20"/>
-              </w:rPr>
-            </w:pPr>
-          </w:p>
-        </w:tc>
-        <w:tc>
-          <w:tcPr>
-            <w:tcW w:w="2440" w:type="dxa"/>
-            <w:gridSpan w:val="12"/>
-            <w:tcBorders>
-              <w:bottom w:val="single" w:sz="12" w:space="0" w:color="auto"/>
-            </w:tcBorders>
-            <w:vAlign w:val="center"/>
-          </w:tcPr>
-          <w:p>
-            <w:pPr>
-              <w:pStyle w:val="ListParagraph"/>
-              <w:ind w:left="76"/>
-              <w:contextualSpacing w:val="0"/>
-              <w:jc w:val="center"/>
-              <w:rPr>
-                <w:rFonts w:ascii="Arial" w:hAnsi="Arial" w:cs="Arial"/>
-                <w:sz w:val="20"/>
-                <w:szCs w:val="20"/>
-              </w:rPr>
-            </w:pPr>
-          </w:p>
-        </w:tc>
-        <w:tc>
-          <w:tcPr>
-            <w:tcW w:w="1980" w:type="dxa"/>
-            <w:gridSpan w:val="6"/>
-            <w:tcBorders>
-              <w:bottom w:val="single" w:sz="12" w:space="0" w:color="auto"/>
-            </w:tcBorders>
-            <w:vAlign w:val="center"/>
-          </w:tcPr>
-          <w:p>
-            <w:pPr>
-              <w:pStyle w:val="ListParagraph"/>
-              <w:ind w:left="76"/>
-              <w:contextualSpacing w:val="0"/>
-              <w:jc w:val="center"/>
-              <w:rPr>
-                <w:rFonts w:ascii="Arial" w:hAnsi="Arial" w:cs="Arial"/>
-                <w:sz w:val="20"/>
-                <w:szCs w:val="20"/>
-              </w:rPr>
-            </w:pPr>
-          </w:p>
-        </w:tc>
-        <w:tc>
-          <w:tcPr>
-            <w:tcW w:w="1710" w:type="dxa"/>
-            <w:gridSpan w:val="4"/>
-            <w:tcBorders>
-              <w:bottom w:val="single" w:sz="12" w:space="0" w:color="auto"/>
-            </w:tcBorders>
-            <w:vAlign w:val="center"/>
-          </w:tcPr>
-          <w:p>
-            <w:pPr>
-              <w:pStyle w:val="ListParagraph"/>
-              <w:ind w:left="76"/>
-              <w:contextualSpacing w:val="0"/>
-              <w:jc w:val="center"/>
-              <w:rPr>
-                <w:rFonts w:ascii="Arial" w:hAnsi="Arial" w:cs="Arial"/>
-                <w:sz w:val="20"/>
-                <w:szCs w:val="20"/>
-              </w:rPr>
-            </w:pPr>
+            <w:tcW w:w="10785" w:type="dxa"/>
+            <w:gridSpan w:val="22"/>
+            <w:shd w:val="clear" w:color="auto" w:fill="D9D9D9" w:themeFill="background1" w:themeFillShade="D9"/>
+            <w:vAlign w:val="center"/>
+          </w:tcPr>
+          <w:p>
+            <w:pPr>
+              <w:pStyle w:val="ListParagraph"/>
+              <w:ind w:left="53"/>
+              <w:contextualSpacing w:val="0"/>
+              <w:jc w:val="center"/>
+              <w:rPr>
+                <w:rFonts w:ascii="Arial" w:hAnsi="Arial" w:cs="Arial"/>
+                <w:b/>
+                <w:sz w:val="20"/>
+                <w:szCs w:val="20"/>
+              </w:rPr>
+            </w:pPr>
+            <w:r>
+              <w:rPr>
+                <w:rFonts w:ascii="Arial" w:hAnsi="Arial" w:cs="Arial"/>
+                <w:b/>
+                <w:sz w:val="20"/>
+                <w:szCs w:val="20"/>
+              </w:rPr>
+              <w:t>ENVIRONMENT</w:t>
+            </w:r>
           </w:p>
         </w:tc>
       </w:tr>
@@ -4874,33 +4997,99 @@
         </w:trPr>
         <w:tc>
           <w:tcPr>
-            <w:tcW w:w="10785" w:type="dxa"/>
-            <w:gridSpan w:val="34"/>
-            <w:shd w:val="clear" w:color="auto" w:fill="D9D9D9" w:themeFill="background1" w:themeFillShade="D9"/>
-            <w:vAlign w:val="center"/>
-          </w:tcPr>
-          <w:p>
-            <w:pPr>
-              <w:pStyle w:val="ListParagraph"/>
-              <w:ind w:left="53"/>
-              <w:contextualSpacing w:val="0"/>
-              <w:jc w:val="center"/>
-              <w:rPr>
-                <w:rFonts w:ascii="Arial" w:hAnsi="Arial" w:cs="Arial"/>
-                <w:b/>
-                <w:sz w:val="20"/>
-                <w:szCs w:val="20"/>
-              </w:rPr>
-            </w:pPr>
-            <w:r>
-              <w:rPr>
-                <w:rFonts w:ascii="Arial" w:hAnsi="Arial" w:cs="Arial"/>
-                <w:b/>
-                <w:sz w:val="20"/>
-                <w:szCs w:val="20"/>
-              </w:rPr>
-              <w:t>ENVIRONMENT</w:t>
-            </w:r>
+            <w:tcW w:w="5628" w:type="dxa"/>
+            <w:gridSpan w:val="9"/>
+            <w:tcBorders>
+              <w:bottom w:val="single" w:sz="12" w:space="0" w:color="auto"/>
+            </w:tcBorders>
+            <w:shd w:val="clear" w:color="auto" w:fill="D9D9D9" w:themeFill="background1" w:themeFillShade="D9"/>
+            <w:vAlign w:val="center"/>
+          </w:tcPr>
+          <w:p>
+            <w:pPr>
+              <w:jc w:val="center"/>
+              <w:rPr>
+                <w:rFonts w:ascii="Arial" w:hAnsi="Arial" w:cs="Arial"/>
+                <w:sz w:val="20"/>
+                <w:szCs w:val="20"/>
+              </w:rPr>
+            </w:pPr>
+            <w:r>
+              <w:rPr>
+                <w:rFonts w:ascii="Arial" w:hAnsi="Arial" w:cs="Arial"/>
+                <w:sz w:val="20"/>
+                <w:szCs w:val="20"/>
+              </w:rPr>
+              <w:t xml:space="preserve">Location </w:t>
+            </w:r>
+            <w:r>
+              <w:rPr>
+                <w:rFonts w:ascii="Arial" w:hAnsi="Arial" w:cs="Arial"/>
+                <w:sz w:val="20"/>
+                <w:szCs w:val="20"/>
+              </w:rPr>
+              <w:t>in</w:t>
+            </w:r>
+            <w:r>
+              <w:rPr>
+                <w:rFonts w:ascii="Arial" w:hAnsi="Arial" w:cs="Arial"/>
+                <w:sz w:val="20"/>
+                <w:szCs w:val="20"/>
+              </w:rPr>
+              <w:t xml:space="preserve"> facility </w:t>
+            </w:r>
+            <w:r>
+              <w:rPr>
+                <w:rFonts w:ascii="Arial" w:hAnsi="Arial" w:cs="Arial"/>
+                <w:sz w:val="20"/>
+                <w:szCs w:val="20"/>
+              </w:rPr>
+              <w:t>where</w:t>
+            </w:r>
+            <w:r>
+              <w:rPr>
+                <w:rFonts w:ascii="Arial" w:hAnsi="Arial" w:cs="Arial"/>
+                <w:sz w:val="20"/>
+                <w:szCs w:val="20"/>
+              </w:rPr>
+              <w:t xml:space="preserve"> Inspection</w:t>
+            </w:r>
+            <w:r>
+              <w:rPr>
+                <w:rFonts w:ascii="Arial" w:hAnsi="Arial" w:cs="Arial"/>
+                <w:sz w:val="20"/>
+                <w:szCs w:val="20"/>
+              </w:rPr>
+              <w:t>s</w:t>
+            </w:r>
+            <w:r>
+              <w:rPr>
+                <w:rFonts w:ascii="Arial" w:hAnsi="Arial" w:cs="Arial"/>
+                <w:sz w:val="20"/>
+                <w:szCs w:val="20"/>
+              </w:rPr>
+              <w:t xml:space="preserve"> observed</w:t>
+            </w:r>
+          </w:p>
+        </w:tc>
+        <w:tc>
+          <w:tcPr>
+            <w:tcW w:w="5157" w:type="dxa"/>
+            <w:gridSpan w:val="13"/>
+            <w:tcBorders>
+              <w:bottom w:val="single" w:sz="12" w:space="0" w:color="auto"/>
+            </w:tcBorders>
+            <w:vAlign w:val="center"/>
+          </w:tcPr>
+          <w:p>
+            <w:pPr>
+              <w:jc w:val="center"/>
+              <w:rPr>
+                <w:rFonts w:ascii="Arial" w:hAnsi="Arial" w:cs="Arial"/>
+                <w:sz w:val="20"/>
+                <w:szCs w:val="20"/>
+              </w:rPr>
+            </w:pPr>
           </w:p>
         </w:tc>
       </w:tr>
@@ -4911,76 +5100,34 @@
         </w:trPr>
         <w:tc>
           <w:tcPr>
-            <w:tcW w:w="5628" w:type="dxa"/>
-            <w:gridSpan w:val="15"/>
-            <w:tcBorders>
-              <w:bottom w:val="single" w:sz="12" w:space="0" w:color="auto"/>
-            </w:tcBorders>
-            <w:shd w:val="clear" w:color="auto" w:fill="D9D9D9" w:themeFill="background1" w:themeFillShade="D9"/>
-            <w:vAlign w:val="center"/>
-          </w:tcPr>
-          <w:p>
-            <w:pPr>
-              <w:jc w:val="center"/>
-              <w:rPr>
-                <w:rFonts w:ascii="Arial" w:hAnsi="Arial" w:cs="Arial"/>
-                <w:sz w:val="20"/>
-                <w:szCs w:val="20"/>
-              </w:rPr>
-            </w:pPr>
-            <w:r>
-              <w:rPr>
-                <w:rFonts w:ascii="Arial" w:hAnsi="Arial" w:cs="Arial"/>
-                <w:sz w:val="20"/>
-                <w:szCs w:val="20"/>
-              </w:rPr>
-              <w:t xml:space="preserve">Location </w:t>
-            </w:r>
-            <w:r>
-              <w:rPr>
-                <w:rFonts w:ascii="Arial" w:hAnsi="Arial" w:cs="Arial"/>
-                <w:sz w:val="20"/>
-                <w:szCs w:val="20"/>
-              </w:rPr>
-              <w:t>in</w:t>
-            </w:r>
-            <w:r>
-              <w:rPr>
-                <w:rFonts w:ascii="Arial" w:hAnsi="Arial" w:cs="Arial"/>
-                <w:sz w:val="20"/>
-                <w:szCs w:val="20"/>
-              </w:rPr>
-              <w:t xml:space="preserve"> facility </w:t>
-            </w:r>
-            <w:r>
-              <w:rPr>
-                <w:rFonts w:ascii="Arial" w:hAnsi="Arial" w:cs="Arial"/>
-                <w:sz w:val="20"/>
-                <w:szCs w:val="20"/>
-              </w:rPr>
-              <w:t>Visual Inspection observed</w:t>
-            </w:r>
-          </w:p>
-        </w:tc>
-        <w:tc>
-          <w:tcPr>
-            <w:tcW w:w="5157" w:type="dxa"/>
-            <w:gridSpan w:val="19"/>
-            <w:tcBorders>
-              <w:bottom w:val="single" w:sz="12" w:space="0" w:color="auto"/>
-            </w:tcBorders>
-            <w:shd w:val="clear" w:color="auto" w:fill="auto"/>
-            <w:vAlign w:val="center"/>
-          </w:tcPr>
-          <w:p>
-            <w:pPr>
-              <w:jc w:val="center"/>
-              <w:rPr>
-                <w:rFonts w:ascii="Arial" w:hAnsi="Arial" w:cs="Arial"/>
-                <w:sz w:val="20"/>
-                <w:szCs w:val="20"/>
-              </w:rPr>
-            </w:pPr>
+            <w:tcW w:w="10785" w:type="dxa"/>
+            <w:gridSpan w:val="22"/>
+            <w:tcBorders>
+              <w:bottom w:val="single" w:sz="12" w:space="0" w:color="auto"/>
+            </w:tcBorders>
+            <w:shd w:val="clear" w:color="auto" w:fill="D9D9D9" w:themeFill="background1" w:themeFillShade="D9"/>
+            <w:vAlign w:val="center"/>
+          </w:tcPr>
+          <w:p>
+            <w:pPr>
+              <w:pStyle w:val="ListParagraph"/>
+              <w:ind w:left="53"/>
+              <w:contextualSpacing w:val="0"/>
+              <w:rPr>
+                <w:rFonts w:ascii="Arial" w:hAnsi="Arial" w:cs="Arial"/>
+                <w:sz w:val="20"/>
+                <w:szCs w:val="20"/>
+              </w:rPr>
+            </w:pPr>
+            <w:r>
+              <w:rPr>
+                <w:rFonts w:ascii="Arial" w:hAnsi="Arial" w:cs="Arial"/>
+                <w:b/>
+                <w:sz w:val="20"/>
+                <w:szCs w:val="20"/>
+              </w:rPr>
+              <w:t>Additional Auditor Objective Evidence/Comments/Notes:</w:t>
+            </w:r>
           </w:p>
         </w:tc>
       </w:tr>
@@ -4991,279 +5138,8 @@
         </w:trPr>
         <w:tc>
           <w:tcPr>
-            <w:tcW w:w="5628" w:type="dxa"/>
-            <w:gridSpan w:val="15"/>
-            <w:tcBorders>
-              <w:bottom w:val="single" w:sz="12" w:space="0" w:color="auto"/>
-            </w:tcBorders>
-            <w:shd w:val="clear" w:color="auto" w:fill="D9D9D9" w:themeFill="background1" w:themeFillShade="D9"/>
-            <w:vAlign w:val="center"/>
-          </w:tcPr>
-          <w:p>
-            <w:pPr>
-              <w:jc w:val="center"/>
-              <w:rPr>
-                <w:rFonts w:ascii="Arial" w:hAnsi="Arial" w:cs="Arial"/>
-                <w:sz w:val="20"/>
-                <w:szCs w:val="20"/>
-              </w:rPr>
-            </w:pPr>
-            <w:r>
-              <w:rPr>
-                <w:rFonts w:ascii="Arial" w:hAnsi="Arial" w:cs="Arial"/>
-                <w:sz w:val="20"/>
-                <w:szCs w:val="20"/>
-              </w:rPr>
-              <w:t xml:space="preserve">Location </w:t>
-            </w:r>
-            <w:r>
-              <w:rPr>
-                <w:rFonts w:ascii="Arial" w:hAnsi="Arial" w:cs="Arial"/>
-                <w:sz w:val="20"/>
-                <w:szCs w:val="20"/>
-              </w:rPr>
-              <w:t>in</w:t>
-            </w:r>
-            <w:r>
-              <w:rPr>
-                <w:rFonts w:ascii="Arial" w:hAnsi="Arial" w:cs="Arial"/>
-                <w:sz w:val="20"/>
-                <w:szCs w:val="20"/>
-              </w:rPr>
-              <w:t xml:space="preserve"> facility </w:t>
-            </w:r>
-            <w:r>
-              <w:rPr>
-                <w:rFonts w:ascii="Arial" w:hAnsi="Arial" w:cs="Arial"/>
-                <w:sz w:val="20"/>
-                <w:szCs w:val="20"/>
-              </w:rPr>
-              <w:t xml:space="preserve">Structural Integrity </w:t>
-            </w:r>
-            <w:r>
-              <w:rPr>
-                <w:rFonts w:ascii="Arial" w:hAnsi="Arial" w:cs="Arial"/>
-                <w:sz w:val="20"/>
-                <w:szCs w:val="20"/>
-              </w:rPr>
-              <w:t>Inspection</w:t>
-            </w:r>
-            <w:r>
-              <w:rPr>
-                <w:rFonts w:ascii="Arial" w:hAnsi="Arial" w:cs="Arial"/>
-                <w:sz w:val="20"/>
-                <w:szCs w:val="20"/>
-              </w:rPr>
-              <w:t xml:space="preserve"> observed</w:t>
-            </w:r>
-          </w:p>
-        </w:tc>
-        <w:tc>
-          <w:tcPr>
-            <w:tcW w:w="5157" w:type="dxa"/>
-            <w:gridSpan w:val="19"/>
-            <w:tcBorders>
-              <w:bottom w:val="single" w:sz="12" w:space="0" w:color="auto"/>
-            </w:tcBorders>
-            <w:shd w:val="clear" w:color="auto" w:fill="auto"/>
-            <w:vAlign w:val="center"/>
-          </w:tcPr>
-          <w:p>
-            <w:pPr>
-              <w:jc w:val="center"/>
-              <w:rPr>
-                <w:rFonts w:ascii="Arial" w:hAnsi="Arial" w:cs="Arial"/>
-                <w:sz w:val="20"/>
-                <w:szCs w:val="20"/>
-              </w:rPr>
-            </w:pPr>
-          </w:p>
-        </w:tc>
-      </w:tr>
-      <w:tr>
-        <w:trPr>
-          <w:trHeight w:val="350"/>
-          <w:jc w:val="center"/>
-        </w:trPr>
-        <w:tc>
-          <w:tcPr>
-            <w:tcW w:w="5628" w:type="dxa"/>
-            <w:gridSpan w:val="15"/>
-            <w:tcBorders>
-              <w:bottom w:val="single" w:sz="12" w:space="0" w:color="auto"/>
-            </w:tcBorders>
-            <w:shd w:val="clear" w:color="auto" w:fill="D9D9D9" w:themeFill="background1" w:themeFillShade="D9"/>
-            <w:vAlign w:val="center"/>
-          </w:tcPr>
-          <w:p>
-            <w:pPr>
-              <w:jc w:val="center"/>
-              <w:rPr>
-                <w:rFonts w:ascii="Arial" w:hAnsi="Arial" w:cs="Arial"/>
-                <w:sz w:val="20"/>
-                <w:szCs w:val="20"/>
-              </w:rPr>
-            </w:pPr>
-            <w:r>
-              <w:rPr>
-                <w:rFonts w:ascii="Arial" w:hAnsi="Arial" w:cs="Arial"/>
-                <w:sz w:val="20"/>
-                <w:szCs w:val="20"/>
-              </w:rPr>
-              <w:t xml:space="preserve">Location </w:t>
-            </w:r>
-            <w:r>
-              <w:rPr>
-                <w:rFonts w:ascii="Arial" w:hAnsi="Arial" w:cs="Arial"/>
-                <w:sz w:val="20"/>
-                <w:szCs w:val="20"/>
-              </w:rPr>
-              <w:t>in</w:t>
-            </w:r>
-            <w:r>
-              <w:rPr>
-                <w:rFonts w:ascii="Arial" w:hAnsi="Arial" w:cs="Arial"/>
-                <w:sz w:val="20"/>
-                <w:szCs w:val="20"/>
-              </w:rPr>
-              <w:t xml:space="preserve"> facility </w:t>
-            </w:r>
-            <w:r>
-              <w:rPr>
-                <w:rFonts w:ascii="Arial" w:hAnsi="Arial" w:cs="Arial"/>
-                <w:sz w:val="20"/>
-                <w:szCs w:val="20"/>
-              </w:rPr>
-              <w:t>Thickness Test observed</w:t>
-            </w:r>
-          </w:p>
-        </w:tc>
-        <w:tc>
-          <w:tcPr>
-            <w:tcW w:w="5157" w:type="dxa"/>
-            <w:gridSpan w:val="19"/>
-            <w:tcBorders>
-              <w:bottom w:val="single" w:sz="12" w:space="0" w:color="auto"/>
-            </w:tcBorders>
-            <w:shd w:val="clear" w:color="auto" w:fill="auto"/>
-            <w:vAlign w:val="center"/>
-          </w:tcPr>
-          <w:p>
-            <w:pPr>
-              <w:jc w:val="center"/>
-              <w:rPr>
-                <w:rFonts w:ascii="Arial" w:hAnsi="Arial" w:cs="Arial"/>
-                <w:sz w:val="20"/>
-                <w:szCs w:val="20"/>
-              </w:rPr>
-            </w:pPr>
-          </w:p>
-        </w:tc>
-      </w:tr>
-      <w:tr>
-        <w:trPr>
-          <w:trHeight w:val="350"/>
-          <w:jc w:val="center"/>
-        </w:trPr>
-        <w:tc>
-          <w:tcPr>
-            <w:tcW w:w="5628" w:type="dxa"/>
-            <w:gridSpan w:val="15"/>
-            <w:tcBorders>
-              <w:bottom w:val="single" w:sz="12" w:space="0" w:color="auto"/>
-            </w:tcBorders>
-            <w:shd w:val="clear" w:color="auto" w:fill="D9D9D9" w:themeFill="background1" w:themeFillShade="D9"/>
-            <w:vAlign w:val="center"/>
-          </w:tcPr>
-          <w:p>
-            <w:pPr>
-              <w:jc w:val="center"/>
-              <w:rPr>
-                <w:rFonts w:ascii="Arial" w:hAnsi="Arial" w:cs="Arial"/>
-                <w:sz w:val="20"/>
-                <w:szCs w:val="20"/>
-              </w:rPr>
-            </w:pPr>
-            <w:r>
-              <w:rPr>
-                <w:rFonts w:ascii="Arial" w:hAnsi="Arial" w:cs="Arial"/>
-                <w:sz w:val="20"/>
-                <w:szCs w:val="20"/>
-              </w:rPr>
-              <w:t>Location in facility Safety System Inspection observed</w:t>
-            </w:r>
-          </w:p>
-        </w:tc>
-        <w:tc>
-          <w:tcPr>
-            <w:tcW w:w="5157" w:type="dxa"/>
-            <w:gridSpan w:val="19"/>
-            <w:tcBorders>
-              <w:bottom w:val="single" w:sz="12" w:space="0" w:color="auto"/>
-            </w:tcBorders>
-            <w:shd w:val="clear" w:color="auto" w:fill="auto"/>
-            <w:vAlign w:val="center"/>
-          </w:tcPr>
-          <w:p>
-            <w:pPr>
-              <w:jc w:val="center"/>
-              <w:rPr>
-                <w:rFonts w:ascii="Arial" w:hAnsi="Arial" w:cs="Arial"/>
-                <w:sz w:val="20"/>
-                <w:szCs w:val="20"/>
-              </w:rPr>
-            </w:pPr>
-          </w:p>
-        </w:tc>
-      </w:tr>
-      <w:tr>
-        <w:trPr>
-          <w:trHeight w:val="350"/>
-          <w:jc w:val="center"/>
-        </w:trPr>
-        <w:tc>
-          <w:tcPr>
             <w:tcW w:w="10785" w:type="dxa"/>
-            <w:gridSpan w:val="34"/>
-            <w:tcBorders>
-              <w:bottom w:val="single" w:sz="12" w:space="0" w:color="auto"/>
-            </w:tcBorders>
-            <w:shd w:val="clear" w:color="auto" w:fill="D9D9D9" w:themeFill="background1" w:themeFillShade="D9"/>
-            <w:vAlign w:val="center"/>
-          </w:tcPr>
-          <w:p>
-            <w:pPr>
-              <w:pStyle w:val="ListParagraph"/>
-              <w:ind w:left="53"/>
-              <w:contextualSpacing w:val="0"/>
-              <w:rPr>
-                <w:rFonts w:ascii="Arial" w:hAnsi="Arial" w:cs="Arial"/>
-                <w:sz w:val="20"/>
-                <w:szCs w:val="20"/>
-              </w:rPr>
-            </w:pPr>
-            <w:r>
-              <w:rPr>
-                <w:rFonts w:ascii="Arial" w:hAnsi="Arial" w:cs="Arial"/>
-                <w:b/>
-                <w:sz w:val="20"/>
-                <w:szCs w:val="20"/>
-              </w:rPr>
-              <w:t>Additional Auditor Objective Evidence/Comments/Notes:</w:t>
-            </w:r>
-          </w:p>
-        </w:tc>
-      </w:tr>
-      <w:tr>
-        <w:trPr>
-          <w:trHeight w:val="350"/>
-          <w:jc w:val="center"/>
-        </w:trPr>
-        <w:tc>
-          <w:tcPr>
-            <w:tcW w:w="10785" w:type="dxa"/>
-            <w:gridSpan w:val="34"/>
-            <w:shd w:val="clear" w:color="auto" w:fill="auto"/>
+            <w:gridSpan w:val="22"/>
             <w:vAlign w:val="center"/>
           </w:tcPr>
           <w:p>
@@ -5404,19 +5280,15 @@
       <w:tblGrid>
         <w:gridCol w:w="2325"/>
         <w:gridCol w:w="76"/>
-        <w:gridCol w:w="1814"/>
-        <w:gridCol w:w="601"/>
-        <w:gridCol w:w="23"/>
-        <w:gridCol w:w="270"/>
-        <w:gridCol w:w="546"/>
-        <w:gridCol w:w="1086"/>
-        <w:gridCol w:w="56"/>
-        <w:gridCol w:w="20"/>
+        <w:gridCol w:w="1364"/>
+        <w:gridCol w:w="450"/>
+        <w:gridCol w:w="1440"/>
+        <w:gridCol w:w="540"/>
+        <w:gridCol w:w="622"/>
         <w:gridCol w:w="188"/>
         <w:gridCol w:w="990"/>
         <w:gridCol w:w="181"/>
-        <w:gridCol w:w="605"/>
-        <w:gridCol w:w="1008"/>
+        <w:gridCol w:w="1613"/>
         <w:gridCol w:w="989"/>
       </w:tblGrid>
       <w:tr>
@@ -5427,7 +5299,7 @@
         <w:tc>
           <w:tcPr>
             <w:tcW w:w="10778" w:type="dxa"/>
-            <w:gridSpan w:val="16"/>
+            <w:gridSpan w:val="12"/>
             <w:shd w:val="clear" w:color="auto" w:fill="D9D9D9" w:themeFill="background1" w:themeFillShade="D9"/>
             <w:vAlign w:val="center"/>
           </w:tcPr>
@@ -5506,7 +5378,7 @@
         <w:tc>
           <w:tcPr>
             <w:tcW w:w="4416" w:type="dxa"/>
-            <w:gridSpan w:val="8"/>
+            <w:gridSpan w:val="5"/>
             <w:tcBorders>
               <w:bottom w:val="single" w:sz="12" w:space="0" w:color="auto"/>
             </w:tcBorders>
@@ -5538,7 +5410,7 @@
         <w:tc>
           <w:tcPr>
             <w:tcW w:w="3961" w:type="dxa"/>
-            <w:gridSpan w:val="6"/>
+            <w:gridSpan w:val="5"/>
             <w:tcBorders>
               <w:bottom w:val="single" w:sz="12" w:space="0" w:color="auto"/>
             </w:tcBorders>
@@ -5577,7 +5449,6 @@
           <w:tcPr>
             <w:tcW w:w="2401" w:type="dxa"/>
             <w:gridSpan w:val="2"/>
-            <w:shd w:val="clear" w:color="auto" w:fill="auto"/>
             <w:vAlign w:val="center"/>
           </w:tcPr>
           <w:p>
@@ -5597,8 +5468,7 @@
         <w:tc>
           <w:tcPr>
             <w:tcW w:w="4416" w:type="dxa"/>
-            <w:gridSpan w:val="8"/>
-            <w:shd w:val="clear" w:color="auto" w:fill="auto"/>
+            <w:gridSpan w:val="5"/>
             <w:vAlign w:val="center"/>
           </w:tcPr>
           <w:p>
@@ -5626,8 +5496,7 @@
         <w:tc>
           <w:tcPr>
             <w:tcW w:w="3961" w:type="dxa"/>
-            <w:gridSpan w:val="6"/>
-            <w:shd w:val="clear" w:color="auto" w:fill="auto"/>
+            <w:gridSpan w:val="5"/>
             <w:vAlign w:val="center"/>
           </w:tcPr>
           <w:p>
@@ -5653,7 +5522,7 @@
         <w:tc>
           <w:tcPr>
             <w:tcW w:w="10778" w:type="dxa"/>
-            <w:gridSpan w:val="16"/>
+            <w:gridSpan w:val="12"/>
             <w:shd w:val="clear" w:color="auto" w:fill="D9D9D9" w:themeFill="background1" w:themeFillShade="D9"/>
             <w:vAlign w:val="center"/>
           </w:tcPr>
@@ -5689,8 +5558,8 @@
         </w:trPr>
         <w:tc>
           <w:tcPr>
-            <w:tcW w:w="4839" w:type="dxa"/>
-            <w:gridSpan w:val="5"/>
+            <w:tcW w:w="3765" w:type="dxa"/>
+            <w:gridSpan w:val="3"/>
             <w:tcBorders>
               <w:bottom w:val="single" w:sz="12" w:space="0" w:color="auto"/>
             </w:tcBorders>
@@ -5743,7 +5612,7 @@
         </w:tc>
         <w:tc>
           <w:tcPr>
-            <w:tcW w:w="1902" w:type="dxa"/>
+            <w:tcW w:w="2430" w:type="dxa"/>
             <w:gridSpan w:val="3"/>
             <w:shd w:val="clear" w:color="auto" w:fill="D9D9D9" w:themeFill="background1" w:themeFillShade="D9"/>
             <w:vAlign w:val="center"/>
@@ -5769,8 +5638,8 @@
         </w:tc>
         <w:tc>
           <w:tcPr>
-            <w:tcW w:w="1435" w:type="dxa"/>
-            <w:gridSpan w:val="5"/>
+            <w:tcW w:w="1981" w:type="dxa"/>
+            <w:gridSpan w:val="4"/>
             <w:shd w:val="clear" w:color="auto" w:fill="D9D9D9" w:themeFill="background1" w:themeFillShade="D9"/>
             <w:vAlign w:val="center"/>
           </w:tcPr>
@@ -5796,7 +5665,6 @@
         <w:tc>
           <w:tcPr>
             <w:tcW w:w="1613" w:type="dxa"/>
-            <w:gridSpan w:val="2"/>
             <w:shd w:val="clear" w:color="auto" w:fill="D9D9D9" w:themeFill="background1" w:themeFillShade="D9"/>
             <w:vAlign w:val="center"/>
           </w:tcPr>
@@ -5852,8 +5720,8 @@
         </w:trPr>
         <w:tc>
           <w:tcPr>
-            <w:tcW w:w="4839" w:type="dxa"/>
-            <w:gridSpan w:val="5"/>
+            <w:tcW w:w="3765" w:type="dxa"/>
+            <w:gridSpan w:val="3"/>
             <w:shd w:val="clear" w:color="auto" w:fill="D9D9D9" w:themeFill="background1" w:themeFillShade="D9"/>
             <w:vAlign w:val="center"/>
           </w:tcPr>
@@ -5878,7 +5746,7 @@
         </w:tc>
         <w:tc>
           <w:tcPr>
-            <w:tcW w:w="1902" w:type="dxa"/>
+            <w:tcW w:w="2430" w:type="dxa"/>
             <w:gridSpan w:val="3"/>
             <w:vAlign w:val="center"/>
           </w:tcPr>
@@ -5895,8 +5763,8 @@
         </w:tc>
         <w:tc>
           <w:tcPr>
-            <w:tcW w:w="1435" w:type="dxa"/>
-            <w:gridSpan w:val="5"/>
+            <w:tcW w:w="1981" w:type="dxa"/>
+            <w:gridSpan w:val="4"/>
             <w:vAlign w:val="center"/>
           </w:tcPr>
           <w:p>
@@ -5913,7 +5781,6 @@
         <w:tc>
           <w:tcPr>
             <w:tcW w:w="1613" w:type="dxa"/>
-            <w:gridSpan w:val="2"/>
             <w:vAlign w:val="center"/>
           </w:tcPr>
           <w:p>
@@ -5996,7 +5863,7 @@
         <w:tc>
           <w:tcPr>
             <w:tcW w:w="1890" w:type="dxa"/>
-            <w:gridSpan w:val="2"/>
+            <w:gridSpan w:val="3"/>
             <w:tcBorders>
               <w:bottom w:val="single" w:sz="12" w:space="0" w:color="auto"/>
             </w:tcBorders>
@@ -6033,7 +5900,6 @@
         <w:tc>
           <w:tcPr>
             <w:tcW w:w="1440" w:type="dxa"/>
-            <w:gridSpan w:val="4"/>
             <w:tcBorders>
               <w:bottom w:val="single" w:sz="12" w:space="0" w:color="auto"/>
             </w:tcBorders>
@@ -6062,7 +5928,7 @@
         <w:tc>
           <w:tcPr>
             <w:tcW w:w="1350" w:type="dxa"/>
-            <w:gridSpan w:val="4"/>
+            <w:gridSpan w:val="3"/>
             <w:tcBorders>
               <w:bottom w:val="single" w:sz="12" w:space="0" w:color="auto"/>
             </w:tcBorders>
@@ -6127,7 +5993,7 @@
         <w:tc>
           <w:tcPr>
             <w:tcW w:w="2783" w:type="dxa"/>
-            <w:gridSpan w:val="4"/>
+            <w:gridSpan w:val="3"/>
             <w:tcBorders>
               <w:bottom w:val="single" w:sz="12" w:space="0" w:color="auto"/>
             </w:tcBorders>
@@ -6179,7 +6045,7 @@
         <w:tc>
           <w:tcPr>
             <w:tcW w:w="1890" w:type="dxa"/>
-            <w:gridSpan w:val="2"/>
+            <w:gridSpan w:val="3"/>
             <w:shd w:val="clear" w:color="auto" w:fill="FFFFFF" w:themeFill="background1"/>
             <w:vAlign w:val="center"/>
           </w:tcPr>
@@ -6197,7 +6063,6 @@
         <w:tc>
           <w:tcPr>
             <w:tcW w:w="1440" w:type="dxa"/>
-            <w:gridSpan w:val="4"/>
             <w:shd w:val="clear" w:color="auto" w:fill="FFFFFF" w:themeFill="background1"/>
             <w:vAlign w:val="center"/>
           </w:tcPr>
@@ -6215,7 +6080,7 @@
         <w:tc>
           <w:tcPr>
             <w:tcW w:w="1350" w:type="dxa"/>
-            <w:gridSpan w:val="4"/>
+            <w:gridSpan w:val="3"/>
             <w:shd w:val="clear" w:color="auto" w:fill="FFFFFF" w:themeFill="background1"/>
             <w:vAlign w:val="center"/>
           </w:tcPr>
@@ -6250,7 +6115,7 @@
         <w:tc>
           <w:tcPr>
             <w:tcW w:w="2783" w:type="dxa"/>
-            <w:gridSpan w:val="4"/>
+            <w:gridSpan w:val="3"/>
             <w:shd w:val="clear" w:color="auto" w:fill="FFFFFF" w:themeFill="background1"/>
             <w:vAlign w:val="center"/>
           </w:tcPr>
@@ -6263,6 +6128,76 @@
                 <w:szCs w:val="20"/>
               </w:rPr>
             </w:pPr>
+          </w:p>
+        </w:tc>
+      </w:tr>
+    </w:tbl>
+    <w:p>
+      <w:bookmarkStart w:id="7" w:name="_Hlk27501926"/>
+      <w:bookmarkEnd w:id="6"/>
+      <w:r>
+        <w:br w:type="page"/>
+      </w:r>
+    </w:p>
+    <w:tbl>
+      <w:tblPr>
+        <w:tblStyle w:val="TableGrid"/>
+        <w:tblW w:w="10778" w:type="dxa"/>
+        <w:jc w:val="center"/>
+        <w:tblBorders>
+          <w:top w:val="single" w:sz="12" w:space="0" w:color="auto"/>
+          <w:left w:val="single" w:sz="12" w:space="0" w:color="auto"/>
+          <w:bottom w:val="single" w:sz="12" w:space="0" w:color="auto"/>
+          <w:right w:val="single" w:sz="12" w:space="0" w:color="auto"/>
+          <w:insideH w:val="single" w:sz="12" w:space="0" w:color="auto"/>
+          <w:insideV w:val="single" w:sz="12" w:space="0" w:color="auto"/>
+        </w:tblBorders>
+        <w:tblLook w:val="04A0" w:firstRow="1" w:lastRow="0" w:firstColumn="1" w:lastColumn="0" w:noHBand="0" w:noVBand="1"/>
+      </w:tblPr>
+      <w:tblGrid>
+        <w:gridCol w:w="4816"/>
+        <w:gridCol w:w="293"/>
+        <w:gridCol w:w="1688"/>
+        <w:gridCol w:w="1984"/>
+        <w:gridCol w:w="1997"/>
+      </w:tblGrid>
+      <w:tr>
+        <w:trPr>
+          <w:trHeight w:val="350"/>
+          <w:jc w:val="center"/>
+        </w:trPr>
+        <w:tc>
+          <w:tcPr>
+            <w:tcW w:w="10778" w:type="dxa"/>
+            <w:gridSpan w:val="5"/>
+            <w:tcBorders>
+              <w:bottom w:val="single" w:sz="12" w:space="0" w:color="auto"/>
+            </w:tcBorders>
+            <w:shd w:val="clear" w:color="auto" w:fill="D9D9D9" w:themeFill="background1" w:themeFillShade="D9"/>
+            <w:vAlign w:val="center"/>
+          </w:tcPr>
+          <w:p>
+            <w:pPr>
+              <w:jc w:val="center"/>
+              <w:rPr>
+                <w:rFonts w:ascii="Arial" w:hAnsi="Arial" w:cs="Arial"/>
+                <w:b/>
+                <w:bCs/>
+                <w:sz w:val="20"/>
+                <w:szCs w:val="20"/>
+              </w:rPr>
+            </w:pPr>
+            <w:r>
+              <w:rPr>
+                <w:rFonts w:ascii="Arial" w:hAnsi="Arial" w:cs="Arial"/>
+                <w:b/>
+                <w:bCs/>
+                <w:sz w:val="20"/>
+                <w:szCs w:val="20"/>
+              </w:rPr>
+              <w:lastRenderedPageBreak/>
+              <w:t>QUALIFICATION STENCIL</w:t>
+            </w:r>
           </w:p>
         </w:tc>
       </w:tr>
@@ -6273,36 +6208,105 @@
         </w:trPr>
         <w:tc>
           <w:tcPr>
-            <w:tcW w:w="10778" w:type="dxa"/>
-            <w:gridSpan w:val="16"/>
-            <w:tcBorders>
-              <w:bottom w:val="single" w:sz="12" w:space="0" w:color="auto"/>
-            </w:tcBorders>
-            <w:shd w:val="clear" w:color="auto" w:fill="D9D9D9" w:themeFill="background1" w:themeFillShade="D9"/>
-            <w:vAlign w:val="center"/>
-          </w:tcPr>
-          <w:p>
-            <w:pPr>
-              <w:jc w:val="center"/>
-              <w:rPr>
-                <w:rFonts w:ascii="Arial" w:hAnsi="Arial" w:cs="Arial"/>
-                <w:b/>
-                <w:bCs/>
-                <w:sz w:val="20"/>
-                <w:szCs w:val="20"/>
-              </w:rPr>
-            </w:pPr>
-            <w:bookmarkStart w:id="7" w:name="_Hlk27501926"/>
-            <w:bookmarkEnd w:id="6"/>
-            <w:r>
-              <w:rPr>
-                <w:rFonts w:ascii="Arial" w:hAnsi="Arial" w:cs="Arial"/>
-                <w:b/>
-                <w:bCs/>
-                <w:sz w:val="20"/>
-                <w:szCs w:val="20"/>
-              </w:rPr>
-              <w:t>QUALIFICATION STENCIL</w:t>
+            <w:tcW w:w="4816" w:type="dxa"/>
+            <w:tcBorders>
+              <w:bottom w:val="single" w:sz="12" w:space="0" w:color="auto"/>
+            </w:tcBorders>
+            <w:shd w:val="clear" w:color="auto" w:fill="D9D9D9" w:themeFill="background1" w:themeFillShade="D9"/>
+            <w:vAlign w:val="center"/>
+          </w:tcPr>
+          <w:p>
+            <w:pPr>
+              <w:rPr>
+                <w:rFonts w:ascii="Arial" w:hAnsi="Arial" w:cs="Arial"/>
+                <w:sz w:val="20"/>
+                <w:szCs w:val="20"/>
+              </w:rPr>
+            </w:pPr>
+          </w:p>
+        </w:tc>
+        <w:tc>
+          <w:tcPr>
+            <w:tcW w:w="1981" w:type="dxa"/>
+            <w:gridSpan w:val="2"/>
+            <w:tcBorders>
+              <w:bottom w:val="single" w:sz="12" w:space="0" w:color="auto"/>
+            </w:tcBorders>
+            <w:shd w:val="clear" w:color="auto" w:fill="D9D9D9" w:themeFill="background1" w:themeFillShade="D9"/>
+            <w:vAlign w:val="center"/>
+          </w:tcPr>
+          <w:p>
+            <w:pPr>
+              <w:jc w:val="center"/>
+              <w:rPr>
+                <w:rFonts w:ascii="Arial" w:hAnsi="Arial" w:cs="Arial"/>
+                <w:sz w:val="20"/>
+                <w:szCs w:val="20"/>
+              </w:rPr>
+            </w:pPr>
+            <w:r>
+              <w:rPr>
+                <w:rFonts w:ascii="Arial" w:hAnsi="Arial" w:cs="Arial"/>
+                <w:sz w:val="20"/>
+                <w:szCs w:val="20"/>
+              </w:rPr>
+              <w:t>STATION STENCIL</w:t>
+            </w:r>
+          </w:p>
+        </w:tc>
+        <w:tc>
+          <w:tcPr>
+            <w:tcW w:w="1984" w:type="dxa"/>
+            <w:tcBorders>
+              <w:bottom w:val="single" w:sz="12" w:space="0" w:color="auto"/>
+            </w:tcBorders>
+            <w:shd w:val="clear" w:color="auto" w:fill="D9D9D9" w:themeFill="background1" w:themeFillShade="D9"/>
+            <w:vAlign w:val="center"/>
+          </w:tcPr>
+          <w:p>
+            <w:pPr>
+              <w:jc w:val="center"/>
+              <w:rPr>
+                <w:rFonts w:ascii="Arial" w:hAnsi="Arial" w:cs="Arial"/>
+                <w:sz w:val="20"/>
+                <w:szCs w:val="20"/>
+              </w:rPr>
+            </w:pPr>
+            <w:r>
+              <w:rPr>
+                <w:rFonts w:ascii="Arial" w:hAnsi="Arial" w:cs="Arial"/>
+                <w:sz w:val="20"/>
+                <w:szCs w:val="20"/>
+              </w:rPr>
+              <w:t>QUALIFIED</w:t>
+            </w:r>
+          </w:p>
+        </w:tc>
+        <w:tc>
+          <w:tcPr>
+            <w:tcW w:w="1997" w:type="dxa"/>
+            <w:tcBorders>
+              <w:bottom w:val="single" w:sz="12" w:space="0" w:color="auto"/>
+            </w:tcBorders>
+            <w:shd w:val="clear" w:color="auto" w:fill="D9D9D9" w:themeFill="background1" w:themeFillShade="D9"/>
+            <w:vAlign w:val="center"/>
+          </w:tcPr>
+          <w:p>
+            <w:pPr>
+              <w:jc w:val="center"/>
+              <w:rPr>
+                <w:rFonts w:ascii="Arial" w:hAnsi="Arial" w:cs="Arial"/>
+                <w:sz w:val="20"/>
+                <w:szCs w:val="20"/>
+              </w:rPr>
+            </w:pPr>
+            <w:r>
+              <w:rPr>
+                <w:rFonts w:ascii="Arial" w:hAnsi="Arial" w:cs="Arial"/>
+                <w:sz w:val="20"/>
+                <w:szCs w:val="20"/>
+              </w:rPr>
+              <w:t>DUE</w:t>
             </w:r>
           </w:p>
         </w:tc>
@@ -6315,108 +6319,98 @@
         <w:tc>
           <w:tcPr>
             <w:tcW w:w="4816" w:type="dxa"/>
-            <w:gridSpan w:val="4"/>
-            <w:tcBorders>
-              <w:bottom w:val="single" w:sz="12" w:space="0" w:color="auto"/>
-            </w:tcBorders>
-            <w:shd w:val="clear" w:color="auto" w:fill="D9D9D9" w:themeFill="background1" w:themeFillShade="D9"/>
-            <w:vAlign w:val="center"/>
-          </w:tcPr>
-          <w:p>
-            <w:pPr>
-              <w:rPr>
-                <w:rFonts w:ascii="Arial" w:hAnsi="Arial" w:cs="Arial"/>
-                <w:sz w:val="20"/>
-                <w:szCs w:val="20"/>
-              </w:rPr>
-            </w:pPr>
+            <w:tcBorders>
+              <w:top w:val="single" w:sz="12" w:space="0" w:color="auto"/>
+              <w:left w:val="single" w:sz="12" w:space="0" w:color="auto"/>
+              <w:bottom w:val="single" w:sz="12" w:space="0" w:color="auto"/>
+              <w:right w:val="single" w:sz="12" w:space="0" w:color="auto"/>
+            </w:tcBorders>
+            <w:shd w:val="clear" w:color="auto" w:fill="D9D9D9" w:themeFill="background1" w:themeFillShade="D9"/>
+            <w:vAlign w:val="center"/>
+          </w:tcPr>
+          <w:p>
+            <w:pPr>
+              <w:rPr>
+                <w:rFonts w:ascii="Arial" w:hAnsi="Arial" w:cs="Arial"/>
+                <w:sz w:val="20"/>
+                <w:szCs w:val="20"/>
+              </w:rPr>
+            </w:pPr>
+            <w:r>
+              <w:rPr>
+                <w:rFonts w:ascii="Arial" w:hAnsi="Arial" w:cs="Arial"/>
+                <w:sz w:val="20"/>
+                <w:szCs w:val="20"/>
+              </w:rPr>
+              <w:t>TANK QUALIFICATION</w:t>
+            </w:r>
           </w:p>
         </w:tc>
         <w:tc>
           <w:tcPr>
             <w:tcW w:w="1981" w:type="dxa"/>
-            <w:gridSpan w:val="5"/>
-            <w:tcBorders>
-              <w:bottom w:val="single" w:sz="12" w:space="0" w:color="auto"/>
-            </w:tcBorders>
-            <w:shd w:val="clear" w:color="auto" w:fill="D9D9D9" w:themeFill="background1" w:themeFillShade="D9"/>
-            <w:vAlign w:val="center"/>
-          </w:tcPr>
-          <w:p>
-            <w:pPr>
-              <w:jc w:val="center"/>
-              <w:rPr>
-                <w:rFonts w:ascii="Arial" w:hAnsi="Arial" w:cs="Arial"/>
-                <w:sz w:val="20"/>
-                <w:szCs w:val="20"/>
-              </w:rPr>
-            </w:pPr>
-            <w:r>
-              <w:rPr>
-                <w:rFonts w:ascii="Arial" w:hAnsi="Arial" w:cs="Arial"/>
-                <w:sz w:val="20"/>
-                <w:szCs w:val="20"/>
-              </w:rPr>
-              <w:t>STATION STENCIL</w:t>
-            </w:r>
+            <w:gridSpan w:val="2"/>
+            <w:tcBorders>
+              <w:top w:val="single" w:sz="12" w:space="0" w:color="auto"/>
+              <w:left w:val="single" w:sz="12" w:space="0" w:color="auto"/>
+              <w:bottom w:val="single" w:sz="12" w:space="0" w:color="auto"/>
+              <w:right w:val="single" w:sz="12" w:space="0" w:color="auto"/>
+            </w:tcBorders>
+            <w:vAlign w:val="center"/>
+          </w:tcPr>
+          <w:p>
+            <w:pPr>
+              <w:jc w:val="center"/>
+              <w:rPr>
+                <w:rFonts w:ascii="Arial" w:hAnsi="Arial" w:cs="Arial"/>
+                <w:sz w:val="20"/>
+                <w:szCs w:val="20"/>
+              </w:rPr>
+            </w:pPr>
           </w:p>
         </w:tc>
         <w:tc>
           <w:tcPr>
             <w:tcW w:w="1984" w:type="dxa"/>
-            <w:gridSpan w:val="5"/>
-            <w:tcBorders>
-              <w:bottom w:val="single" w:sz="12" w:space="0" w:color="auto"/>
-            </w:tcBorders>
-            <w:shd w:val="clear" w:color="auto" w:fill="D9D9D9" w:themeFill="background1" w:themeFillShade="D9"/>
-            <w:vAlign w:val="center"/>
-          </w:tcPr>
-          <w:p>
-            <w:pPr>
-              <w:jc w:val="center"/>
-              <w:rPr>
-                <w:rFonts w:ascii="Arial" w:hAnsi="Arial" w:cs="Arial"/>
-                <w:sz w:val="20"/>
-                <w:szCs w:val="20"/>
-              </w:rPr>
-            </w:pPr>
-            <w:r>
-              <w:rPr>
-                <w:rFonts w:ascii="Arial" w:hAnsi="Arial" w:cs="Arial"/>
-                <w:sz w:val="20"/>
-                <w:szCs w:val="20"/>
-              </w:rPr>
-              <w:t>QUALIFIED</w:t>
-            </w:r>
+            <w:tcBorders>
+              <w:top w:val="single" w:sz="12" w:space="0" w:color="auto"/>
+              <w:left w:val="single" w:sz="12" w:space="0" w:color="auto"/>
+              <w:bottom w:val="single" w:sz="12" w:space="0" w:color="auto"/>
+              <w:right w:val="single" w:sz="12" w:space="0" w:color="auto"/>
+            </w:tcBorders>
+            <w:vAlign w:val="center"/>
+          </w:tcPr>
+          <w:p>
+            <w:pPr>
+              <w:jc w:val="center"/>
+              <w:rPr>
+                <w:rFonts w:ascii="Arial" w:hAnsi="Arial" w:cs="Arial"/>
+                <w:sz w:val="20"/>
+                <w:szCs w:val="20"/>
+              </w:rPr>
+            </w:pPr>
           </w:p>
         </w:tc>
         <w:tc>
           <w:tcPr>
             <w:tcW w:w="1997" w:type="dxa"/>
-            <w:gridSpan w:val="2"/>
-            <w:tcBorders>
-              <w:bottom w:val="single" w:sz="12" w:space="0" w:color="auto"/>
-            </w:tcBorders>
-            <w:shd w:val="clear" w:color="auto" w:fill="D9D9D9" w:themeFill="background1" w:themeFillShade="D9"/>
-            <w:vAlign w:val="center"/>
-          </w:tcPr>
-          <w:p>
-            <w:pPr>
-              <w:jc w:val="center"/>
-              <w:rPr>
-                <w:rFonts w:ascii="Arial" w:hAnsi="Arial" w:cs="Arial"/>
-                <w:sz w:val="20"/>
-                <w:szCs w:val="20"/>
-              </w:rPr>
-            </w:pPr>
-            <w:r>
-              <w:rPr>
-                <w:rFonts w:ascii="Arial" w:hAnsi="Arial" w:cs="Arial"/>
-                <w:sz w:val="20"/>
-                <w:szCs w:val="20"/>
-              </w:rPr>
-              <w:t>DUE</w:t>
-            </w:r>
+            <w:tcBorders>
+              <w:top w:val="single" w:sz="12" w:space="0" w:color="auto"/>
+              <w:left w:val="single" w:sz="12" w:space="0" w:color="auto"/>
+              <w:bottom w:val="single" w:sz="12" w:space="0" w:color="auto"/>
+              <w:right w:val="single" w:sz="12" w:space="0" w:color="auto"/>
+            </w:tcBorders>
+            <w:vAlign w:val="center"/>
+          </w:tcPr>
+          <w:p>
+            <w:pPr>
+              <w:jc w:val="center"/>
+              <w:rPr>
+                <w:rFonts w:ascii="Arial" w:hAnsi="Arial" w:cs="Arial"/>
+                <w:sz w:val="20"/>
+                <w:szCs w:val="20"/>
+              </w:rPr>
+            </w:pPr>
           </w:p>
         </w:tc>
       </w:tr>
@@ -6428,7 +6422,6 @@
         <w:tc>
           <w:tcPr>
             <w:tcW w:w="4816" w:type="dxa"/>
-            <w:gridSpan w:val="4"/>
             <w:tcBorders>
               <w:top w:val="single" w:sz="12" w:space="0" w:color="auto"/>
               <w:left w:val="single" w:sz="12" w:space="0" w:color="auto"/>
@@ -6452,21 +6445,20 @@
                 <w:sz w:val="20"/>
                 <w:szCs w:val="20"/>
               </w:rPr>
-              <w:t>TANK QUALIFICATION</w:t>
+              <w:t>THICKNESS TEST</w:t>
             </w:r>
           </w:p>
         </w:tc>
         <w:tc>
           <w:tcPr>
             <w:tcW w:w="1981" w:type="dxa"/>
-            <w:gridSpan w:val="5"/>
+            <w:gridSpan w:val="2"/>
             <w:tcBorders>
               <w:top w:val="single" w:sz="12" w:space="0" w:color="auto"/>
               <w:left w:val="single" w:sz="12" w:space="0" w:color="auto"/>
               <w:bottom w:val="single" w:sz="12" w:space="0" w:color="auto"/>
               <w:right w:val="single" w:sz="12" w:space="0" w:color="auto"/>
             </w:tcBorders>
-            <w:shd w:val="clear" w:color="auto" w:fill="auto"/>
             <w:vAlign w:val="center"/>
           </w:tcPr>
           <w:p>
@@ -6483,14 +6475,12 @@
         <w:tc>
           <w:tcPr>
             <w:tcW w:w="1984" w:type="dxa"/>
-            <w:gridSpan w:val="5"/>
             <w:tcBorders>
               <w:top w:val="single" w:sz="12" w:space="0" w:color="auto"/>
               <w:left w:val="single" w:sz="12" w:space="0" w:color="auto"/>
               <w:bottom w:val="single" w:sz="12" w:space="0" w:color="auto"/>
               <w:right w:val="single" w:sz="12" w:space="0" w:color="auto"/>
             </w:tcBorders>
-            <w:shd w:val="clear" w:color="auto" w:fill="auto"/>
             <w:vAlign w:val="center"/>
           </w:tcPr>
           <w:p>
@@ -6507,123 +6497,12 @@
         <w:tc>
           <w:tcPr>
             <w:tcW w:w="1997" w:type="dxa"/>
-            <w:gridSpan w:val="2"/>
             <w:tcBorders>
               <w:top w:val="single" w:sz="12" w:space="0" w:color="auto"/>
               <w:left w:val="single" w:sz="12" w:space="0" w:color="auto"/>
               <w:bottom w:val="single" w:sz="12" w:space="0" w:color="auto"/>
               <w:right w:val="single" w:sz="12" w:space="0" w:color="auto"/>
             </w:tcBorders>
-            <w:shd w:val="clear" w:color="auto" w:fill="auto"/>
-            <w:vAlign w:val="center"/>
-          </w:tcPr>
-          <w:p>
-            <w:pPr>
-              <w:jc w:val="center"/>
-              <w:rPr>
-                <w:rFonts w:ascii="Arial" w:hAnsi="Arial" w:cs="Arial"/>
-                <w:sz w:val="20"/>
-                <w:szCs w:val="20"/>
-              </w:rPr>
-            </w:pPr>
-          </w:p>
-        </w:tc>
-      </w:tr>
-      <w:tr>
-        <w:trPr>
-          <w:trHeight w:val="350"/>
-          <w:jc w:val="center"/>
-        </w:trPr>
-        <w:tc>
-          <w:tcPr>
-            <w:tcW w:w="4816" w:type="dxa"/>
-            <w:gridSpan w:val="4"/>
-            <w:tcBorders>
-              <w:top w:val="single" w:sz="12" w:space="0" w:color="auto"/>
-              <w:left w:val="single" w:sz="12" w:space="0" w:color="auto"/>
-              <w:bottom w:val="single" w:sz="12" w:space="0" w:color="auto"/>
-              <w:right w:val="single" w:sz="12" w:space="0" w:color="auto"/>
-            </w:tcBorders>
-            <w:shd w:val="clear" w:color="auto" w:fill="D9D9D9" w:themeFill="background1" w:themeFillShade="D9"/>
-            <w:vAlign w:val="center"/>
-          </w:tcPr>
-          <w:p>
-            <w:pPr>
-              <w:rPr>
-                <w:rFonts w:ascii="Arial" w:hAnsi="Arial" w:cs="Arial"/>
-                <w:sz w:val="20"/>
-                <w:szCs w:val="20"/>
-              </w:rPr>
-            </w:pPr>
-            <w:r>
-              <w:rPr>
-                <w:rFonts w:ascii="Arial" w:hAnsi="Arial" w:cs="Arial"/>
-                <w:sz w:val="20"/>
-                <w:szCs w:val="20"/>
-              </w:rPr>
-              <w:t>THICKNESS TEST</w:t>
-            </w:r>
-          </w:p>
-        </w:tc>
-        <w:tc>
-          <w:tcPr>
-            <w:tcW w:w="1981" w:type="dxa"/>
-            <w:gridSpan w:val="5"/>
-            <w:tcBorders>
-              <w:top w:val="single" w:sz="12" w:space="0" w:color="auto"/>
-              <w:left w:val="single" w:sz="12" w:space="0" w:color="auto"/>
-              <w:bottom w:val="single" w:sz="12" w:space="0" w:color="auto"/>
-              <w:right w:val="single" w:sz="12" w:space="0" w:color="auto"/>
-            </w:tcBorders>
-            <w:shd w:val="clear" w:color="auto" w:fill="auto"/>
-            <w:vAlign w:val="center"/>
-          </w:tcPr>
-          <w:p>
-            <w:pPr>
-              <w:jc w:val="center"/>
-              <w:rPr>
-                <w:rFonts w:ascii="Arial" w:hAnsi="Arial" w:cs="Arial"/>
-                <w:sz w:val="20"/>
-                <w:szCs w:val="20"/>
-              </w:rPr>
-            </w:pPr>
-          </w:p>
-        </w:tc>
-        <w:tc>
-          <w:tcPr>
-            <w:tcW w:w="1984" w:type="dxa"/>
-            <w:gridSpan w:val="5"/>
-            <w:tcBorders>
-              <w:top w:val="single" w:sz="12" w:space="0" w:color="auto"/>
-              <w:left w:val="single" w:sz="12" w:space="0" w:color="auto"/>
-              <w:bottom w:val="single" w:sz="12" w:space="0" w:color="auto"/>
-              <w:right w:val="single" w:sz="12" w:space="0" w:color="auto"/>
-            </w:tcBorders>
-            <w:shd w:val="clear" w:color="auto" w:fill="auto"/>
-            <w:vAlign w:val="center"/>
-          </w:tcPr>
-          <w:p>
-            <w:pPr>
-              <w:jc w:val="center"/>
-              <w:rPr>
-                <w:rFonts w:ascii="Arial" w:hAnsi="Arial" w:cs="Arial"/>
-                <w:sz w:val="20"/>
-                <w:szCs w:val="20"/>
-              </w:rPr>
-            </w:pPr>
-          </w:p>
-        </w:tc>
-        <w:tc>
-          <w:tcPr>
-            <w:tcW w:w="1997" w:type="dxa"/>
-            <w:gridSpan w:val="2"/>
-            <w:tcBorders>
-              <w:top w:val="single" w:sz="12" w:space="0" w:color="auto"/>
-              <w:left w:val="single" w:sz="12" w:space="0" w:color="auto"/>
-              <w:bottom w:val="single" w:sz="12" w:space="0" w:color="auto"/>
-              <w:right w:val="single" w:sz="12" w:space="0" w:color="auto"/>
-            </w:tcBorders>
-            <w:shd w:val="clear" w:color="auto" w:fill="auto"/>
             <w:vAlign w:val="center"/>
           </w:tcPr>
           <w:p>
@@ -6647,7 +6526,7 @@
         <w:tc>
           <w:tcPr>
             <w:tcW w:w="10778" w:type="dxa"/>
-            <w:gridSpan w:val="16"/>
+            <w:gridSpan w:val="5"/>
             <w:shd w:val="clear" w:color="auto" w:fill="D9D9D9" w:themeFill="background1" w:themeFillShade="D9"/>
             <w:vAlign w:val="center"/>
           </w:tcPr>
@@ -6684,7 +6563,7 @@
         <w:tc>
           <w:tcPr>
             <w:tcW w:w="5109" w:type="dxa"/>
-            <w:gridSpan w:val="6"/>
+            <w:gridSpan w:val="2"/>
             <w:shd w:val="clear" w:color="auto" w:fill="D9D9D9" w:themeFill="background1" w:themeFillShade="D9"/>
             <w:vAlign w:val="center"/>
           </w:tcPr>
@@ -6737,7 +6616,7 @@
         <w:tc>
           <w:tcPr>
             <w:tcW w:w="5669" w:type="dxa"/>
-            <w:gridSpan w:val="10"/>
+            <w:gridSpan w:val="3"/>
             <w:shd w:val="clear" w:color="auto" w:fill="D9D9D9" w:themeFill="background1" w:themeFillShade="D9"/>
             <w:vAlign w:val="center"/>
           </w:tcPr>
@@ -6772,7 +6651,7 @@
         <w:tc>
           <w:tcPr>
             <w:tcW w:w="5109" w:type="dxa"/>
-            <w:gridSpan w:val="6"/>
+            <w:gridSpan w:val="2"/>
             <w:vAlign w:val="center"/>
           </w:tcPr>
           <w:p>
@@ -6793,7 +6672,7 @@
         <w:tc>
           <w:tcPr>
             <w:tcW w:w="5669" w:type="dxa"/>
-            <w:gridSpan w:val="10"/>
+            <w:gridSpan w:val="3"/>
             <w:vAlign w:val="center"/>
           </w:tcPr>
           <w:p>
@@ -6828,7 +6707,7 @@
         <w:tc>
           <w:tcPr>
             <w:tcW w:w="10778" w:type="dxa"/>
-            <w:gridSpan w:val="16"/>
+            <w:gridSpan w:val="5"/>
             <w:shd w:val="clear" w:color="auto" w:fill="D9D9D9" w:themeFill="background1" w:themeFillShade="D9"/>
             <w:vAlign w:val="center"/>
           </w:tcPr>
@@ -6863,7 +6742,7 @@
         <w:tc>
           <w:tcPr>
             <w:tcW w:w="10778" w:type="dxa"/>
-            <w:gridSpan w:val="16"/>
+            <w:gridSpan w:val="5"/>
             <w:tcBorders>
               <w:bottom w:val="single" w:sz="12" w:space="0" w:color="auto"/>
             </w:tcBorders>
@@ -7888,7 +7767,6 @@
               <w:tcPr>
                 <w:tcW w:w="2273" w:type="dxa"/>
                 <w:gridSpan w:val="4"/>
-                <w:shd w:val="clear" w:color="auto" w:fill="auto"/>
                 <w:vAlign w:val="center"/>
               </w:tcPr>
               <w:p>
@@ -8136,7 +8014,7 @@
 </file>
 
 <file path=word/endnotes.xml><?xml version="1.0" encoding="utf-8"?>
-<w:endnotes xmlns:wpc="http://schemas.microsoft.com/office/word/2010/wordprocessingCanvas" xmlns:cx="http://schemas.microsoft.com/office/drawing/2014/chartex" xmlns:cx1="http://schemas.microsoft.com/office/drawing/2015/9/8/chartex" xmlns:cx2="http://schemas.microsoft.com/office/drawing/2015/10/21/chartex" xmlns:cx3="http://schemas.microsoft.com/office/drawing/2016/5/9/chartex" xmlns:cx4="http://schemas.microsoft.com/office/drawing/2016/5/10/chartex" xmlns:cx5="http://schemas.microsoft.com/office/drawing/2016/5/11/chartex" xmlns:cx6="http://schemas.microsoft.com/office/drawing/2016/5/12/chartex" xmlns:cx7="http://schemas.microsoft.com/office/drawing/2016/5/13/chartex" xmlns:cx8="http://schemas.microsoft.com/office/drawing/2016/5/14/chartex" xmlns:mc="http://schemas.openxmlformats.org/markup-compatibility/2006" xmlns:aink="http://schemas.microsoft.com/office/drawing/2016/ink" xmlns:am3d="http://schemas.microsoft.com/office/drawing/2017/model3d" xmlns:o="urn:schemas-microsoft-com:office:office" xmlns:oel="http://schemas.microsoft.com/office/2019/extlst" xmlns:r="http://schemas.openxmlformats.org/officeDocument/2006/relationships" xmlns:m="http://schemas.openxmlformats.org/officeDocument/2006/math" xmlns:v="urn:schemas-microsoft-com:vml" xmlns:wp14="http://schemas.microsoft.com/office/word/2010/wordprocessingDrawing" xmlns:wp="http://schemas.openxmlformats.org/drawingml/2006/wordprocessingDrawing" xmlns:w10="urn:schemas-microsoft-com:office:word" xmlns:w="http://schemas.openxmlformats.org/wordprocessingml/2006/main" xmlns:w14="http://schemas.microsoft.com/office/word/2010/wordml" xmlns:w15="http://schemas.microsoft.com/office/word/2012/wordml" xmlns:w16cex="http://schemas.microsoft.com/office/word/2018/wordml/cex" xmlns:w16cid="http://schemas.microsoft.com/office/word/2016/wordml/cid" xmlns:w16="http://schemas.microsoft.com/office/word/2018/wordml" xmlns:w16sdtdh="http://schemas.microsoft.com/office/word/2020/wordml/sdtdatahash" xmlns:w16se="http://schemas.microsoft.com/office/word/2015/wordml/symex" xmlns:wpg="http://schemas.microsoft.com/office/word/2010/wordprocessingGroup" xmlns:wpi="http://schemas.microsoft.com/office/word/2010/wordprocessingInk" xmlns:wne="http://schemas.microsoft.com/office/word/2006/wordml" xmlns:wps="http://schemas.microsoft.com/office/word/2010/wordprocessingShape" mc:Ignorable="w14 w15 w16se w16cid w16 w16cex w16sdtdh wp14">
+<w:endnotes xmlns:wpc="http://schemas.microsoft.com/office/word/2010/wordprocessingCanvas" xmlns:cx="http://schemas.microsoft.com/office/drawing/2014/chartex" xmlns:cx1="http://schemas.microsoft.com/office/drawing/2015/9/8/chartex" xmlns:cx2="http://schemas.microsoft.com/office/drawing/2015/10/21/chartex" xmlns:cx3="http://schemas.microsoft.com/office/drawing/2016/5/9/chartex" xmlns:cx4="http://schemas.microsoft.com/office/drawing/2016/5/10/chartex" xmlns:cx5="http://schemas.microsoft.com/office/drawing/2016/5/11/chartex" xmlns:cx6="http://schemas.microsoft.com/office/drawing/2016/5/12/chartex" xmlns:cx7="http://schemas.microsoft.com/office/drawing/2016/5/13/chartex" xmlns:cx8="http://schemas.microsoft.com/office/drawing/2016/5/14/chartex" xmlns:mc="http://schemas.openxmlformats.org/markup-compatibility/2006" xmlns:aink="http://schemas.microsoft.com/office/drawing/2016/ink" xmlns:am3d="http://schemas.microsoft.com/office/drawing/2017/model3d" xmlns:o="urn:schemas-microsoft-com:office:office" xmlns:oel="http://schemas.microsoft.com/office/2019/extlst" xmlns:r="http://schemas.openxmlformats.org/officeDocument/2006/relationships" xmlns:m="http://schemas.openxmlformats.org/officeDocument/2006/math" xmlns:v="urn:schemas-microsoft-com:vml" xmlns:wp14="http://schemas.microsoft.com/office/word/2010/wordprocessingDrawing" xmlns:wp="http://schemas.openxmlformats.org/drawingml/2006/wordprocessingDrawing" xmlns:w10="urn:schemas-microsoft-com:office:word" xmlns:w="http://schemas.openxmlformats.org/wordprocessingml/2006/main" xmlns:w14="http://schemas.microsoft.com/office/word/2010/wordml" xmlns:w15="http://schemas.microsoft.com/office/word/2012/wordml" xmlns:w16cex="http://schemas.microsoft.com/office/word/2018/wordml/cex" xmlns:w16cid="http://schemas.microsoft.com/office/word/2016/wordml/cid" xmlns:w16="http://schemas.microsoft.com/office/word/2018/wordml" xmlns:w16du="http://schemas.microsoft.com/office/word/2023/wordml/word16du" xmlns:w16sdtdh="http://schemas.microsoft.com/office/word/2020/wordml/sdtdatahash" xmlns:w16sdtfl="http://schemas.microsoft.com/office/word/2024/wordml/sdtformatlock" xmlns:w16se="http://schemas.microsoft.com/office/word/2015/wordml/symex" xmlns:wpg="http://schemas.microsoft.com/office/word/2010/wordprocessingGroup" xmlns:wpi="http://schemas.microsoft.com/office/word/2010/wordprocessingInk" xmlns:wne="http://schemas.microsoft.com/office/word/2006/wordml" xmlns:wps="http://schemas.microsoft.com/office/word/2010/wordprocessingShape" mc:Ignorable="w14 w15 w16se w16cid w16 w16cex w16sdtdh w16sdtfl w16du wp14">
   <w:endnote w:type="separator" w:id="-1">
     <w:p>
       <w:r>
@@ -8155,7 +8033,7 @@
 </file>
 
 <file path=word/footer1.xml><?xml version="1.0" encoding="utf-8"?>
-<w:ftr xmlns:wpc="http://schemas.microsoft.com/office/word/2010/wordprocessingCanvas" xmlns:cx="http://schemas.microsoft.com/office/drawing/2014/chartex" xmlns:cx1="http://schemas.microsoft.com/office/drawing/2015/9/8/chartex" xmlns:cx2="http://schemas.microsoft.com/office/drawing/2015/10/21/chartex" xmlns:cx3="http://schemas.microsoft.com/office/drawing/2016/5/9/chartex" xmlns:cx4="http://schemas.microsoft.com/office/drawing/2016/5/10/chartex" xmlns:cx5="http://schemas.microsoft.com/office/drawing/2016/5/11/chartex" xmlns:cx6="http://schemas.microsoft.com/office/drawing/2016/5/12/chartex" xmlns:cx7="http://schemas.microsoft.com/office/drawing/2016/5/13/chartex" xmlns:cx8="http://schemas.microsoft.com/office/drawing/2016/5/14/chartex" xmlns:mc="http://schemas.openxmlformats.org/markup-compatibility/2006" xmlns:aink="http://schemas.microsoft.com/office/drawing/2016/ink" xmlns:am3d="http://schemas.microsoft.com/office/drawing/2017/model3d" xmlns:o="urn:schemas-microsoft-com:office:office" xmlns:oel="http://schemas.microsoft.com/office/2019/extlst" xmlns:r="http://schemas.openxmlformats.org/officeDocument/2006/relationships" xmlns:m="http://schemas.openxmlformats.org/officeDocument/2006/math" xmlns:v="urn:schemas-microsoft-com:vml" xmlns:wp14="http://schemas.microsoft.com/office/word/2010/wordprocessingDrawing" xmlns:wp="http://schemas.openxmlformats.org/drawingml/2006/wordprocessingDrawing" xmlns:w10="urn:schemas-microsoft-com:office:word" xmlns:w="http://schemas.openxmlformats.org/wordprocessingml/2006/main" xmlns:w14="http://schemas.microsoft.com/office/word/2010/wordml" xmlns:w15="http://schemas.microsoft.com/office/word/2012/wordml" xmlns:w16cex="http://schemas.microsoft.com/office/word/2018/wordml/cex" xmlns:w16cid="http://schemas.microsoft.com/office/word/2016/wordml/cid" xmlns:w16="http://schemas.microsoft.com/office/word/2018/wordml" xmlns:w16sdtdh="http://schemas.microsoft.com/office/word/2020/wordml/sdtdatahash" xmlns:w16se="http://schemas.microsoft.com/office/word/2015/wordml/symex" xmlns:wpg="http://schemas.microsoft.com/office/word/2010/wordprocessingGroup" xmlns:wpi="http://schemas.microsoft.com/office/word/2010/wordprocessingInk" xmlns:wne="http://schemas.microsoft.com/office/word/2006/wordml" xmlns:wps="http://schemas.microsoft.com/office/word/2010/wordprocessingShape" mc:Ignorable="w14 w15 w16se w16cid w16 w16cex w16sdtdh wp14">
+<w:ftr xmlns:wpc="http://schemas.microsoft.com/office/word/2010/wordprocessingCanvas" xmlns:cx="http://schemas.microsoft.com/office/drawing/2014/chartex" xmlns:cx1="http://schemas.microsoft.com/office/drawing/2015/9/8/chartex" xmlns:cx2="http://schemas.microsoft.com/office/drawing/2015/10/21/chartex" xmlns:cx3="http://schemas.microsoft.com/office/drawing/2016/5/9/chartex" xmlns:cx4="http://schemas.microsoft.com/office/drawing/2016/5/10/chartex" xmlns:cx5="http://schemas.microsoft.com/office/drawing/2016/5/11/chartex" xmlns:cx6="http://schemas.microsoft.com/office/drawing/2016/5/12/chartex" xmlns:cx7="http://schemas.microsoft.com/office/drawing/2016/5/13/chartex" xmlns:cx8="http://schemas.microsoft.com/office/drawing/2016/5/14/chartex" xmlns:mc="http://schemas.openxmlformats.org/markup-compatibility/2006" xmlns:aink="http://schemas.microsoft.com/office/drawing/2016/ink" xmlns:am3d="http://schemas.microsoft.com/office/drawing/2017/model3d" xmlns:o="urn:schemas-microsoft-com:office:office" xmlns:oel="http://schemas.microsoft.com/office/2019/extlst" xmlns:r="http://schemas.openxmlformats.org/officeDocument/2006/relationships" xmlns:m="http://schemas.openxmlformats.org/officeDocument/2006/math" xmlns:v="urn:schemas-microsoft-com:vml" xmlns:wp14="http://schemas.microsoft.com/office/word/2010/wordprocessingDrawing" xmlns:wp="http://schemas.openxmlformats.org/drawingml/2006/wordprocessingDrawing" xmlns:w10="urn:schemas-microsoft-com:office:word" xmlns:w="http://schemas.openxmlformats.org/wordprocessingml/2006/main" xmlns:w14="http://schemas.microsoft.com/office/word/2010/wordml" xmlns:w15="http://schemas.microsoft.com/office/word/2012/wordml" xmlns:w16cex="http://schemas.microsoft.com/office/word/2018/wordml/cex" xmlns:w16cid="http://schemas.microsoft.com/office/word/2016/wordml/cid" xmlns:w16="http://schemas.microsoft.com/office/word/2018/wordml" xmlns:w16du="http://schemas.microsoft.com/office/word/2023/wordml/word16du" xmlns:w16sdtdh="http://schemas.microsoft.com/office/word/2020/wordml/sdtdatahash" xmlns:w16sdtfl="http://schemas.microsoft.com/office/word/2024/wordml/sdtformatlock" xmlns:w16se="http://schemas.microsoft.com/office/word/2015/wordml/symex" xmlns:wpg="http://schemas.microsoft.com/office/word/2010/wordprocessingGroup" xmlns:wpi="http://schemas.microsoft.com/office/word/2010/wordprocessingInk" xmlns:wne="http://schemas.microsoft.com/office/word/2006/wordml" xmlns:wps="http://schemas.microsoft.com/office/word/2010/wordprocessingShape" mc:Ignorable="w14 w15 w16se w16cid w16 w16cex w16sdtdh w16sdtfl w16du wp14">
   <w:p>
     <w:pPr>
       <w:pStyle w:val="Footer"/>
@@ -8194,19 +8072,37 @@
       <w:rPr>
         <w:rFonts w:asciiTheme="majorHAnsi" w:eastAsiaTheme="majorEastAsia" w:hAnsiTheme="majorHAnsi" w:cstheme="majorBidi"/>
       </w:rPr>
+      <w:t xml:space="preserve"> </w:t>
+    </w:r>
+    <w:r>
+      <w:rPr>
+        <w:rFonts w:asciiTheme="majorHAnsi" w:eastAsiaTheme="majorEastAsia" w:hAnsiTheme="majorHAnsi" w:cstheme="majorBidi"/>
+      </w:rPr>
       <w:t>(</w:t>
     </w:r>
     <w:r>
       <w:rPr>
         <w:rFonts w:asciiTheme="majorHAnsi" w:eastAsiaTheme="majorEastAsia" w:hAnsiTheme="majorHAnsi" w:cstheme="majorBidi"/>
       </w:rPr>
-      <w:t>4-1</w:t>
+      <w:t>5</w:t>
     </w:r>
     <w:r>
       <w:rPr>
         <w:rFonts w:asciiTheme="majorHAnsi" w:eastAsiaTheme="majorEastAsia" w:hAnsiTheme="majorHAnsi" w:cstheme="majorBidi"/>
       </w:rPr>
-      <w:t>-2024</w:t>
+      <w:t>-1</w:t>
+    </w:r>
+    <w:r>
+      <w:rPr>
+        <w:rFonts w:asciiTheme="majorHAnsi" w:eastAsiaTheme="majorEastAsia" w:hAnsiTheme="majorHAnsi" w:cstheme="majorBidi"/>
+      </w:rPr>
+      <w:t>-202</w:t>
+    </w:r>
+    <w:r>
+      <w:rPr>
+        <w:rFonts w:asciiTheme="majorHAnsi" w:eastAsiaTheme="majorEastAsia" w:hAnsiTheme="majorHAnsi" w:cstheme="majorBidi"/>
+      </w:rPr>
+      <w:t>6</w:t>
     </w:r>
     <w:r>
       <w:rPr>
@@ -8338,7 +8234,7 @@
 </file>
 
 <file path=word/footnotes.xml><?xml version="1.0" encoding="utf-8"?>
-<w:footnotes xmlns:wpc="http://schemas.microsoft.com/office/word/2010/wordprocessingCanvas" xmlns:cx="http://schemas.microsoft.com/office/drawing/2014/chartex" xmlns:cx1="http://schemas.microsoft.com/office/drawing/2015/9/8/chartex" xmlns:cx2="http://schemas.microsoft.com/office/drawing/2015/10/21/chartex" xmlns:cx3="http://schemas.microsoft.com/office/drawing/2016/5/9/chartex" xmlns:cx4="http://schemas.microsoft.com/office/drawing/2016/5/10/chartex" xmlns:cx5="http://schemas.microsoft.com/office/drawing/2016/5/11/chartex" xmlns:cx6="http://schemas.microsoft.com/office/drawing/2016/5/12/chartex" xmlns:cx7="http://schemas.microsoft.com/office/drawing/2016/5/13/chartex" xmlns:cx8="http://schemas.microsoft.com/office/drawing/2016/5/14/chartex" xmlns:mc="http://schemas.openxmlformats.org/markup-compatibility/2006" xmlns:aink="http://schemas.microsoft.com/office/drawing/2016/ink" xmlns:am3d="http://schemas.microsoft.com/office/drawing/2017/model3d" xmlns:o="urn:schemas-microsoft-com:office:office" xmlns:oel="http://schemas.microsoft.com/office/2019/extlst" xmlns:r="http://schemas.openxmlformats.org/officeDocument/2006/relationships" xmlns:m="http://schemas.openxmlformats.org/officeDocument/2006/math" xmlns:v="urn:schemas-microsoft-com:vml" xmlns:wp14="http://schemas.microsoft.com/office/word/2010/wordprocessingDrawing" xmlns:wp="http://schemas.openxmlformats.org/drawingml/2006/wordprocessingDrawing" xmlns:w10="urn:schemas-microsoft-com:office:word" xmlns:w="http://schemas.openxmlformats.org/wordprocessingml/2006/main" xmlns:w14="http://schemas.microsoft.com/office/word/2010/wordml" xmlns:w15="http://schemas.microsoft.com/office/word/2012/wordml" xmlns:w16cex="http://schemas.microsoft.com/office/word/2018/wordml/cex" xmlns:w16cid="http://schemas.microsoft.com/office/word/2016/wordml/cid" xmlns:w16="http://schemas.microsoft.com/office/word/2018/wordml" xmlns:w16sdtdh="http://schemas.microsoft.com/office/word/2020/wordml/sdtdatahash" xmlns:w16se="http://schemas.microsoft.com/office/word/2015/wordml/symex" xmlns:wpg="http://schemas.microsoft.com/office/word/2010/wordprocessingGroup" xmlns:wpi="http://schemas.microsoft.com/office/word/2010/wordprocessingInk" xmlns:wne="http://schemas.microsoft.com/office/word/2006/wordml" xmlns:wps="http://schemas.microsoft.com/office/word/2010/wordprocessingShape" mc:Ignorable="w14 w15 w16se w16cid w16 w16cex w16sdtdh wp14">
+<w:footnotes xmlns:wpc="http://schemas.microsoft.com/office/word/2010/wordprocessingCanvas" xmlns:cx="http://schemas.microsoft.com/office/drawing/2014/chartex" xmlns:cx1="http://schemas.microsoft.com/office/drawing/2015/9/8/chartex" xmlns:cx2="http://schemas.microsoft.com/office/drawing/2015/10/21/chartex" xmlns:cx3="http://schemas.microsoft.com/office/drawing/2016/5/9/chartex" xmlns:cx4="http://schemas.microsoft.com/office/drawing/2016/5/10/chartex" xmlns:cx5="http://schemas.microsoft.com/office/drawing/2016/5/11/chartex" xmlns:cx6="http://schemas.microsoft.com/office/drawing/2016/5/12/chartex" xmlns:cx7="http://schemas.microsoft.com/office/drawing/2016/5/13/chartex" xmlns:cx8="http://schemas.microsoft.com/office/drawing/2016/5/14/chartex" xmlns:mc="http://schemas.openxmlformats.org/markup-compatibility/2006" xmlns:aink="http://schemas.microsoft.com/office/drawing/2016/ink" xmlns:am3d="http://schemas.microsoft.com/office/drawing/2017/model3d" xmlns:o="urn:schemas-microsoft-com:office:office" xmlns:oel="http://schemas.microsoft.com/office/2019/extlst" xmlns:r="http://schemas.openxmlformats.org/officeDocument/2006/relationships" xmlns:m="http://schemas.openxmlformats.org/officeDocument/2006/math" xmlns:v="urn:schemas-microsoft-com:vml" xmlns:wp14="http://schemas.microsoft.com/office/word/2010/wordprocessingDrawing" xmlns:wp="http://schemas.openxmlformats.org/drawingml/2006/wordprocessingDrawing" xmlns:w10="urn:schemas-microsoft-com:office:word" xmlns:w="http://schemas.openxmlformats.org/wordprocessingml/2006/main" xmlns:w14="http://schemas.microsoft.com/office/word/2010/wordml" xmlns:w15="http://schemas.microsoft.com/office/word/2012/wordml" xmlns:w16cex="http://schemas.microsoft.com/office/word/2018/wordml/cex" xmlns:w16cid="http://schemas.microsoft.com/office/word/2016/wordml/cid" xmlns:w16="http://schemas.microsoft.com/office/word/2018/wordml" xmlns:w16du="http://schemas.microsoft.com/office/word/2023/wordml/word16du" xmlns:w16sdtdh="http://schemas.microsoft.com/office/word/2020/wordml/sdtdatahash" xmlns:w16sdtfl="http://schemas.microsoft.com/office/word/2024/wordml/sdtformatlock" xmlns:w16se="http://schemas.microsoft.com/office/word/2015/wordml/symex" xmlns:wpg="http://schemas.microsoft.com/office/word/2010/wordprocessingGroup" xmlns:wpi="http://schemas.microsoft.com/office/word/2010/wordprocessingInk" xmlns:wne="http://schemas.microsoft.com/office/word/2006/wordml" xmlns:wps="http://schemas.microsoft.com/office/word/2010/wordprocessingShape" mc:Ignorable="w14 w15 w16se w16cid w16 w16cex w16sdtdh w16sdtfl w16du wp14">
   <w:footnote w:type="separator" w:id="-1">
     <w:p>
       <w:r>
@@ -8357,7 +8253,7 @@
 </file>
 
 <file path=word/header1.xml><?xml version="1.0" encoding="utf-8"?>
-<w:hdr xmlns:wpc="http://schemas.microsoft.com/office/word/2010/wordprocessingCanvas" xmlns:cx="http://schemas.microsoft.com/office/drawing/2014/chartex" xmlns:cx1="http://schemas.microsoft.com/office/drawing/2015/9/8/chartex" xmlns:cx2="http://schemas.microsoft.com/office/drawing/2015/10/21/chartex" xmlns:cx3="http://schemas.microsoft.com/office/drawing/2016/5/9/chartex" xmlns:cx4="http://schemas.microsoft.com/office/drawing/2016/5/10/chartex" xmlns:cx5="http://schemas.microsoft.com/office/drawing/2016/5/11/chartex" xmlns:cx6="http://schemas.microsoft.com/office/drawing/2016/5/12/chartex" xmlns:cx7="http://schemas.microsoft.com/office/drawing/2016/5/13/chartex" xmlns:cx8="http://schemas.microsoft.com/office/drawing/2016/5/14/chartex" xmlns:mc="http://schemas.openxmlformats.org/markup-compatibility/2006" xmlns:aink="http://schemas.microsoft.com/office/drawing/2016/ink" xmlns:am3d="http://schemas.microsoft.com/office/drawing/2017/model3d" xmlns:o="urn:schemas-microsoft-com:office:office" xmlns:oel="http://schemas.microsoft.com/office/2019/extlst" xmlns:r="http://schemas.openxmlformats.org/officeDocument/2006/relationships" xmlns:m="http://schemas.openxmlformats.org/officeDocument/2006/math" xmlns:v="urn:schemas-microsoft-com:vml" xmlns:wp14="http://schemas.microsoft.com/office/word/2010/wordprocessingDrawing" xmlns:wp="http://schemas.openxmlformats.org/drawingml/2006/wordprocessingDrawing" xmlns:w10="urn:schemas-microsoft-com:office:word" xmlns:w="http://schemas.openxmlformats.org/wordprocessingml/2006/main" xmlns:w14="http://schemas.microsoft.com/office/word/2010/wordml" xmlns:w15="http://schemas.microsoft.com/office/word/2012/wordml" xmlns:w16cex="http://schemas.microsoft.com/office/word/2018/wordml/cex" xmlns:w16cid="http://schemas.microsoft.com/office/word/2016/wordml/cid" xmlns:w16="http://schemas.microsoft.com/office/word/2018/wordml" xmlns:w16sdtdh="http://schemas.microsoft.com/office/word/2020/wordml/sdtdatahash" xmlns:w16se="http://schemas.microsoft.com/office/word/2015/wordml/symex" xmlns:wpg="http://schemas.microsoft.com/office/word/2010/wordprocessingGroup" xmlns:wpi="http://schemas.microsoft.com/office/word/2010/wordprocessingInk" xmlns:wne="http://schemas.microsoft.com/office/word/2006/wordml" xmlns:wps="http://schemas.microsoft.com/office/word/2010/wordprocessingShape" mc:Ignorable="w14 w15 w16se w16cid w16 w16cex w16sdtdh wp14">
+<w:hdr xmlns:wpc="http://schemas.microsoft.com/office/word/2010/wordprocessingCanvas" xmlns:cx="http://schemas.microsoft.com/office/drawing/2014/chartex" xmlns:cx1="http://schemas.microsoft.com/office/drawing/2015/9/8/chartex" xmlns:cx2="http://schemas.microsoft.com/office/drawing/2015/10/21/chartex" xmlns:cx3="http://schemas.microsoft.com/office/drawing/2016/5/9/chartex" xmlns:cx4="http://schemas.microsoft.com/office/drawing/2016/5/10/chartex" xmlns:cx5="http://schemas.microsoft.com/office/drawing/2016/5/11/chartex" xmlns:cx6="http://schemas.microsoft.com/office/drawing/2016/5/12/chartex" xmlns:cx7="http://schemas.microsoft.com/office/drawing/2016/5/13/chartex" xmlns:cx8="http://schemas.microsoft.com/office/drawing/2016/5/14/chartex" xmlns:mc="http://schemas.openxmlformats.org/markup-compatibility/2006" xmlns:aink="http://schemas.microsoft.com/office/drawing/2016/ink" xmlns:am3d="http://schemas.microsoft.com/office/drawing/2017/model3d" xmlns:o="urn:schemas-microsoft-com:office:office" xmlns:oel="http://schemas.microsoft.com/office/2019/extlst" xmlns:r="http://schemas.openxmlformats.org/officeDocument/2006/relationships" xmlns:m="http://schemas.openxmlformats.org/officeDocument/2006/math" xmlns:v="urn:schemas-microsoft-com:vml" xmlns:wp14="http://schemas.microsoft.com/office/word/2010/wordprocessingDrawing" xmlns:wp="http://schemas.openxmlformats.org/drawingml/2006/wordprocessingDrawing" xmlns:w10="urn:schemas-microsoft-com:office:word" xmlns:w="http://schemas.openxmlformats.org/wordprocessingml/2006/main" xmlns:w14="http://schemas.microsoft.com/office/word/2010/wordml" xmlns:w15="http://schemas.microsoft.com/office/word/2012/wordml" xmlns:w16cex="http://schemas.microsoft.com/office/word/2018/wordml/cex" xmlns:w16cid="http://schemas.microsoft.com/office/word/2016/wordml/cid" xmlns:w16="http://schemas.microsoft.com/office/word/2018/wordml" xmlns:w16du="http://schemas.microsoft.com/office/word/2023/wordml/word16du" xmlns:w16sdtdh="http://schemas.microsoft.com/office/word/2020/wordml/sdtdatahash" xmlns:w16sdtfl="http://schemas.microsoft.com/office/word/2024/wordml/sdtformatlock" xmlns:w16se="http://schemas.microsoft.com/office/word/2015/wordml/symex" xmlns:wpg="http://schemas.microsoft.com/office/word/2010/wordprocessingGroup" xmlns:wpi="http://schemas.microsoft.com/office/word/2010/wordprocessingInk" xmlns:wne="http://schemas.microsoft.com/office/word/2006/wordml" xmlns:wps="http://schemas.microsoft.com/office/word/2010/wordprocessingShape" mc:Ignorable="w14 w15 w16se w16cid w16 w16cex w16sdtdh w16sdtfl w16du wp14">
   <w:p>
     <w:pPr>
       <w:ind w:left="1080"/>
@@ -8395,11 +8291,11 @@
           <v:path o:extrusionok="f" gradientshapeok="t" o:connecttype="rect"/>
           <o:lock v:ext="edit" aspectratio="t"/>
         </v:shapetype>
-        <v:shape id="_x0000_s2049" type="#_x0000_t75" style="position:absolute;left:0;text-align:left;margin-left:-4.95pt;margin-top:-10.95pt;width:51.1pt;height:51.15pt;z-index:251694592" fillcolor="window">
+        <v:shape id="_x0000_s1025" type="#_x0000_t75" style="position:absolute;left:0;text-align:left;margin-left:-4.95pt;margin-top:-10.95pt;width:51.1pt;height:51.15pt;z-index:251694592" fillcolor="window">
           <v:imagedata r:id="rId1" o:title="" cropbottom="25152f" cropright="9143f"/>
           <w10:anchorlock/>
         </v:shape>
-        <o:OLEObject Type="Embed" ProgID="Word.Picture.8" ShapeID="_x0000_s2049" DrawAspect="Content" ObjectID="_1772440261" r:id="rId2"/>
+        <o:OLEObject Type="Embed" ProgID="Word.Picture.8" ShapeID="_x0000_s1025" DrawAspect="Content" ObjectID="_1834819472" r:id="rId2"/>
       </w:object>
     </w:r>
     <w:r>
@@ -8491,7 +8387,7 @@
         </mc:Choice>
         <mc:Fallback>
           <w:pict>
-            <v:line w14:anchorId="7F4A7340" id="Straight Connector 1" o:spid="_x0000_s1026" style="position:absolute;flip:y;z-index:251696640;visibility:visible;mso-wrap-style:square;mso-width-percent:0;mso-height-percent:0;mso-wrap-distance-left:9pt;mso-wrap-distance-top:0;mso-wrap-distance-right:9pt;mso-wrap-distance-bottom:0;mso-position-horizontal:absolute;mso-position-horizontal-relative:text;mso-position-vertical:absolute;mso-position-vertical-relative:text;mso-width-percent:0;mso-height-percent:0;mso-width-relative:margin;mso-height-relative:margin" from="-11.5pt,18.7pt" to="551.75pt,22.2pt" o:gfxdata="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" strokecolor="black [3213]" strokeweight="1pt"/>
+            <v:line w14:anchorId="02CC80C7" id="Straight Connector 1" o:spid="_x0000_s1026" style="position:absolute;flip:y;z-index:251696640;visibility:visible;mso-wrap-style:square;mso-width-percent:0;mso-height-percent:0;mso-wrap-distance-left:9pt;mso-wrap-distance-top:0;mso-wrap-distance-right:9pt;mso-wrap-distance-bottom:0;mso-position-horizontal:absolute;mso-position-horizontal-relative:text;mso-position-vertical:absolute;mso-position-vertical-relative:text;mso-width-percent:0;mso-height-percent:0;mso-width-relative:margin;mso-height-relative:margin" from="-11.5pt,18.7pt" to="551.75pt,22.2pt" o:gfxdata="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" strokecolor="black [3213]" strokeweight="1pt"/>
           </w:pict>
         </mc:Fallback>
       </mc:AlternateContent>
@@ -8584,7 +8480,7 @@
         </mc:Choice>
         <mc:Fallback>
           <w:pict>
-            <v:line w14:anchorId="32996C0B" id="Line 9" o:spid="_x0000_s1026" style="position:absolute;z-index:251692544;visibility:visible;mso-wrap-style:square;mso-width-percent:0;mso-height-percent:0;mso-wrap-distance-left:9pt;mso-wrap-distance-top:0;mso-wrap-distance-right:9pt;mso-wrap-distance-bottom:0;mso-position-horizontal:absolute;mso-position-horizontal-relative:text;mso-position-vertical:absolute;mso-position-vertical-relative:text;mso-width-percent:0;mso-height-percent:0;mso-width-relative:page;mso-height-relative:page" from="-11.7pt,27.1pt" to="551.55pt,27.1pt" o:gfxdata="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" strokeweight="1pt"/>
+            <v:line w14:anchorId="57B9A30E" id="Line 9" o:spid="_x0000_s1026" style="position:absolute;z-index:251692544;visibility:visible;mso-wrap-style:square;mso-width-percent:0;mso-height-percent:0;mso-wrap-distance-left:9pt;mso-wrap-distance-top:0;mso-wrap-distance-right:9pt;mso-wrap-distance-bottom:0;mso-position-horizontal:absolute;mso-position-horizontal-relative:text;mso-position-vertical:absolute;mso-position-vertical-relative:text;mso-width-percent:0;mso-height-percent:0;mso-width-relative:page;mso-height-relative:page" from="-11.7pt,27.1pt" to="551.55pt,27.1pt" o:gfxdata="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" strokeweight="1pt"/>
           </w:pict>
         </mc:Fallback>
       </mc:AlternateContent>
@@ -8594,7 +8490,21 @@
         <w:rFonts w:cs="Arial"/>
         <w:sz w:val="32"/>
       </w:rPr>
-      <w:t>Exhibit B-2.B81: AAR M-1002 Objective Evidence Collection Form</w:t>
+      <w:t>Exhibit B-2</w:t>
+    </w:r>
+    <w:r>
+      <w:rPr>
+        <w:rFonts w:cs="Arial"/>
+        <w:sz w:val="32"/>
+      </w:rPr>
+      <w:t xml:space="preserve"> </w:t>
+    </w:r>
+    <w:r>
+      <w:rPr>
+        <w:rFonts w:cs="Arial"/>
+        <w:sz w:val="32"/>
+      </w:rPr>
+      <w:t>B81: AAR M-1002 Objective Evidence Collection Form</w:t>
     </w:r>
   </w:p>
   <w:p>
@@ -8637,7 +8547,7 @@
 </file>
 
 <file path=word/numbering.xml><?xml version="1.0" encoding="utf-8"?>
-<w:numbering xmlns:wpc="http://schemas.microsoft.com/office/word/2010/wordprocessingCanvas" xmlns:cx="http://schemas.microsoft.com/office/drawing/2014/chartex" xmlns:cx1="http://schemas.microsoft.com/office/drawing/2015/9/8/chartex" xmlns:cx2="http://schemas.microsoft.com/office/drawing/2015/10/21/chartex" xmlns:cx3="http://schemas.microsoft.com/office/drawing/2016/5/9/chartex" xmlns:cx4="http://schemas.microsoft.com/office/drawing/2016/5/10/chartex" xmlns:cx5="http://schemas.microsoft.com/office/drawing/2016/5/11/chartex" xmlns:cx6="http://schemas.microsoft.com/office/drawing/2016/5/12/chartex" xmlns:cx7="http://schemas.microsoft.com/office/drawing/2016/5/13/chartex" xmlns:cx8="http://schemas.microsoft.com/office/drawing/2016/5/14/chartex" xmlns:mc="http://schemas.openxmlformats.org/markup-compatibility/2006" xmlns:aink="http://schemas.microsoft.com/office/drawing/2016/ink" xmlns:am3d="http://schemas.microsoft.com/office/drawing/2017/model3d" xmlns:o="urn:schemas-microsoft-com:office:office" xmlns:oel="http://schemas.microsoft.com/office/2019/extlst" xmlns:r="http://schemas.openxmlformats.org/officeDocument/2006/relationships" xmlns:m="http://schemas.openxmlformats.org/officeDocument/2006/math" xmlns:v="urn:schemas-microsoft-com:vml" xmlns:wp14="http://schemas.microsoft.com/office/word/2010/wordprocessingDrawing" xmlns:wp="http://schemas.openxmlformats.org/drawingml/2006/wordprocessingDrawing" xmlns:w10="urn:schemas-microsoft-com:office:word" xmlns:w="http://schemas.openxmlformats.org/wordprocessingml/2006/main" xmlns:w14="http://schemas.microsoft.com/office/word/2010/wordml" xmlns:w15="http://schemas.microsoft.com/office/word/2012/wordml" xmlns:w16cex="http://schemas.microsoft.com/office/word/2018/wordml/cex" xmlns:w16cid="http://schemas.microsoft.com/office/word/2016/wordml/cid" xmlns:w16="http://schemas.microsoft.com/office/word/2018/wordml" xmlns:w16sdtdh="http://schemas.microsoft.com/office/word/2020/wordml/sdtdatahash" xmlns:w16se="http://schemas.microsoft.com/office/word/2015/wordml/symex" xmlns:wpg="http://schemas.microsoft.com/office/word/2010/wordprocessingGroup" xmlns:wpi="http://schemas.microsoft.com/office/word/2010/wordprocessingInk" xmlns:wne="http://schemas.microsoft.com/office/word/2006/wordml" xmlns:wps="http://schemas.microsoft.com/office/word/2010/wordprocessingShape" mc:Ignorable="w14 w15 w16se w16cid w16 w16cex w16sdtdh wp14">
+<w:numbering xmlns:wpc="http://schemas.microsoft.com/office/word/2010/wordprocessingCanvas" xmlns:cx="http://schemas.microsoft.com/office/drawing/2014/chartex" xmlns:cx1="http://schemas.microsoft.com/office/drawing/2015/9/8/chartex" xmlns:cx2="http://schemas.microsoft.com/office/drawing/2015/10/21/chartex" xmlns:cx3="http://schemas.microsoft.com/office/drawing/2016/5/9/chartex" xmlns:cx4="http://schemas.microsoft.com/office/drawing/2016/5/10/chartex" xmlns:cx5="http://schemas.microsoft.com/office/drawing/2016/5/11/chartex" xmlns:cx6="http://schemas.microsoft.com/office/drawing/2016/5/12/chartex" xmlns:cx7="http://schemas.microsoft.com/office/drawing/2016/5/13/chartex" xmlns:cx8="http://schemas.microsoft.com/office/drawing/2016/5/14/chartex" xmlns:mc="http://schemas.openxmlformats.org/markup-compatibility/2006" xmlns:aink="http://schemas.microsoft.com/office/drawing/2016/ink" xmlns:am3d="http://schemas.microsoft.com/office/drawing/2017/model3d" xmlns:o="urn:schemas-microsoft-com:office:office" xmlns:oel="http://schemas.microsoft.com/office/2019/extlst" xmlns:r="http://schemas.openxmlformats.org/officeDocument/2006/relationships" xmlns:m="http://schemas.openxmlformats.org/officeDocument/2006/math" xmlns:v="urn:schemas-microsoft-com:vml" xmlns:wp14="http://schemas.microsoft.com/office/word/2010/wordprocessingDrawing" xmlns:wp="http://schemas.openxmlformats.org/drawingml/2006/wordprocessingDrawing" xmlns:w10="urn:schemas-microsoft-com:office:word" xmlns:w="http://schemas.openxmlformats.org/wordprocessingml/2006/main" xmlns:w14="http://schemas.microsoft.com/office/word/2010/wordml" xmlns:w15="http://schemas.microsoft.com/office/word/2012/wordml" xmlns:w16cex="http://schemas.microsoft.com/office/word/2018/wordml/cex" xmlns:w16cid="http://schemas.microsoft.com/office/word/2016/wordml/cid" xmlns:w16="http://schemas.microsoft.com/office/word/2018/wordml" xmlns:w16du="http://schemas.microsoft.com/office/word/2023/wordml/word16du" xmlns:w16sdtdh="http://schemas.microsoft.com/office/word/2020/wordml/sdtdatahash" xmlns:w16sdtfl="http://schemas.microsoft.com/office/word/2024/wordml/sdtformatlock" xmlns:w16se="http://schemas.microsoft.com/office/word/2015/wordml/symex" xmlns:wpg="http://schemas.microsoft.com/office/word/2010/wordprocessingGroup" xmlns:wpi="http://schemas.microsoft.com/office/word/2010/wordprocessingInk" xmlns:wne="http://schemas.microsoft.com/office/word/2006/wordml" xmlns:wps="http://schemas.microsoft.com/office/word/2010/wordprocessingShape" mc:Ignorable="w14 w15 w16se w16cid w16 w16cex w16sdtdh w16sdtfl w16du wp14">
   <w:abstractNum w:abstractNumId="0" w15:restartNumberingAfterBreak="0">
     <w:nsid w:val="04596D83"/>
     <w:multiLevelType w:val="hybridMultilevel"/>
@@ -10565,7 +10475,7 @@
 </file>
 
 <file path=word/styles.xml><?xml version="1.0" encoding="utf-8"?>
-<w:styles xmlns:mc="http://schemas.openxmlformats.org/markup-compatibility/2006" xmlns:r="http://schemas.openxmlformats.org/officeDocument/2006/relationships" xmlns:w="http://schemas.openxmlformats.org/wordprocessingml/2006/main" xmlns:w14="http://schemas.microsoft.com/office/word/2010/wordml" xmlns:w15="http://schemas.microsoft.com/office/word/2012/wordml" xmlns:w16cex="http://schemas.microsoft.com/office/word/2018/wordml/cex" xmlns:w16cid="http://schemas.microsoft.com/office/word/2016/wordml/cid" xmlns:w16="http://schemas.microsoft.com/office/word/2018/wordml" xmlns:w16sdtdh="http://schemas.microsoft.com/office/word/2020/wordml/sdtdatahash" xmlns:w16se="http://schemas.microsoft.com/office/word/2015/wordml/symex" mc:Ignorable="w14 w15 w16se w16cid w16 w16cex w16sdtdh">
+<w:styles xmlns:mc="http://schemas.openxmlformats.org/markup-compatibility/2006" xmlns:r="http://schemas.openxmlformats.org/officeDocument/2006/relationships" xmlns:w="http://schemas.openxmlformats.org/wordprocessingml/2006/main" xmlns:w14="http://schemas.microsoft.com/office/word/2010/wordml" xmlns:w15="http://schemas.microsoft.com/office/word/2012/wordml" xmlns:w16cex="http://schemas.microsoft.com/office/word/2018/wordml/cex" xmlns:w16cid="http://schemas.microsoft.com/office/word/2016/wordml/cid" xmlns:w16="http://schemas.microsoft.com/office/word/2018/wordml" xmlns:w16du="http://schemas.microsoft.com/office/word/2023/wordml/word16du" xmlns:w16sdtdh="http://schemas.microsoft.com/office/word/2020/wordml/sdtdatahash" xmlns:w16sdtfl="http://schemas.microsoft.com/office/word/2024/wordml/sdtformatlock" xmlns:w16se="http://schemas.microsoft.com/office/word/2015/wordml/symex" mc:Ignorable="w14 w15 w16se w16cid w16 w16cex w16sdtdh w16sdtfl w16du">
   <w:docDefaults>
     <w:rPrDefault>
       <w:rPr>
@@ -11318,37 +11228,8 @@
 </file>
 
 <file path=word/glossary/document.xml><?xml version="1.0" encoding="utf-8"?>
-<w:glossaryDocument xmlns:wpc="http://schemas.microsoft.com/office/word/2010/wordprocessingCanvas" xmlns:cx="http://schemas.microsoft.com/office/drawing/2014/chartex" xmlns:cx1="http://schemas.microsoft.com/office/drawing/2015/9/8/chartex" xmlns:cx2="http://schemas.microsoft.com/office/drawing/2015/10/21/chartex" xmlns:cx3="http://schemas.microsoft.com/office/drawing/2016/5/9/chartex" xmlns:cx4="http://schemas.microsoft.com/office/drawing/2016/5/10/chartex" xmlns:cx5="http://schemas.microsoft.com/office/drawing/2016/5/11/chartex" xmlns:cx6="http://schemas.microsoft.com/office/drawing/2016/5/12/chartex" xmlns:cx7="http://schemas.microsoft.com/office/drawing/2016/5/13/chartex" xmlns:cx8="http://schemas.microsoft.com/office/drawing/2016/5/14/chartex" xmlns:mc="http://schemas.openxmlformats.org/markup-compatibility/2006" xmlns:aink="http://schemas.microsoft.com/office/drawing/2016/ink" xmlns:am3d="http://schemas.microsoft.com/office/drawing/2017/model3d" xmlns:o="urn:schemas-microsoft-com:office:office" xmlns:oel="http://schemas.microsoft.com/office/2019/extlst" xmlns:r="http://schemas.openxmlformats.org/officeDocument/2006/relationships" xmlns:m="http://schemas.openxmlformats.org/officeDocument/2006/math" xmlns:v="urn:schemas-microsoft-com:vml" xmlns:wp14="http://schemas.microsoft.com/office/word/2010/wordprocessingDrawing" xmlns:wp="http://schemas.openxmlformats.org/drawingml/2006/wordprocessingDrawing" xmlns:w10="urn:schemas-microsoft-com:office:word" xmlns:w="http://schemas.openxmlformats.org/wordprocessingml/2006/main" xmlns:w14="http://schemas.microsoft.com/office/word/2010/wordml" xmlns:w15="http://schemas.microsoft.com/office/word/2012/wordml" xmlns:w16cex="http://schemas.microsoft.com/office/word/2018/wordml/cex" xmlns:w16cid="http://schemas.microsoft.com/office/word/2016/wordml/cid" xmlns:w16="http://schemas.microsoft.com/office/word/2018/wordml" xmlns:w16sdtdh="http://schemas.microsoft.com/office/word/2020/wordml/sdtdatahash" xmlns:w16se="http://schemas.microsoft.com/office/word/2015/wordml/symex" xmlns:wpg="http://schemas.microsoft.com/office/word/2010/wordprocessingGroup" xmlns:wpi="http://schemas.microsoft.com/office/word/2010/wordprocessingInk" xmlns:wne="http://schemas.microsoft.com/office/word/2006/wordml" xmlns:wps="http://schemas.microsoft.com/office/word/2010/wordprocessingShape" mc:Ignorable="w14 w15 w16se w16cid w16 w16cex w16sdtdh wp14">
+<w:glossaryDocument xmlns:wpc="http://schemas.microsoft.com/office/word/2010/wordprocessingCanvas" xmlns:cx="http://schemas.microsoft.com/office/drawing/2014/chartex" xmlns:cx1="http://schemas.microsoft.com/office/drawing/2015/9/8/chartex" xmlns:cx2="http://schemas.microsoft.com/office/drawing/2015/10/21/chartex" xmlns:cx3="http://schemas.microsoft.com/office/drawing/2016/5/9/chartex" xmlns:cx4="http://schemas.microsoft.com/office/drawing/2016/5/10/chartex" xmlns:cx5="http://schemas.microsoft.com/office/drawing/2016/5/11/chartex" xmlns:cx6="http://schemas.microsoft.com/office/drawing/2016/5/12/chartex" xmlns:cx7="http://schemas.microsoft.com/office/drawing/2016/5/13/chartex" xmlns:cx8="http://schemas.microsoft.com/office/drawing/2016/5/14/chartex" xmlns:mc="http://schemas.openxmlformats.org/markup-compatibility/2006" xmlns:aink="http://schemas.microsoft.com/office/drawing/2016/ink" xmlns:am3d="http://schemas.microsoft.com/office/drawing/2017/model3d" xmlns:o="urn:schemas-microsoft-com:office:office" xmlns:oel="http://schemas.microsoft.com/office/2019/extlst" xmlns:r="http://schemas.openxmlformats.org/officeDocument/2006/relationships" xmlns:m="http://schemas.openxmlformats.org/officeDocument/2006/math" xmlns:v="urn:schemas-microsoft-com:vml" xmlns:wp14="http://schemas.microsoft.com/office/word/2010/wordprocessingDrawing" xmlns:wp="http://schemas.openxmlformats.org/drawingml/2006/wordprocessingDrawing" xmlns:w10="urn:schemas-microsoft-com:office:word" xmlns:w="http://schemas.openxmlformats.org/wordprocessingml/2006/main" xmlns:w14="http://schemas.microsoft.com/office/word/2010/wordml" xmlns:w15="http://schemas.microsoft.com/office/word/2012/wordml" xmlns:w16cex="http://schemas.microsoft.com/office/word/2018/wordml/cex" xmlns:w16cid="http://schemas.microsoft.com/office/word/2016/wordml/cid" xmlns:w16="http://schemas.microsoft.com/office/word/2018/wordml" xmlns:w16du="http://schemas.microsoft.com/office/word/2023/wordml/word16du" xmlns:w16sdtdh="http://schemas.microsoft.com/office/word/2020/wordml/sdtdatahash" xmlns:w16sdtfl="http://schemas.microsoft.com/office/word/2024/wordml/sdtformatlock" xmlns:w16se="http://schemas.microsoft.com/office/word/2015/wordml/symex" xmlns:wpg="http://schemas.microsoft.com/office/word/2010/wordprocessingGroup" xmlns:wpi="http://schemas.microsoft.com/office/word/2010/wordprocessingInk" xmlns:wne="http://schemas.microsoft.com/office/word/2006/wordml" xmlns:wps="http://schemas.microsoft.com/office/word/2010/wordprocessingShape" mc:Ignorable="w14 w15 w16se w16cid w16 w16cex w16sdtdh w16sdtfl w16du wp14">
   <w:docParts>
-    <w:docPart>
-      <w:docPartPr>
-        <w:name w:val="17EC992587BC4425865346D4DA9A1D19"/>
-        <w:category>
-          <w:name w:val="General"/>
-          <w:gallery w:val="placeholder"/>
-        </w:category>
-        <w:types>
-          <w:type w:val="bbPlcHdr"/>
-        </w:types>
-        <w:behaviors>
-          <w:behavior w:val="content"/>
-        </w:behaviors>
-        <w:guid w:val="{4842C846-3311-4D8F-99DE-192F8A0E7408}"/>
-      </w:docPartPr>
-      <w:docPartBody>
-        <w:p>
-          <w:pPr>
-            <w:pStyle w:val="17EC992587BC4425865346D4DA9A1D19"/>
-          </w:pPr>
-          <w:r>
-            <w:rPr>
-              <w:rStyle w:val="PlaceholderText"/>
-            </w:rPr>
-            <w:t>Choose an item.</w:t>
-          </w:r>
-        </w:p>
-      </w:docPartBody>
-    </w:docPart>
     <w:docPart>
       <w:docPartPr>
         <w:name w:val="E72A4F610ACC430D8AF3F15F6C4DC55C"/>
@@ -11407,12 +11288,70 @@
         </w:p>
       </w:docPartBody>
     </w:docPart>
+    <w:docPart>
+      <w:docPartPr>
+        <w:name w:val="5A29308900D7425C98581548610EC6C3"/>
+        <w:category>
+          <w:name w:val="General"/>
+          <w:gallery w:val="placeholder"/>
+        </w:category>
+        <w:types>
+          <w:type w:val="bbPlcHdr"/>
+        </w:types>
+        <w:behaviors>
+          <w:behavior w:val="content"/>
+        </w:behaviors>
+        <w:guid w:val="{FE743057-A8F4-40A6-A851-406C125B2CDA}"/>
+      </w:docPartPr>
+      <w:docPartBody>
+        <w:p>
+          <w:pPr>
+            <w:pStyle w:val="5A29308900D7425C98581548610EC6C3"/>
+          </w:pPr>
+          <w:r>
+            <w:rPr>
+              <w:rStyle w:val="PlaceholderText"/>
+            </w:rPr>
+            <w:t>Choose an item.</w:t>
+          </w:r>
+        </w:p>
+      </w:docPartBody>
+    </w:docPart>
+    <w:docPart>
+      <w:docPartPr>
+        <w:name w:val="7F69BEF0D6344CB686E554AF8E21E183"/>
+        <w:category>
+          <w:name w:val="General"/>
+          <w:gallery w:val="placeholder"/>
+        </w:category>
+        <w:types>
+          <w:type w:val="bbPlcHdr"/>
+        </w:types>
+        <w:behaviors>
+          <w:behavior w:val="content"/>
+        </w:behaviors>
+        <w:guid w:val="{07E5D56C-8078-4861-886E-8AC2A8AC2EF0}"/>
+      </w:docPartPr>
+      <w:docPartBody>
+        <w:p>
+          <w:pPr>
+            <w:pStyle w:val="7F69BEF0D6344CB686E554AF8E21E183"/>
+          </w:pPr>
+          <w:r>
+            <w:rPr>
+              <w:rStyle w:val="PlaceholderText"/>
+            </w:rPr>
+            <w:t>Choose an item.</w:t>
+          </w:r>
+        </w:p>
+      </w:docPartBody>
+    </w:docPart>
   </w:docParts>
 </w:glossaryDocument>
 </file>
 
 <file path=word/glossary/fontTable.xml><?xml version="1.0" encoding="utf-8"?>
-<w:fonts xmlns:mc="http://schemas.openxmlformats.org/markup-compatibility/2006" xmlns:r="http://schemas.openxmlformats.org/officeDocument/2006/relationships" xmlns:w="http://schemas.openxmlformats.org/wordprocessingml/2006/main" xmlns:w14="http://schemas.microsoft.com/office/word/2010/wordml" xmlns:w15="http://schemas.microsoft.com/office/word/2012/wordml" xmlns:w16cex="http://schemas.microsoft.com/office/word/2018/wordml/cex" xmlns:w16cid="http://schemas.microsoft.com/office/word/2016/wordml/cid" xmlns:w16="http://schemas.microsoft.com/office/word/2018/wordml" xmlns:w16sdtdh="http://schemas.microsoft.com/office/word/2020/wordml/sdtdatahash" xmlns:w16se="http://schemas.microsoft.com/office/word/2015/wordml/symex" mc:Ignorable="w14 w15 w16se w16cid w16 w16cex w16sdtdh">
+<w:fonts xmlns:mc="http://schemas.openxmlformats.org/markup-compatibility/2006" xmlns:r="http://schemas.openxmlformats.org/officeDocument/2006/relationships" xmlns:w="http://schemas.openxmlformats.org/wordprocessingml/2006/main" xmlns:w14="http://schemas.microsoft.com/office/word/2010/wordml" xmlns:w15="http://schemas.microsoft.com/office/word/2012/wordml" xmlns:w16cex="http://schemas.microsoft.com/office/word/2018/wordml/cex" xmlns:w16cid="http://schemas.microsoft.com/office/word/2016/wordml/cid" xmlns:w16="http://schemas.microsoft.com/office/word/2018/wordml" xmlns:w16du="http://schemas.microsoft.com/office/word/2023/wordml/word16du" xmlns:w16sdtdh="http://schemas.microsoft.com/office/word/2020/wordml/sdtdatahash" xmlns:w16sdtfl="http://schemas.microsoft.com/office/word/2024/wordml/sdtformatlock" xmlns:w16se="http://schemas.microsoft.com/office/word/2015/wordml/symex" mc:Ignorable="w14 w15 w16se w16cid w16 w16cex w16sdtdh w16sdtfl w16du">
   <w:font w:name="Times New Roman">
     <w:panose1 w:val="02020603050405020304"/>
     <w:charset w:val="00"/>
@@ -11499,7 +11438,7 @@
     <w:charset w:val="00"/>
     <w:family w:val="swiss"/>
     <w:pitch w:val="variable"/>
-    <w:sig w:usb0="E4002EFF" w:usb1="C000247B" w:usb2="00000009" w:usb3="00000000" w:csb0="000001FF" w:csb1="00000000"/>
+    <w:sig w:usb0="E4002EFF" w:usb1="C200247B" w:usb2="00000009" w:usb3="00000000" w:csb0="000001FF" w:csb1="00000000"/>
   </w:font>
   <w:font w:name="Aptos">
     <w:charset w:val="00"/>
@@ -11517,7 +11456,7 @@
 </file>
 
 <file path=word/glossary/settings.xml><?xml version="1.0" encoding="utf-8"?>
-<w:settings xmlns:mc="http://schemas.openxmlformats.org/markup-compatibility/2006" xmlns:o="urn:schemas-microsoft-com:office:office" xmlns:r="http://schemas.openxmlformats.org/officeDocument/2006/relationships" xmlns:m="http://schemas.openxmlformats.org/officeDocument/2006/math" xmlns:v="urn:schemas-microsoft-com:vml" xmlns:w10="urn:schemas-microsoft-com:office:word" xmlns:w="http://schemas.openxmlformats.org/wordprocessingml/2006/main" xmlns:w14="http://schemas.microsoft.com/office/word/2010/wordml" xmlns:w15="http://schemas.microsoft.com/office/word/2012/wordml" xmlns:w16cex="http://schemas.microsoft.com/office/word/2018/wordml/cex" xmlns:w16cid="http://schemas.microsoft.com/office/word/2016/wordml/cid" xmlns:w16="http://schemas.microsoft.com/office/word/2018/wordml" xmlns:w16sdtdh="http://schemas.microsoft.com/office/word/2020/wordml/sdtdatahash" xmlns:w16se="http://schemas.microsoft.com/office/word/2015/wordml/symex" xmlns:sl="http://schemas.openxmlformats.org/schemaLibrary/2006/main" mc:Ignorable="w14 w15 w16se w16cid w16 w16cex w16sdtdh">
+<w:settings xmlns:mc="http://schemas.openxmlformats.org/markup-compatibility/2006" xmlns:o="urn:schemas-microsoft-com:office:office" xmlns:r="http://schemas.openxmlformats.org/officeDocument/2006/relationships" xmlns:m="http://schemas.openxmlformats.org/officeDocument/2006/math" xmlns:v="urn:schemas-microsoft-com:vml" xmlns:w10="urn:schemas-microsoft-com:office:word" xmlns:w="http://schemas.openxmlformats.org/wordprocessingml/2006/main" xmlns:w14="http://schemas.microsoft.com/office/word/2010/wordml" xmlns:w15="http://schemas.microsoft.com/office/word/2012/wordml" xmlns:w16cex="http://schemas.microsoft.com/office/word/2018/wordml/cex" xmlns:w16cid="http://schemas.microsoft.com/office/word/2016/wordml/cid" xmlns:w16="http://schemas.microsoft.com/office/word/2018/wordml" xmlns:w16du="http://schemas.microsoft.com/office/word/2023/wordml/word16du" xmlns:w16sdtdh="http://schemas.microsoft.com/office/word/2020/wordml/sdtdatahash" xmlns:w16sdtfl="http://schemas.microsoft.com/office/word/2024/wordml/sdtformatlock" xmlns:w16se="http://schemas.microsoft.com/office/word/2015/wordml/symex" xmlns:sl="http://schemas.openxmlformats.org/schemaLibrary/2006/main" mc:Ignorable="w14 w15 w16se w16cid w16 w16cex w16sdtdh w16sdtfl w16du">
   <w:view w:val="normal"/>
   <w:defaultTabStop w:val="720"/>
   <w:characterSpacingControl w:val="doNotCompress"/>
@@ -11532,6 +11471,7 @@
   </w:compat>
   <w:rsids>
     <w:rsidRoot w:val="00396D4C"/>
+    <w:rsid w:val="00067D38"/>
     <w:rsid w:val="000C75E0"/>
     <w:rsid w:val="000D29C0"/>
     <w:rsid w:val="001264CF"/>
@@ -11540,8 +11480,10 @@
     <w:rsid w:val="00396D4C"/>
     <w:rsid w:val="003B2B62"/>
     <w:rsid w:val="003E6698"/>
+    <w:rsid w:val="00480CF5"/>
     <w:rsid w:val="004A51BD"/>
     <w:rsid w:val="004A79C8"/>
+    <w:rsid w:val="004F6622"/>
     <w:rsid w:val="0055292C"/>
     <w:rsid w:val="005978BD"/>
     <w:rsid w:val="005B2C51"/>
@@ -11558,6 +11500,7 @@
     <w:rsid w:val="00A625E7"/>
     <w:rsid w:val="00AD00D0"/>
     <w:rsid w:val="00AD385B"/>
+    <w:rsid w:val="00AE7E80"/>
     <w:rsid w:val="00B151FC"/>
     <w:rsid w:val="00B25158"/>
     <w:rsid w:val="00C45099"/>
@@ -11571,6 +11514,7 @@
     <w:rsid w:val="00F86607"/>
     <w:rsid w:val="00FB7D59"/>
     <w:rsid w:val="00FC076D"/>
+    <w:rsid w:val="00FE2751"/>
     <w:rsid w:val="00FF0F35"/>
   </w:rsids>
   <m:mathPr>
@@ -11595,7 +11539,7 @@
 </file>
 
 <file path=word/glossary/styles.xml><?xml version="1.0" encoding="utf-8"?>
-<w:styles xmlns:mc="http://schemas.openxmlformats.org/markup-compatibility/2006" xmlns:r="http://schemas.openxmlformats.org/officeDocument/2006/relationships" xmlns:w="http://schemas.openxmlformats.org/wordprocessingml/2006/main" xmlns:w14="http://schemas.microsoft.com/office/word/2010/wordml" xmlns:w15="http://schemas.microsoft.com/office/word/2012/wordml" xmlns:w16cex="http://schemas.microsoft.com/office/word/2018/wordml/cex" xmlns:w16cid="http://schemas.microsoft.com/office/word/2016/wordml/cid" xmlns:w16="http://schemas.microsoft.com/office/word/2018/wordml" xmlns:w16sdtdh="http://schemas.microsoft.com/office/word/2020/wordml/sdtdatahash" xmlns:w16se="http://schemas.microsoft.com/office/word/2015/wordml/symex" mc:Ignorable="w14 w15 w16se w16cid w16 w16cex w16sdtdh">
+<w:styles xmlns:mc="http://schemas.openxmlformats.org/markup-compatibility/2006" xmlns:r="http://schemas.openxmlformats.org/officeDocument/2006/relationships" xmlns:w="http://schemas.openxmlformats.org/wordprocessingml/2006/main" xmlns:w14="http://schemas.microsoft.com/office/word/2010/wordml" xmlns:w15="http://schemas.microsoft.com/office/word/2012/wordml" xmlns:w16cex="http://schemas.microsoft.com/office/word/2018/wordml/cex" xmlns:w16cid="http://schemas.microsoft.com/office/word/2016/wordml/cid" xmlns:w16="http://schemas.microsoft.com/office/word/2018/wordml" xmlns:w16du="http://schemas.microsoft.com/office/word/2023/wordml/word16du" xmlns:w16sdtdh="http://schemas.microsoft.com/office/word/2020/wordml/sdtdatahash" xmlns:w16sdtfl="http://schemas.microsoft.com/office/word/2024/wordml/sdtformatlock" xmlns:w16se="http://schemas.microsoft.com/office/word/2015/wordml/symex" mc:Ignorable="w14 w15 w16se w16cid w16 w16cex w16sdtdh w16sdtfl w16du">
   <w:docDefaults>
     <w:rPrDefault>
       <w:rPr>
@@ -12025,17 +11969,9 @@
     <w:basedOn w:val="DefaultParagraphFont"/>
     <w:uiPriority w:val="99"/>
     <w:semiHidden/>
-    <w:rsid w:val="00F57CEE"/>
+    <w:rsid w:val="004F6622"/>
     <w:rPr>
       <w:color w:val="808080"/>
-    </w:rPr>
-  </w:style>
-  <w:style w:type="paragraph" w:customStyle="1" w:styleId="17EC992587BC4425865346D4DA9A1D19">
-    <w:name w:val="17EC992587BC4425865346D4DA9A1D19"/>
-    <w:rsid w:val="007906D8"/>
-    <w:rPr>
-      <w:kern w:val="2"/>
-      <w14:ligatures w14:val="standardContextual"/>
     </w:rPr>
   </w:style>
   <w:style w:type="paragraph" w:customStyle="1" w:styleId="E72A4F610ACC430D8AF3F15F6C4DC55C">
@@ -12054,11 +11990,37 @@
       <w14:ligatures w14:val="standardContextual"/>
     </w:rPr>
   </w:style>
+  <w:style w:type="paragraph" w:customStyle="1" w:styleId="5A29308900D7425C98581548610EC6C3">
+    <w:name w:val="5A29308900D7425C98581548610EC6C3"/>
+    <w:rsid w:val="004F6622"/>
+    <w:pPr>
+      <w:spacing w:line="278" w:lineRule="auto"/>
+    </w:pPr>
+    <w:rPr>
+      <w:kern w:val="2"/>
+      <w:sz w:val="24"/>
+      <w:szCs w:val="24"/>
+      <w14:ligatures w14:val="standardContextual"/>
+    </w:rPr>
+  </w:style>
+  <w:style w:type="paragraph" w:customStyle="1" w:styleId="7F69BEF0D6344CB686E554AF8E21E183">
+    <w:name w:val="7F69BEF0D6344CB686E554AF8E21E183"/>
+    <w:rsid w:val="004F6622"/>
+    <w:pPr>
+      <w:spacing w:line="278" w:lineRule="auto"/>
+    </w:pPr>
+    <w:rPr>
+      <w:kern w:val="2"/>
+      <w:sz w:val="24"/>
+      <w:szCs w:val="24"/>
+      <w14:ligatures w14:val="standardContextual"/>
+    </w:rPr>
+  </w:style>
 </w:styles>
 </file>
 
 <file path=word/glossary/webSettings.xml><?xml version="1.0" encoding="utf-8"?>
-<w:webSettings xmlns:mc="http://schemas.openxmlformats.org/markup-compatibility/2006" xmlns:r="http://schemas.openxmlformats.org/officeDocument/2006/relationships" xmlns:w="http://schemas.openxmlformats.org/wordprocessingml/2006/main" xmlns:w14="http://schemas.microsoft.com/office/word/2010/wordml" xmlns:w15="http://schemas.microsoft.com/office/word/2012/wordml" xmlns:w16cex="http://schemas.microsoft.com/office/word/2018/wordml/cex" xmlns:w16cid="http://schemas.microsoft.com/office/word/2016/wordml/cid" xmlns:w16="http://schemas.microsoft.com/office/word/2018/wordml" xmlns:w16sdtdh="http://schemas.microsoft.com/office/word/2020/wordml/sdtdatahash" xmlns:w16se="http://schemas.microsoft.com/office/word/2015/wordml/symex" mc:Ignorable="w14 w15 w16se w16cid w16 w16cex w16sdtdh">
+<w:webSettings xmlns:mc="http://schemas.openxmlformats.org/markup-compatibility/2006" xmlns:r="http://schemas.openxmlformats.org/officeDocument/2006/relationships" xmlns:w="http://schemas.openxmlformats.org/wordprocessingml/2006/main" xmlns:w14="http://schemas.microsoft.com/office/word/2010/wordml" xmlns:w15="http://schemas.microsoft.com/office/word/2012/wordml" xmlns:w16cex="http://schemas.microsoft.com/office/word/2018/wordml/cex" xmlns:w16cid="http://schemas.microsoft.com/office/word/2016/wordml/cid" xmlns:w16="http://schemas.microsoft.com/office/word/2018/wordml" xmlns:w16du="http://schemas.microsoft.com/office/word/2023/wordml/word16du" xmlns:w16sdtdh="http://schemas.microsoft.com/office/word/2020/wordml/sdtdatahash" xmlns:w16sdtfl="http://schemas.microsoft.com/office/word/2024/wordml/sdtformatlock" xmlns:w16se="http://schemas.microsoft.com/office/word/2015/wordml/symex" mc:Ignorable="w14 w15 w16se w16cid w16 w16cex w16sdtdh w16sdtfl w16du">
   <w:optimizeForBrowser/>
   <w:allowPNG/>
 </w:webSettings>
@@ -12348,19 +12310,49 @@
 </file>
 
 <file path=customXml/item1.xml><?xml version="1.0" encoding="utf-8"?>
-<p:properties xmlns:p="http://schemas.microsoft.com/office/2006/metadata/properties" xmlns:xsi="http://www.w3.org/2001/XMLSchema-instance" xmlns:pc="http://schemas.microsoft.com/office/infopath/2007/PartnerControls">
-  <documentManagement>
-    <Permision_x0020_Group xmlns="6b214533-6d7e-4faa-b60a-c68173d0e928">Yes</Permision_x0020_Group>
-    <Category xmlns="6b214533-6d7e-4faa-b60a-c68173d0e928">Quality Forms</Category>
-    <Check_x0020_In_x0020_Comments xmlns="6b214533-6d7e-4faa-b60a-c68173d0e928">new</Check_x0020_In_x0020_Comments>
-    <Department xmlns="6b214533-6d7e-4faa-b60a-c68173d0e928">Forms</Department>
-    <_dlc_DocId xmlns="70a1ec7e-dabd-44ff-a287-45a508ef846f">4PE5NYAJDSQK-351-530</_dlc_DocId>
-    <_dlc_DocIdUrl xmlns="70a1ec7e-dabd-44ff-a287-45a508ef846f">
-      <Url>https://share.gatx.com/Operations/QA/_layouts/DocIdRedir.aspx?ID=4PE5NYAJDSQK-351-530</Url>
-      <Description>4PE5NYAJDSQK-351-530</Description>
-    </_dlc_DocIdUrl>
-  </documentManagement>
-</p:properties>
+<?mso-contentType ?>
+<spe:Receivers xmlns:spe="http://schemas.microsoft.com/sharepoint/events">
+  <Receiver>
+    <Name>Document ID Generator</Name>
+    <Synchronization>Synchronous</Synchronization>
+    <Type>10001</Type>
+    <SequenceNumber>1000</SequenceNumber>
+    <Assembly>Microsoft.Office.DocumentManagement, Version=14.0.0.0, Culture=neutral, PublicKeyToken=71e9bce111e9429c</Assembly>
+    <Class>Microsoft.Office.DocumentManagement.Internal.DocIdHandler</Class>
+    <Data/>
+    <Filter/>
+  </Receiver>
+  <Receiver>
+    <Name>Document ID Generator</Name>
+    <Synchronization>Synchronous</Synchronization>
+    <Type>10002</Type>
+    <SequenceNumber>1001</SequenceNumber>
+    <Assembly>Microsoft.Office.DocumentManagement, Version=14.0.0.0, Culture=neutral, PublicKeyToken=71e9bce111e9429c</Assembly>
+    <Class>Microsoft.Office.DocumentManagement.Internal.DocIdHandler</Class>
+    <Data/>
+    <Filter/>
+  </Receiver>
+  <Receiver>
+    <Name>Document ID Generator</Name>
+    <Synchronization>Synchronous</Synchronization>
+    <Type>10004</Type>
+    <SequenceNumber>1002</SequenceNumber>
+    <Assembly>Microsoft.Office.DocumentManagement, Version=14.0.0.0, Culture=neutral, PublicKeyToken=71e9bce111e9429c</Assembly>
+    <Class>Microsoft.Office.DocumentManagement.Internal.DocIdHandler</Class>
+    <Data/>
+    <Filter/>
+  </Receiver>
+  <Receiver>
+    <Name>Document ID Generator</Name>
+    <Synchronization>Synchronous</Synchronization>
+    <Type>10006</Type>
+    <SequenceNumber>1003</SequenceNumber>
+    <Assembly>Microsoft.Office.DocumentManagement, Version=14.0.0.0, Culture=neutral, PublicKeyToken=71e9bce111e9429c</Assembly>
+    <Class>Microsoft.Office.DocumentManagement.Internal.DocIdHandler</Class>
+    <Data/>
+    <Filter/>
+  </Receiver>
+</spe:Receivers>
 </file>
 
 <file path=customXml/item2.xml><?xml version="1.0" encoding="utf-8"?>
@@ -12573,56 +12565,22 @@
 </file>
 
 <file path=customXml/item3.xml><?xml version="1.0" encoding="utf-8"?>
-<?mso-contentType ?>
-<spe:Receivers xmlns:spe="http://schemas.microsoft.com/sharepoint/events">
-  <Receiver>
-    <Name>Document ID Generator</Name>
-    <Synchronization>Synchronous</Synchronization>
-    <Type>10001</Type>
-    <SequenceNumber>1000</SequenceNumber>
-    <Assembly>Microsoft.Office.DocumentManagement, Version=14.0.0.0, Culture=neutral, PublicKeyToken=71e9bce111e9429c</Assembly>
-    <Class>Microsoft.Office.DocumentManagement.Internal.DocIdHandler</Class>
-    <Data/>
-    <Filter/>
-  </Receiver>
-  <Receiver>
-    <Name>Document ID Generator</Name>
-    <Synchronization>Synchronous</Synchronization>
-    <Type>10002</Type>
-    <SequenceNumber>1001</SequenceNumber>
-    <Assembly>Microsoft.Office.DocumentManagement, Version=14.0.0.0, Culture=neutral, PublicKeyToken=71e9bce111e9429c</Assembly>
-    <Class>Microsoft.Office.DocumentManagement.Internal.DocIdHandler</Class>
-    <Data/>
-    <Filter/>
-  </Receiver>
-  <Receiver>
-    <Name>Document ID Generator</Name>
-    <Synchronization>Synchronous</Synchronization>
-    <Type>10004</Type>
-    <SequenceNumber>1002</SequenceNumber>
-    <Assembly>Microsoft.Office.DocumentManagement, Version=14.0.0.0, Culture=neutral, PublicKeyToken=71e9bce111e9429c</Assembly>
-    <Class>Microsoft.Office.DocumentManagement.Internal.DocIdHandler</Class>
-    <Data/>
-    <Filter/>
-  </Receiver>
-  <Receiver>
-    <Name>Document ID Generator</Name>
-    <Synchronization>Synchronous</Synchronization>
-    <Type>10006</Type>
-    <SequenceNumber>1003</SequenceNumber>
-    <Assembly>Microsoft.Office.DocumentManagement, Version=14.0.0.0, Culture=neutral, PublicKeyToken=71e9bce111e9429c</Assembly>
-    <Class>Microsoft.Office.DocumentManagement.Internal.DocIdHandler</Class>
-    <Data/>
-    <Filter/>
-  </Receiver>
-</spe:Receivers>
+<p:properties xmlns:p="http://schemas.microsoft.com/office/2006/metadata/properties" xmlns:xsi="http://www.w3.org/2001/XMLSchema-instance" xmlns:pc="http://schemas.microsoft.com/office/infopath/2007/PartnerControls">
+  <documentManagement>
+    <Permision_x0020_Group xmlns="6b214533-6d7e-4faa-b60a-c68173d0e928">Yes</Permision_x0020_Group>
+    <Category xmlns="6b214533-6d7e-4faa-b60a-c68173d0e928">Quality Forms</Category>
+    <Check_x0020_In_x0020_Comments xmlns="6b214533-6d7e-4faa-b60a-c68173d0e928">new</Check_x0020_In_x0020_Comments>
+    <Department xmlns="6b214533-6d7e-4faa-b60a-c68173d0e928">Forms</Department>
+    <_dlc_DocId xmlns="70a1ec7e-dabd-44ff-a287-45a508ef846f">4PE5NYAJDSQK-351-530</_dlc_DocId>
+    <_dlc_DocIdUrl xmlns="70a1ec7e-dabd-44ff-a287-45a508ef846f">
+      <Url>https://share.gatx.com/Operations/QA/_layouts/DocIdRedir.aspx?ID=4PE5NYAJDSQK-351-530</Url>
+      <Description>4PE5NYAJDSQK-351-530</Description>
+    </_dlc_DocIdUrl>
+  </documentManagement>
+</p:properties>
 </file>
 
 <file path=customXml/item4.xml><?xml version="1.0" encoding="utf-8"?>
-<b:Sources xmlns:b="http://schemas.openxmlformats.org/officeDocument/2006/bibliography" xmlns="http://schemas.openxmlformats.org/officeDocument/2006/bibliography" SelectedStyle="\APA.XSL" StyleName="APA"/>
-</file>
-
-<file path=customXml/item5.xml><?xml version="1.0" encoding="utf-8"?>
 <?mso-contentType ?>
 <FormTemplates xmlns="http://schemas.microsoft.com/sharepoint/v3/contenttype/forms">
   <Display>DocumentLibraryForm</Display>
@@ -12631,13 +12589,14 @@
 </FormTemplates>
 </file>
 
+<file path=customXml/item5.xml><?xml version="1.0" encoding="utf-8"?>
+<b:Sources xmlns:b="http://schemas.openxmlformats.org/officeDocument/2006/bibliography" xmlns="http://schemas.openxmlformats.org/officeDocument/2006/bibliography" SelectedStyle="\APA.XSL" StyleName="APA"/>
+</file>
+
 <file path=customXml/itemProps1.xml><?xml version="1.0" encoding="utf-8"?>
-<ds:datastoreItem xmlns:ds="http://schemas.openxmlformats.org/officeDocument/2006/customXml" ds:itemID="{292BDBE0-2F3D-4731-BAE2-2BB28660CBDC}">
+<ds:datastoreItem xmlns:ds="http://schemas.openxmlformats.org/officeDocument/2006/customXml" ds:itemID="{9713ED0B-4A55-4E90-ADE0-FD5A94A35639}">
   <ds:schemaRefs>
-    <ds:schemaRef ds:uri="http://schemas.microsoft.com/office/2006/metadata/properties"/>
-    <ds:schemaRef ds:uri="http://schemas.microsoft.com/office/infopath/2007/PartnerControls"/>
-    <ds:schemaRef ds:uri="6b214533-6d7e-4faa-b60a-c68173d0e928"/>
-    <ds:schemaRef ds:uri="70a1ec7e-dabd-44ff-a287-45a508ef846f"/>
+    <ds:schemaRef ds:uri="http://schemas.microsoft.com/sharepoint/events"/>
   </ds:schemaRefs>
 </ds:datastoreItem>
 </file>
@@ -12662,25 +12621,28 @@
 </file>
 
 <file path=customXml/itemProps3.xml><?xml version="1.0" encoding="utf-8"?>
-<ds:datastoreItem xmlns:ds="http://schemas.openxmlformats.org/officeDocument/2006/customXml" ds:itemID="{9713ED0B-4A55-4E90-ADE0-FD5A94A35639}">
+<ds:datastoreItem xmlns:ds="http://schemas.openxmlformats.org/officeDocument/2006/customXml" ds:itemID="{292BDBE0-2F3D-4731-BAE2-2BB28660CBDC}">
   <ds:schemaRefs>
-    <ds:schemaRef ds:uri="http://schemas.microsoft.com/sharepoint/events"/>
+    <ds:schemaRef ds:uri="http://schemas.microsoft.com/office/2006/metadata/properties"/>
+    <ds:schemaRef ds:uri="http://schemas.microsoft.com/office/infopath/2007/PartnerControls"/>
+    <ds:schemaRef ds:uri="6b214533-6d7e-4faa-b60a-c68173d0e928"/>
+    <ds:schemaRef ds:uri="70a1ec7e-dabd-44ff-a287-45a508ef846f"/>
   </ds:schemaRefs>
 </ds:datastoreItem>
 </file>
 
 <file path=customXml/itemProps4.xml><?xml version="1.0" encoding="utf-8"?>
+<ds:datastoreItem xmlns:ds="http://schemas.openxmlformats.org/officeDocument/2006/customXml" ds:itemID="{642B715A-D213-4555-86A7-802F85B22BC2}">
+  <ds:schemaRefs>
+    <ds:schemaRef ds:uri="http://schemas.microsoft.com/sharepoint/v3/contenttype/forms"/>
+  </ds:schemaRefs>
+</ds:datastoreItem>
+</file>
+
+<file path=customXml/itemProps5.xml><?xml version="1.0" encoding="utf-8"?>
 <ds:datastoreItem xmlns:ds="http://schemas.openxmlformats.org/officeDocument/2006/customXml" ds:itemID="{9F2FC750-D514-413D-93EF-E93D8E2F41E4}">
   <ds:schemaRefs>
     <ds:schemaRef ds:uri="http://schemas.openxmlformats.org/officeDocument/2006/bibliography"/>
   </ds:schemaRefs>
 </ds:datastoreItem>
-</file>
-
-<file path=customXml/itemProps5.xml><?xml version="1.0" encoding="utf-8"?>
-<ds:datastoreItem xmlns:ds="http://schemas.openxmlformats.org/officeDocument/2006/customXml" ds:itemID="{642B715A-D213-4555-86A7-802F85B22BC2}">
-  <ds:schemaRefs>
-    <ds:schemaRef ds:uri="http://schemas.microsoft.com/sharepoint/v3/contenttype/forms"/>
-  </ds:schemaRefs>
-</ds:datastoreItem>
 </file>